--- a/proyecto campus virtual.docx
+++ b/proyecto campus virtual.docx
@@ -4,7 +4,15 @@
   <w:body>
     <w:p>
       <w:r>
-        <w:t xml:space="preserve">Aquí tenés la </w:t>
+        <w:t xml:space="preserve">Aquí </w:t>
+      </w:r>
+      <w:proofErr w:type="spellStart"/>
+      <w:r>
+        <w:t>tenés</w:t>
+      </w:r>
+      <w:proofErr w:type="spellEnd"/>
+      <w:r>
+        <w:t xml:space="preserve"> la </w:t>
       </w:r>
       <w:r>
         <w:rPr>
@@ -63,7 +71,23 @@
         </w:numPr>
       </w:pPr>
       <w:r>
-        <w:t>Archivo base ultra-optimizado con diseño SaaS moderno, denso y libre de espacios vacíos (inspirado en Moodle Boost).</w:t>
+        <w:t xml:space="preserve">Archivo base </w:t>
+      </w:r>
+      <w:proofErr w:type="spellStart"/>
+      <w:r>
+        <w:t>ultra-optimizado</w:t>
+      </w:r>
+      <w:proofErr w:type="spellEnd"/>
+      <w:r>
+        <w:t xml:space="preserve"> con diseño SaaS moderno, denso y libre de espacios vacíos (inspirado en Moodle </w:t>
+      </w:r>
+      <w:proofErr w:type="spellStart"/>
+      <w:r>
+        <w:t>Boost</w:t>
+      </w:r>
+      <w:proofErr w:type="spellEnd"/>
+      <w:r>
+        <w:t>).</w:t>
       </w:r>
     </w:p>
     <w:p>
@@ -73,15 +97,40 @@
           <w:numId w:val="1"/>
         </w:numPr>
       </w:pPr>
-      <w:r>
-        <w:rPr>
-          <w:b/>
-          <w:bCs/>
-        </w:rPr>
-        <w:t>LocalStorage:</w:t>
-      </w:r>
-      <w:r>
-        <w:t xml:space="preserve"> Para almacenamiento privado y local (perfil, avatar, notas personales por pregunta, checklists de estudio y auto-guardado).</w:t>
+      <w:proofErr w:type="spellStart"/>
+      <w:r>
+        <w:rPr>
+          <w:b/>
+          <w:bCs/>
+        </w:rPr>
+        <w:t>LocalStorage</w:t>
+      </w:r>
+      <w:proofErr w:type="spellEnd"/>
+      <w:r>
+        <w:rPr>
+          <w:b/>
+          <w:bCs/>
+        </w:rPr>
+        <w:t>:</w:t>
+      </w:r>
+      <w:r>
+        <w:t xml:space="preserve"> Para almacenamiento privado y local (perfil, avatar, notas personales por pregunta, </w:t>
+      </w:r>
+      <w:proofErr w:type="spellStart"/>
+      <w:r>
+        <w:t>checklists</w:t>
+      </w:r>
+      <w:proofErr w:type="spellEnd"/>
+      <w:r>
+        <w:t xml:space="preserve"> de estudio y </w:t>
+      </w:r>
+      <w:proofErr w:type="spellStart"/>
+      <w:r>
+        <w:t>auto-guardado</w:t>
+      </w:r>
+      <w:proofErr w:type="spellEnd"/>
+      <w:r>
+        <w:t>).</w:t>
       </w:r>
     </w:p>
     <w:p>
@@ -91,12 +140,21 @@
           <w:numId w:val="1"/>
         </w:numPr>
       </w:pPr>
-      <w:r>
-        <w:rPr>
-          <w:b/>
-          <w:bCs/>
-        </w:rPr>
-        <w:t>Supabase (Nube):</w:t>
+      <w:proofErr w:type="spellStart"/>
+      <w:r>
+        <w:rPr>
+          <w:b/>
+          <w:bCs/>
+        </w:rPr>
+        <w:t>Supabase</w:t>
+      </w:r>
+      <w:proofErr w:type="spellEnd"/>
+      <w:r>
+        <w:rPr>
+          <w:b/>
+          <w:bCs/>
+        </w:rPr>
+        <w:t xml:space="preserve"> (Nube):</w:t>
       </w:r>
       <w:r>
         <w:t xml:space="preserve"> Base de datos ultraligera para funciones colaborativas (Ranking Global, Buzón de Erratas y salas en tiempo real del Modo Versus).</w:t>
@@ -159,7 +217,23 @@
           <w:b/>
           <w:bCs/>
         </w:rPr>
-        <w:t xml:space="preserve"> Fase 2: Portal Público, Landing Page y Autenticación</w:t>
+        <w:t xml:space="preserve"> Fase 2: Portal Público, </w:t>
+      </w:r>
+      <w:proofErr w:type="spellStart"/>
+      <w:r>
+        <w:rPr>
+          <w:b/>
+          <w:bCs/>
+        </w:rPr>
+        <w:t>Landing</w:t>
+      </w:r>
+      <w:proofErr w:type="spellEnd"/>
+      <w:r>
+        <w:rPr>
+          <w:b/>
+          <w:bCs/>
+        </w:rPr>
+        <w:t xml:space="preserve"> Page y Autenticación</w:t>
       </w:r>
     </w:p>
     <w:p>
@@ -169,12 +243,37 @@
           <w:numId w:val="2"/>
         </w:numPr>
       </w:pPr>
-      <w:r>
-        <w:rPr>
-          <w:b/>
-          <w:bCs/>
-        </w:rPr>
-        <w:t>Landing Page y Dashboard Principal:</w:t>
+      <w:proofErr w:type="spellStart"/>
+      <w:r>
+        <w:rPr>
+          <w:b/>
+          <w:bCs/>
+        </w:rPr>
+        <w:t>Landing</w:t>
+      </w:r>
+      <w:proofErr w:type="spellEnd"/>
+      <w:r>
+        <w:rPr>
+          <w:b/>
+          <w:bCs/>
+        </w:rPr>
+        <w:t xml:space="preserve"> Page y </w:t>
+      </w:r>
+      <w:proofErr w:type="spellStart"/>
+      <w:r>
+        <w:rPr>
+          <w:b/>
+          <w:bCs/>
+        </w:rPr>
+        <w:t>Dashboard</w:t>
+      </w:r>
+      <w:proofErr w:type="spellEnd"/>
+      <w:r>
+        <w:rPr>
+          <w:b/>
+          <w:bCs/>
+        </w:rPr>
+        <w:t xml:space="preserve"> Principal:</w:t>
       </w:r>
     </w:p>
     <w:p>
@@ -185,7 +284,15 @@
         </w:numPr>
       </w:pPr>
       <w:r>
-        <w:t>Tarjetas de métricas rápidas (KPI Cards) y selector de paletas de acento (modo claro y oscuro).</w:t>
+        <w:t xml:space="preserve">Tarjetas de métricas rápidas (KPI </w:t>
+      </w:r>
+      <w:proofErr w:type="spellStart"/>
+      <w:r>
+        <w:t>Cards</w:t>
+      </w:r>
+      <w:proofErr w:type="spellEnd"/>
+      <w:r>
+        <w:t>) y selector de paletas de acento (modo claro y oscuro).</w:t>
       </w:r>
     </w:p>
     <w:p>
@@ -257,8 +364,13 @@
           <w:numId w:val="2"/>
         </w:numPr>
       </w:pPr>
-      <w:r>
-        <w:t>Login/Registro de usuarios con tarjetas de módulos bloqueadas por iconos de candado.</w:t>
+      <w:proofErr w:type="spellStart"/>
+      <w:r>
+        <w:t>Login</w:t>
+      </w:r>
+      <w:proofErr w:type="spellEnd"/>
+      <w:r>
+        <w:t>/Registro de usuarios con tarjetas de módulos bloqueadas por iconos de candado.</w:t>
       </w:r>
     </w:p>
     <w:p>
@@ -269,7 +381,6 @@
         </w:numPr>
       </w:pPr>
       <w:r>
-        <w:lastRenderedPageBreak/>
         <w:t>Selector de perfiles rápidos para alternar cuentas si se comparte el dispositivo.</w:t>
       </w:r>
     </w:p>
@@ -311,7 +422,15 @@
         <w:t>Sección Teórica Independiente:</w:t>
       </w:r>
       <w:r>
-        <w:t xml:space="preserve"> Apartado exclusivo separado de los examenes y duelos.</w:t>
+        <w:t xml:space="preserve"> Apartado exclusivo separado de los </w:t>
+      </w:r>
+      <w:proofErr w:type="spellStart"/>
+      <w:r>
+        <w:t>examenes</w:t>
+      </w:r>
+      <w:proofErr w:type="spellEnd"/>
+      <w:r>
+        <w:t xml:space="preserve"> y duelos.</w:t>
       </w:r>
     </w:p>
     <w:p>
@@ -321,15 +440,32 @@
           <w:numId w:val="3"/>
         </w:numPr>
       </w:pPr>
-      <w:r>
-        <w:rPr>
-          <w:b/>
-          <w:bCs/>
-        </w:rPr>
-        <w:t>Checklists Interactivos de las 11 Unidades Problema:</w:t>
-      </w:r>
-      <w:r>
-        <w:t xml:space="preserve"> Desglose completo del programa de Cirugía con casillas marcables de objetivos y contenidos de estudio. </w:t>
+      <w:proofErr w:type="spellStart"/>
+      <w:r>
+        <w:rPr>
+          <w:b/>
+          <w:bCs/>
+        </w:rPr>
+        <w:t>Checklists</w:t>
+      </w:r>
+      <w:proofErr w:type="spellEnd"/>
+      <w:r>
+        <w:rPr>
+          <w:b/>
+          <w:bCs/>
+        </w:rPr>
+        <w:t xml:space="preserve"> Interactivos de las 11 Unidades Problema:</w:t>
+      </w:r>
+      <w:r>
+        <w:t xml:space="preserve"> Desglose completo del programa de Cirugía con casillas </w:t>
+      </w:r>
+      <w:proofErr w:type="spellStart"/>
+      <w:r>
+        <w:t>marcables</w:t>
+      </w:r>
+      <w:proofErr w:type="spellEnd"/>
+      <w:r>
+        <w:t xml:space="preserve"> de objetivos y contenidos de estudio. </w:t>
       </w:r>
     </w:p>
     <w:p>
@@ -355,6 +491,7 @@
         </w:numPr>
       </w:pPr>
       <w:r>
+        <w:lastRenderedPageBreak/>
         <w:t>Barra de progreso global del módulo de estudio.</w:t>
       </w:r>
     </w:p>
@@ -368,6 +505,7 @@
       <w:r>
         <w:t xml:space="preserve">Notificaciones </w:t>
       </w:r>
+      <w:proofErr w:type="spellStart"/>
       <w:r>
         <w:rPr>
           <w:i/>
@@ -375,6 +513,7 @@
         </w:rPr>
         <w:t>toast</w:t>
       </w:r>
+      <w:proofErr w:type="spellEnd"/>
       <w:r>
         <w:t xml:space="preserve"> animadas al completar el 100% de una Unidad Problema.</w:t>
       </w:r>
@@ -580,8 +719,13 @@
           <w:numId w:val="4"/>
         </w:numPr>
       </w:pPr>
-      <w:r>
-        <w:t>Auto-guardado local del progreso y bloqueo de cierre accidental de pestaña.</w:t>
+      <w:proofErr w:type="spellStart"/>
+      <w:r>
+        <w:t>Auto-guardado</w:t>
+      </w:r>
+      <w:proofErr w:type="spellEnd"/>
+      <w:r>
+        <w:t xml:space="preserve"> local del progreso y bloqueo de cierre accidental de pestaña.</w:t>
       </w:r>
     </w:p>
     <w:p>
@@ -604,7 +748,23 @@
           <w:b/>
           <w:bCs/>
         </w:rPr>
-        <w:t xml:space="preserve"> Fase 5: Experiencia de Resolución (Interfaz Moodle Boost)</w:t>
+        <w:t xml:space="preserve"> Fase 5: Experiencia de Resolución (Interfaz Moodle </w:t>
+      </w:r>
+      <w:proofErr w:type="spellStart"/>
+      <w:r>
+        <w:rPr>
+          <w:b/>
+          <w:bCs/>
+        </w:rPr>
+        <w:t>Boost</w:t>
+      </w:r>
+      <w:proofErr w:type="spellEnd"/>
+      <w:r>
+        <w:rPr>
+          <w:b/>
+          <w:bCs/>
+        </w:rPr>
+        <w:t>)</w:t>
       </w:r>
     </w:p>
     <w:p>
@@ -619,7 +779,6 @@
           <w:b/>
           <w:bCs/>
         </w:rPr>
-        <w:lastRenderedPageBreak/>
         <w:t>Grilla Lateral Inteligente:</w:t>
       </w:r>
       <w:r>
@@ -688,7 +847,15 @@
         </w:numPr>
       </w:pPr>
       <w:r>
-        <w:t>Atajos de teclado avanzados (A, B, C, D, flechas de dirección y Enter) con modal de ayuda (?).</w:t>
+        <w:t xml:space="preserve">Atajos de teclado avanzados (A, B, C, D, flechas de dirección y </w:t>
+      </w:r>
+      <w:proofErr w:type="spellStart"/>
+      <w:r>
+        <w:t>Enter</w:t>
+      </w:r>
+      <w:proofErr w:type="spellEnd"/>
+      <w:r>
+        <w:t>) con modal de ayuda (?).</w:t>
       </w:r>
     </w:p>
     <w:p>
@@ -780,6 +947,7 @@
         </w:numPr>
       </w:pPr>
       <w:r>
+        <w:lastRenderedPageBreak/>
         <w:t xml:space="preserve">Botón </w:t>
       </w:r>
       <w:r>
@@ -887,7 +1055,15 @@
         </w:numPr>
       </w:pPr>
       <w:r>
-        <w:t>Sección de "Puntos Débiles" y medallas desbloqueables con distinción especial en el Leaderboard.</w:t>
+        <w:t xml:space="preserve">Sección de "Puntos Débiles" y medallas desbloqueables con distinción especial en el </w:t>
+      </w:r>
+      <w:proofErr w:type="spellStart"/>
+      <w:r>
+        <w:t>Leaderboard</w:t>
+      </w:r>
+      <w:proofErr w:type="spellEnd"/>
+      <w:r>
+        <w:t>.</w:t>
       </w:r>
     </w:p>
     <w:p>
@@ -936,7 +1112,6 @@
         </w:numPr>
       </w:pPr>
       <w:r>
-        <w:lastRenderedPageBreak/>
         <w:t>Selector visual interactivo con tarjetas de alto impacto.</w:t>
       </w:r>
     </w:p>
@@ -952,7 +1127,39 @@
           <w:b/>
           <w:bCs/>
         </w:rPr>
-        <w:t>Lobby en Supabase (Realtime):</w:t>
+        <w:t xml:space="preserve">Lobby en </w:t>
+      </w:r>
+      <w:proofErr w:type="spellStart"/>
+      <w:r>
+        <w:rPr>
+          <w:b/>
+          <w:bCs/>
+        </w:rPr>
+        <w:t>Supabase</w:t>
+      </w:r>
+      <w:proofErr w:type="spellEnd"/>
+      <w:r>
+        <w:rPr>
+          <w:b/>
+          <w:bCs/>
+        </w:rPr>
+        <w:t xml:space="preserve"> (</w:t>
+      </w:r>
+      <w:proofErr w:type="spellStart"/>
+      <w:r>
+        <w:rPr>
+          <w:b/>
+          <w:bCs/>
+        </w:rPr>
+        <w:t>Realtime</w:t>
+      </w:r>
+      <w:proofErr w:type="spellEnd"/>
+      <w:r>
+        <w:rPr>
+          <w:b/>
+          <w:bCs/>
+        </w:rPr>
+        <w:t>):</w:t>
       </w:r>
       <w:r>
         <w:t xml:space="preserve"> Salas de espera con animación de radar mediante códigos de sala.</w:t>
@@ -975,12 +1182,21 @@
       <w:r>
         <w:t xml:space="preserve"> Modo Muerte Súbita (el primero que falla pierde), bonus de velocidad por respuesta rápida y desempate automático por velocidad (</w:t>
       </w:r>
+      <w:proofErr w:type="spellStart"/>
       <w:r>
         <w:rPr>
           <w:i/>
           <w:iCs/>
         </w:rPr>
-        <w:t>Tie-Break</w:t>
+        <w:t>Tie</w:t>
+      </w:r>
+      <w:proofErr w:type="spellEnd"/>
+      <w:r>
+        <w:rPr>
+          <w:i/>
+          <w:iCs/>
+        </w:rPr>
+        <w:t>-Break</w:t>
       </w:r>
       <w:r>
         <w:t>).</w:t>
@@ -1001,7 +1217,23 @@
           <w:i/>
           <w:iCs/>
         </w:rPr>
-        <w:t>Head-to-Head</w:t>
+        <w:t>Head-</w:t>
+      </w:r>
+      <w:proofErr w:type="spellStart"/>
+      <w:r>
+        <w:rPr>
+          <w:i/>
+          <w:iCs/>
+        </w:rPr>
+        <w:t>to</w:t>
+      </w:r>
+      <w:proofErr w:type="spellEnd"/>
+      <w:r>
+        <w:rPr>
+          <w:i/>
+          <w:iCs/>
+        </w:rPr>
+        <w:t>-Head</w:t>
       </w:r>
       <w:r>
         <w:t xml:space="preserve"> (cara a cara contra compañeros) y sistema de desafíos pendientes.</w:t>
@@ -1022,8 +1254,17 @@
           <w:b/>
           <w:bCs/>
         </w:rPr>
-        <w:t>Versus Share Card</w:t>
-      </w:r>
+        <w:t xml:space="preserve">Versus Share </w:t>
+      </w:r>
+      <w:proofErr w:type="spellStart"/>
+      <w:r>
+        <w:rPr>
+          <w:b/>
+          <w:bCs/>
+        </w:rPr>
+        <w:t>Card</w:t>
+      </w:r>
+      <w:proofErr w:type="spellEnd"/>
       <w:r>
         <w:t xml:space="preserve"> (tarjeta gráfica para presumir en redes).</w:t>
       </w:r>
@@ -1035,8 +1276,21 @@
           <w:numId w:val="7"/>
         </w:numPr>
       </w:pPr>
-      <w:r>
-        <w:t>Feed en vivo de duelos recientes y scouting de rivales (perfiles públicos).</w:t>
+      <w:proofErr w:type="spellStart"/>
+      <w:r>
+        <w:t>Feed</w:t>
+      </w:r>
+      <w:proofErr w:type="spellEnd"/>
+      <w:r>
+        <w:t xml:space="preserve"> en vivo de duelos recientes y </w:t>
+      </w:r>
+      <w:proofErr w:type="spellStart"/>
+      <w:r>
+        <w:t>scouting</w:t>
+      </w:r>
+      <w:proofErr w:type="spellEnd"/>
+      <w:r>
+        <w:t xml:space="preserve"> de rivales (perfiles públicos).</w:t>
       </w:r>
     </w:p>
     <w:p>
@@ -1109,13 +1363,31 @@
       <w:r>
         <w:t>Ranking global de preguntas más falladas (</w:t>
       </w:r>
+      <w:proofErr w:type="spellStart"/>
       <w:r>
         <w:rPr>
           <w:i/>
           <w:iCs/>
         </w:rPr>
-        <w:t>Pain Points</w:t>
-      </w:r>
+        <w:t>Pain</w:t>
+      </w:r>
+      <w:proofErr w:type="spellEnd"/>
+      <w:r>
+        <w:rPr>
+          <w:i/>
+          <w:iCs/>
+        </w:rPr>
+        <w:t xml:space="preserve"> </w:t>
+      </w:r>
+      <w:proofErr w:type="spellStart"/>
+      <w:r>
+        <w:rPr>
+          <w:i/>
+          <w:iCs/>
+        </w:rPr>
+        <w:t>Points</w:t>
+      </w:r>
+      <w:proofErr w:type="spellEnd"/>
       <w:r>
         <w:t>).</w:t>
       </w:r>
@@ -1186,10 +1458,4344 @@
         <w:t>) para gestionar los reportes de los alumnos junto con sus justificaciones bibliográficas.</w:t>
       </w:r>
     </w:p>
-    <w:p/>
+    <w:p>
+      <w:pPr>
+        <w:ind w:left="1440"/>
+      </w:pPr>
+    </w:p>
+    <w:p>
+      <w:r>
+        <w:lastRenderedPageBreak/>
+        <w:t>MEJORAS PARA IMPLEMENTAR EN NIKA IA PARA SUITE ESTUDIO 16/09/2026</w:t>
+      </w:r>
+    </w:p>
+    <w:p>
+      <w:pPr>
+        <w:jc w:val="both"/>
+        <w:rPr>
+          <w:b/>
+          <w:bCs/>
+          <w:sz w:val="22"/>
+          <w:szCs w:val="22"/>
+        </w:rPr>
+      </w:pPr>
+      <w:r>
+        <w:rPr>
+          <w:b/>
+          <w:bCs/>
+          <w:sz w:val="22"/>
+          <w:szCs w:val="22"/>
+        </w:rPr>
+        <w:t>MANUAL TÉCNICO Y HOJA DE RUTA: FASE D — SUITE DE ESTUDIO "CAMPUS NIKA"</w:t>
+      </w:r>
+    </w:p>
+    <w:p>
+      <w:pPr>
+        <w:jc w:val="both"/>
+        <w:rPr>
+          <w:sz w:val="22"/>
+          <w:szCs w:val="22"/>
+        </w:rPr>
+      </w:pPr>
+      <w:r>
+        <w:rPr>
+          <w:b/>
+          <w:bCs/>
+          <w:sz w:val="22"/>
+          <w:szCs w:val="22"/>
+        </w:rPr>
+        <w:t>Arquitectura, Diseño y Plan de Implementación Modular para Plataforma Médica</w:t>
+      </w:r>
+    </w:p>
+    <w:p>
+      <w:pPr>
+        <w:jc w:val="both"/>
+        <w:rPr>
+          <w:b/>
+          <w:bCs/>
+          <w:sz w:val="22"/>
+          <w:szCs w:val="22"/>
+        </w:rPr>
+      </w:pPr>
+      <w:r>
+        <w:rPr>
+          <w:b/>
+          <w:bCs/>
+          <w:sz w:val="22"/>
+          <w:szCs w:val="22"/>
+        </w:rPr>
+        <w:t>1. Visión General y Objetivos Arquitectónicos</w:t>
+      </w:r>
+    </w:p>
+    <w:p>
+      <w:pPr>
+        <w:jc w:val="both"/>
+        <w:rPr>
+          <w:sz w:val="22"/>
+          <w:szCs w:val="22"/>
+        </w:rPr>
+      </w:pPr>
+      <w:r>
+        <w:rPr>
+          <w:sz w:val="22"/>
+          <w:szCs w:val="22"/>
+        </w:rPr>
+        <w:t xml:space="preserve">La </w:t>
+      </w:r>
+      <w:r>
+        <w:rPr>
+          <w:b/>
+          <w:bCs/>
+          <w:sz w:val="22"/>
+          <w:szCs w:val="22"/>
+        </w:rPr>
+        <w:t>Fase D</w:t>
+      </w:r>
+      <w:r>
+        <w:rPr>
+          <w:sz w:val="22"/>
+          <w:szCs w:val="22"/>
+        </w:rPr>
+        <w:t xml:space="preserve"> introduce la </w:t>
+      </w:r>
+      <w:r>
+        <w:rPr>
+          <w:b/>
+          <w:bCs/>
+          <w:sz w:val="22"/>
+          <w:szCs w:val="22"/>
+        </w:rPr>
+        <w:t>Suite de Estudio por Unidades Problema (</w:t>
+      </w:r>
+      <w:proofErr w:type="spellStart"/>
+      <w:r>
+        <w:rPr>
+          <w:b/>
+          <w:bCs/>
+          <w:sz w:val="22"/>
+          <w:szCs w:val="22"/>
+        </w:rPr>
+        <w:t>UPs</w:t>
+      </w:r>
+      <w:proofErr w:type="spellEnd"/>
+      <w:r>
+        <w:rPr>
+          <w:b/>
+          <w:bCs/>
+          <w:sz w:val="22"/>
+          <w:szCs w:val="22"/>
+        </w:rPr>
+        <w:t>)</w:t>
+      </w:r>
+      <w:r>
+        <w:rPr>
+          <w:sz w:val="22"/>
+          <w:szCs w:val="22"/>
+        </w:rPr>
+        <w:t xml:space="preserve">, el núcleo de alto rendimiento académico de </w:t>
+      </w:r>
+      <w:r>
+        <w:rPr>
+          <w:i/>
+          <w:iCs/>
+          <w:sz w:val="22"/>
+          <w:szCs w:val="22"/>
+        </w:rPr>
+        <w:t>Campus Nika</w:t>
+      </w:r>
+      <w:r>
+        <w:rPr>
+          <w:sz w:val="22"/>
+          <w:szCs w:val="22"/>
+        </w:rPr>
+        <w:t>. Para garantizar la escalabilidad, la optimización de recursos (pensando en un hosting gratuito) y la seguridad de no romper el código actual del campus (index.html, duelos, ranking, etc.), la arquitectura se estructurará bajo los siguientes principios clave:</w:t>
+      </w:r>
+    </w:p>
+    <w:p>
+      <w:pPr>
+        <w:numPr>
+          <w:ilvl w:val="0"/>
+          <w:numId w:val="9"/>
+        </w:numPr>
+        <w:jc w:val="both"/>
+        <w:rPr>
+          <w:sz w:val="22"/>
+          <w:szCs w:val="22"/>
+        </w:rPr>
+      </w:pPr>
+      <w:r>
+        <w:rPr>
+          <w:b/>
+          <w:bCs/>
+          <w:sz w:val="22"/>
+          <w:szCs w:val="22"/>
+        </w:rPr>
+        <w:t>Aislamiento Total:</w:t>
+      </w:r>
+      <w:r>
+        <w:rPr>
+          <w:sz w:val="22"/>
+          <w:szCs w:val="22"/>
+        </w:rPr>
+        <w:t xml:space="preserve"> Toda la suite operará en un ecosistema independiente (estudio.html), funcionando como una SPA (Single Page </w:t>
+      </w:r>
+      <w:proofErr w:type="spellStart"/>
+      <w:r>
+        <w:rPr>
+          <w:sz w:val="22"/>
+          <w:szCs w:val="22"/>
+        </w:rPr>
+        <w:t>Application</w:t>
+      </w:r>
+      <w:proofErr w:type="spellEnd"/>
+      <w:r>
+        <w:rPr>
+          <w:sz w:val="22"/>
+          <w:szCs w:val="22"/>
+        </w:rPr>
+        <w:t>) liviana basada en vistas dinámicas ocultas/mostradas por JavaScript.</w:t>
+      </w:r>
+    </w:p>
+    <w:p>
+      <w:pPr>
+        <w:numPr>
+          <w:ilvl w:val="0"/>
+          <w:numId w:val="9"/>
+        </w:numPr>
+        <w:jc w:val="both"/>
+        <w:rPr>
+          <w:sz w:val="22"/>
+          <w:szCs w:val="22"/>
+        </w:rPr>
+      </w:pPr>
+      <w:r>
+        <w:rPr>
+          <w:b/>
+          <w:bCs/>
+          <w:sz w:val="22"/>
+          <w:szCs w:val="22"/>
+        </w:rPr>
+        <w:t>Normalización de Datos Académicos:</w:t>
+      </w:r>
+      <w:r>
+        <w:rPr>
+          <w:sz w:val="22"/>
+          <w:szCs w:val="22"/>
+        </w:rPr>
+        <w:t xml:space="preserve"> El contenido oficial (objetivos, contenidos, bibliografía, videos) residirá en archivos JSON externos (</w:t>
+      </w:r>
+      <w:proofErr w:type="spellStart"/>
+      <w:proofErr w:type="gramStart"/>
+      <w:r>
+        <w:rPr>
+          <w:sz w:val="22"/>
+          <w:szCs w:val="22"/>
+        </w:rPr>
+        <w:t>modulos.json</w:t>
+      </w:r>
+      <w:proofErr w:type="spellEnd"/>
+      <w:proofErr w:type="gramEnd"/>
+      <w:r>
+        <w:rPr>
+          <w:sz w:val="22"/>
+          <w:szCs w:val="22"/>
+        </w:rPr>
+        <w:t xml:space="preserve"> y </w:t>
+      </w:r>
+      <w:proofErr w:type="spellStart"/>
+      <w:r>
+        <w:rPr>
+          <w:sz w:val="22"/>
+          <w:szCs w:val="22"/>
+        </w:rPr>
+        <w:t>cirugia.json</w:t>
+      </w:r>
+      <w:proofErr w:type="spellEnd"/>
+      <w:r>
+        <w:rPr>
+          <w:sz w:val="22"/>
+          <w:szCs w:val="22"/>
+        </w:rPr>
+        <w:t>), manteniendo el código JavaScript totalmente libre de contenido duro.</w:t>
+      </w:r>
+    </w:p>
+    <w:p>
+      <w:pPr>
+        <w:numPr>
+          <w:ilvl w:val="0"/>
+          <w:numId w:val="9"/>
+        </w:numPr>
+        <w:jc w:val="both"/>
+        <w:rPr>
+          <w:sz w:val="22"/>
+          <w:szCs w:val="22"/>
+        </w:rPr>
+      </w:pPr>
+      <w:r>
+        <w:rPr>
+          <w:b/>
+          <w:bCs/>
+          <w:sz w:val="22"/>
+          <w:szCs w:val="22"/>
+        </w:rPr>
+        <w:t>Optimización de Espacio (Apto Free Hosting):</w:t>
+      </w:r>
+      <w:r>
+        <w:rPr>
+          <w:sz w:val="22"/>
+          <w:szCs w:val="22"/>
+        </w:rPr>
+        <w:t xml:space="preserve"> La bibliografía no se repetirá en cada unidad; se utilizará un </w:t>
+      </w:r>
+      <w:r>
+        <w:rPr>
+          <w:b/>
+          <w:bCs/>
+          <w:sz w:val="22"/>
+          <w:szCs w:val="22"/>
+        </w:rPr>
+        <w:t>repositorio maestro de libros</w:t>
+      </w:r>
+      <w:r>
+        <w:rPr>
+          <w:sz w:val="22"/>
+          <w:szCs w:val="22"/>
+        </w:rPr>
+        <w:t xml:space="preserve"> al inicio del JSON y cada UP apuntará a ellos mediante claves cortas, reduciendo el peso del archivo a unos pocos Kilobytes.</w:t>
+      </w:r>
+    </w:p>
+    <w:p>
+      <w:pPr>
+        <w:numPr>
+          <w:ilvl w:val="0"/>
+          <w:numId w:val="9"/>
+        </w:numPr>
+        <w:jc w:val="both"/>
+        <w:rPr>
+          <w:sz w:val="22"/>
+          <w:szCs w:val="22"/>
+        </w:rPr>
+      </w:pPr>
+      <w:r>
+        <w:rPr>
+          <w:b/>
+          <w:bCs/>
+          <w:sz w:val="22"/>
+          <w:szCs w:val="22"/>
+        </w:rPr>
+        <w:t>Sincronización Híbrida y Productividad Avanzada:</w:t>
+      </w:r>
+      <w:r>
+        <w:rPr>
+          <w:sz w:val="22"/>
+          <w:szCs w:val="22"/>
+        </w:rPr>
+        <w:t xml:space="preserve"> El temporizador </w:t>
+      </w:r>
+      <w:proofErr w:type="spellStart"/>
+      <w:r>
+        <w:rPr>
+          <w:sz w:val="22"/>
+          <w:szCs w:val="22"/>
+        </w:rPr>
+        <w:t>Pomodoro</w:t>
+      </w:r>
+      <w:proofErr w:type="spellEnd"/>
+      <w:r>
+        <w:rPr>
+          <w:sz w:val="22"/>
+          <w:szCs w:val="22"/>
+        </w:rPr>
+        <w:t xml:space="preserve"> registrará el tiempo invertido </w:t>
+      </w:r>
+      <w:r>
+        <w:rPr>
+          <w:b/>
+          <w:bCs/>
+          <w:sz w:val="22"/>
+          <w:szCs w:val="22"/>
+        </w:rPr>
+        <w:t>por cada UP específica</w:t>
+      </w:r>
+      <w:r>
+        <w:rPr>
+          <w:sz w:val="22"/>
+          <w:szCs w:val="22"/>
+        </w:rPr>
+        <w:t xml:space="preserve">, y las notas personales se sincronizarán en tiempo real con </w:t>
+      </w:r>
+      <w:proofErr w:type="spellStart"/>
+      <w:r>
+        <w:rPr>
+          <w:sz w:val="22"/>
+          <w:szCs w:val="22"/>
+        </w:rPr>
+        <w:t>Supabase</w:t>
+      </w:r>
+      <w:proofErr w:type="spellEnd"/>
+      <w:r>
+        <w:rPr>
+          <w:sz w:val="22"/>
+          <w:szCs w:val="22"/>
+        </w:rPr>
+        <w:t xml:space="preserve"> mediante un sistema de </w:t>
+      </w:r>
+      <w:proofErr w:type="spellStart"/>
+      <w:r>
+        <w:rPr>
+          <w:i/>
+          <w:iCs/>
+          <w:sz w:val="22"/>
+          <w:szCs w:val="22"/>
+        </w:rPr>
+        <w:t>debounce</w:t>
+      </w:r>
+      <w:proofErr w:type="spellEnd"/>
+      <w:r>
+        <w:rPr>
+          <w:sz w:val="22"/>
+          <w:szCs w:val="22"/>
+        </w:rPr>
+        <w:t>.</w:t>
+      </w:r>
+    </w:p>
+    <w:p>
+      <w:pPr>
+        <w:numPr>
+          <w:ilvl w:val="0"/>
+          <w:numId w:val="9"/>
+        </w:numPr>
+        <w:jc w:val="both"/>
+        <w:rPr>
+          <w:sz w:val="22"/>
+          <w:szCs w:val="22"/>
+        </w:rPr>
+      </w:pPr>
+      <w:r>
+        <w:rPr>
+          <w:b/>
+          <w:bCs/>
+          <w:sz w:val="22"/>
+          <w:szCs w:val="22"/>
+        </w:rPr>
+        <w:t>Asistencia Dual de IA:</w:t>
+      </w:r>
+      <w:r>
+        <w:rPr>
+          <w:sz w:val="22"/>
+          <w:szCs w:val="22"/>
+        </w:rPr>
+        <w:t xml:space="preserve"> Se implementará un </w:t>
+      </w:r>
+      <w:r>
+        <w:rPr>
+          <w:b/>
+          <w:bCs/>
+          <w:sz w:val="22"/>
+          <w:szCs w:val="22"/>
+        </w:rPr>
+        <w:t>Asistente Flotante (</w:t>
+      </w:r>
+      <w:r>
+        <w:rPr>
+          <w:rFonts w:ascii="Segoe UI Emoji" w:hAnsi="Segoe UI Emoji" w:cs="Segoe UI Emoji"/>
+          <w:b/>
+          <w:bCs/>
+          <w:sz w:val="22"/>
+          <w:szCs w:val="22"/>
+        </w:rPr>
+        <w:t>🤖</w:t>
+      </w:r>
+      <w:r>
+        <w:rPr>
+          <w:b/>
+          <w:bCs/>
+          <w:sz w:val="22"/>
+          <w:szCs w:val="22"/>
+        </w:rPr>
+        <w:t>)</w:t>
+      </w:r>
+      <w:r>
+        <w:rPr>
+          <w:sz w:val="22"/>
+          <w:szCs w:val="22"/>
+        </w:rPr>
+        <w:t xml:space="preserve"> en la esquina inferior izquierda con doble función (guía de la plataforma y consultas rápidas) equipado con un sistema de </w:t>
+      </w:r>
+      <w:proofErr w:type="spellStart"/>
+      <w:r>
+        <w:rPr>
+          <w:i/>
+          <w:iCs/>
+          <w:sz w:val="22"/>
+          <w:szCs w:val="22"/>
+        </w:rPr>
+        <w:t>fallback</w:t>
+      </w:r>
+      <w:proofErr w:type="spellEnd"/>
+      <w:r>
+        <w:rPr>
+          <w:sz w:val="22"/>
+          <w:szCs w:val="22"/>
+        </w:rPr>
+        <w:t xml:space="preserve"> inteligente, complementado con el acceso profundo a </w:t>
+      </w:r>
+      <w:proofErr w:type="spellStart"/>
+      <w:r>
+        <w:rPr>
+          <w:b/>
+          <w:bCs/>
+          <w:sz w:val="22"/>
+          <w:szCs w:val="22"/>
+        </w:rPr>
+        <w:t>NotebookLM</w:t>
+      </w:r>
+      <w:proofErr w:type="spellEnd"/>
+      <w:r>
+        <w:rPr>
+          <w:sz w:val="22"/>
+          <w:szCs w:val="22"/>
+        </w:rPr>
+        <w:t xml:space="preserve"> por módulo académico.</w:t>
+      </w:r>
+    </w:p>
+    <w:p>
+      <w:pPr>
+        <w:jc w:val="both"/>
+        <w:rPr>
+          <w:b/>
+          <w:bCs/>
+          <w:sz w:val="22"/>
+          <w:szCs w:val="22"/>
+        </w:rPr>
+      </w:pPr>
+    </w:p>
+    <w:p>
+      <w:pPr>
+        <w:jc w:val="both"/>
+        <w:rPr>
+          <w:b/>
+          <w:bCs/>
+          <w:sz w:val="22"/>
+          <w:szCs w:val="22"/>
+        </w:rPr>
+      </w:pPr>
+    </w:p>
+    <w:p>
+      <w:pPr>
+        <w:jc w:val="both"/>
+        <w:rPr>
+          <w:b/>
+          <w:bCs/>
+          <w:sz w:val="22"/>
+          <w:szCs w:val="22"/>
+        </w:rPr>
+      </w:pPr>
+    </w:p>
+    <w:p>
+      <w:pPr>
+        <w:jc w:val="both"/>
+        <w:rPr>
+          <w:b/>
+          <w:bCs/>
+          <w:sz w:val="22"/>
+          <w:szCs w:val="22"/>
+        </w:rPr>
+      </w:pPr>
+    </w:p>
+    <w:p>
+      <w:pPr>
+        <w:jc w:val="both"/>
+        <w:rPr>
+          <w:b/>
+          <w:bCs/>
+          <w:sz w:val="22"/>
+          <w:szCs w:val="22"/>
+        </w:rPr>
+      </w:pPr>
+    </w:p>
+    <w:p>
+      <w:pPr>
+        <w:jc w:val="both"/>
+        <w:rPr>
+          <w:b/>
+          <w:bCs/>
+          <w:sz w:val="22"/>
+          <w:szCs w:val="22"/>
+        </w:rPr>
+      </w:pPr>
+    </w:p>
+    <w:p>
+      <w:pPr>
+        <w:jc w:val="both"/>
+        <w:rPr>
+          <w:b/>
+          <w:bCs/>
+          <w:sz w:val="22"/>
+          <w:szCs w:val="22"/>
+        </w:rPr>
+      </w:pPr>
+    </w:p>
+    <w:p>
+      <w:pPr>
+        <w:jc w:val="both"/>
+        <w:rPr>
+          <w:b/>
+          <w:bCs/>
+          <w:sz w:val="22"/>
+          <w:szCs w:val="22"/>
+        </w:rPr>
+      </w:pPr>
+    </w:p>
+    <w:p>
+      <w:pPr>
+        <w:jc w:val="both"/>
+        <w:rPr>
+          <w:b/>
+          <w:bCs/>
+          <w:sz w:val="22"/>
+          <w:szCs w:val="22"/>
+        </w:rPr>
+      </w:pPr>
+    </w:p>
+    <w:p>
+      <w:pPr>
+        <w:jc w:val="both"/>
+        <w:rPr>
+          <w:b/>
+          <w:bCs/>
+          <w:sz w:val="22"/>
+          <w:szCs w:val="22"/>
+        </w:rPr>
+      </w:pPr>
+    </w:p>
+    <w:p>
+      <w:pPr>
+        <w:jc w:val="both"/>
+        <w:rPr>
+          <w:b/>
+          <w:bCs/>
+          <w:sz w:val="22"/>
+          <w:szCs w:val="22"/>
+        </w:rPr>
+      </w:pPr>
+    </w:p>
+    <w:p>
+      <w:pPr>
+        <w:jc w:val="both"/>
+        <w:rPr>
+          <w:b/>
+          <w:bCs/>
+          <w:sz w:val="22"/>
+          <w:szCs w:val="22"/>
+        </w:rPr>
+      </w:pPr>
+    </w:p>
+    <w:p>
+      <w:pPr>
+        <w:jc w:val="both"/>
+        <w:rPr>
+          <w:b/>
+          <w:bCs/>
+          <w:sz w:val="22"/>
+          <w:szCs w:val="22"/>
+        </w:rPr>
+      </w:pPr>
+    </w:p>
+    <w:p>
+      <w:pPr>
+        <w:jc w:val="both"/>
+        <w:rPr>
+          <w:b/>
+          <w:bCs/>
+          <w:sz w:val="22"/>
+          <w:szCs w:val="22"/>
+        </w:rPr>
+      </w:pPr>
+    </w:p>
+    <w:p>
+      <w:pPr>
+        <w:jc w:val="both"/>
+        <w:rPr>
+          <w:b/>
+          <w:bCs/>
+          <w:sz w:val="22"/>
+          <w:szCs w:val="22"/>
+        </w:rPr>
+      </w:pPr>
+      <w:r>
+        <w:rPr>
+          <w:b/>
+          <w:bCs/>
+          <w:sz w:val="22"/>
+          <w:szCs w:val="22"/>
+        </w:rPr>
+        <w:lastRenderedPageBreak/>
+        <w:t>2. Estructura de Archivos del Proyecto</w:t>
+      </w:r>
+    </w:p>
+    <w:p>
+      <w:pPr>
+        <w:jc w:val="both"/>
+        <w:rPr>
+          <w:sz w:val="22"/>
+          <w:szCs w:val="22"/>
+        </w:rPr>
+      </w:pPr>
+      <w:r>
+        <w:rPr>
+          <w:sz w:val="22"/>
+          <w:szCs w:val="22"/>
+        </w:rPr>
+        <w:t>Para mantener el orden, la estructura de directorios recomendada para esta fase es la siguiente:</w:t>
+      </w:r>
+    </w:p>
+    <w:p>
+      <w:pPr>
+        <w:jc w:val="both"/>
+        <w:rPr>
+          <w:sz w:val="22"/>
+          <w:szCs w:val="22"/>
+        </w:rPr>
+      </w:pPr>
+      <w:proofErr w:type="spellStart"/>
+      <w:r>
+        <w:rPr>
+          <w:sz w:val="22"/>
+          <w:szCs w:val="22"/>
+        </w:rPr>
+        <w:t>Plaintext</w:t>
+      </w:r>
+      <w:proofErr w:type="spellEnd"/>
+    </w:p>
+    <w:p>
+      <w:pPr>
+        <w:jc w:val="both"/>
+        <w:rPr>
+          <w:sz w:val="22"/>
+          <w:szCs w:val="22"/>
+        </w:rPr>
+      </w:pPr>
+      <w:r>
+        <w:rPr>
+          <w:sz w:val="22"/>
+          <w:szCs w:val="22"/>
+        </w:rPr>
+        <w:t>campus-</w:t>
+      </w:r>
+      <w:proofErr w:type="spellStart"/>
+      <w:r>
+        <w:rPr>
+          <w:sz w:val="22"/>
+          <w:szCs w:val="22"/>
+        </w:rPr>
+        <w:t>nika</w:t>
+      </w:r>
+      <w:proofErr w:type="spellEnd"/>
+      <w:r>
+        <w:rPr>
+          <w:sz w:val="22"/>
+          <w:szCs w:val="22"/>
+        </w:rPr>
+        <w:t>/</w:t>
+      </w:r>
+    </w:p>
+    <w:p>
+      <w:pPr>
+        <w:jc w:val="both"/>
+        <w:rPr>
+          <w:sz w:val="22"/>
+          <w:szCs w:val="22"/>
+        </w:rPr>
+      </w:pPr>
+      <w:r>
+        <w:rPr>
+          <w:sz w:val="22"/>
+          <w:szCs w:val="22"/>
+        </w:rPr>
+        <w:t>│</w:t>
+      </w:r>
+    </w:p>
+    <w:p>
+      <w:pPr>
+        <w:jc w:val="both"/>
+        <w:rPr>
+          <w:sz w:val="22"/>
+          <w:szCs w:val="22"/>
+        </w:rPr>
+      </w:pPr>
+      <w:r>
+        <w:rPr>
+          <w:rFonts w:ascii="Arial" w:hAnsi="Arial" w:cs="Arial"/>
+          <w:sz w:val="22"/>
+          <w:szCs w:val="22"/>
+        </w:rPr>
+        <w:t>├</w:t>
+      </w:r>
+      <w:r>
+        <w:rPr>
+          <w:rFonts w:ascii="Aptos" w:hAnsi="Aptos" w:cs="Aptos"/>
+          <w:sz w:val="22"/>
+          <w:szCs w:val="22"/>
+        </w:rPr>
+        <w:t>──</w:t>
+      </w:r>
+      <w:r>
+        <w:rPr>
+          <w:sz w:val="22"/>
+          <w:szCs w:val="22"/>
+        </w:rPr>
+        <w:t xml:space="preserve"> index.html                  &lt;-- (Intacto: Home, Perfil, Notificaciones)</w:t>
+      </w:r>
+    </w:p>
+    <w:p>
+      <w:pPr>
+        <w:jc w:val="both"/>
+        <w:rPr>
+          <w:sz w:val="22"/>
+          <w:szCs w:val="22"/>
+        </w:rPr>
+      </w:pPr>
+      <w:r>
+        <w:rPr>
+          <w:rFonts w:ascii="Arial" w:hAnsi="Arial" w:cs="Arial"/>
+          <w:sz w:val="22"/>
+          <w:szCs w:val="22"/>
+        </w:rPr>
+        <w:t>├</w:t>
+      </w:r>
+      <w:r>
+        <w:rPr>
+          <w:rFonts w:ascii="Aptos" w:hAnsi="Aptos" w:cs="Aptos"/>
+          <w:sz w:val="22"/>
+          <w:szCs w:val="22"/>
+        </w:rPr>
+        <w:t>──</w:t>
+      </w:r>
+      <w:r>
+        <w:rPr>
+          <w:sz w:val="22"/>
+          <w:szCs w:val="22"/>
+        </w:rPr>
+        <w:t xml:space="preserve"> examen.html                 &lt;-- (Intacto: Simuladores de Examen)</w:t>
+      </w:r>
+    </w:p>
+    <w:p>
+      <w:pPr>
+        <w:jc w:val="both"/>
+        <w:rPr>
+          <w:sz w:val="22"/>
+          <w:szCs w:val="22"/>
+        </w:rPr>
+      </w:pPr>
+      <w:r>
+        <w:rPr>
+          <w:rFonts w:ascii="Arial" w:hAnsi="Arial" w:cs="Arial"/>
+          <w:sz w:val="22"/>
+          <w:szCs w:val="22"/>
+        </w:rPr>
+        <w:t>├</w:t>
+      </w:r>
+      <w:r>
+        <w:rPr>
+          <w:rFonts w:ascii="Aptos" w:hAnsi="Aptos" w:cs="Aptos"/>
+          <w:sz w:val="22"/>
+          <w:szCs w:val="22"/>
+        </w:rPr>
+        <w:t>──</w:t>
+      </w:r>
+      <w:r>
+        <w:rPr>
+          <w:sz w:val="22"/>
+          <w:szCs w:val="22"/>
+        </w:rPr>
+        <w:t xml:space="preserve"> versus.html                 &lt;-- (Intacto: Duelos 1vs1 y Ranking)</w:t>
+      </w:r>
+    </w:p>
+    <w:p>
+      <w:pPr>
+        <w:jc w:val="both"/>
+        <w:rPr>
+          <w:sz w:val="22"/>
+          <w:szCs w:val="22"/>
+        </w:rPr>
+      </w:pPr>
+      <w:r>
+        <w:rPr>
+          <w:rFonts w:ascii="Arial" w:hAnsi="Arial" w:cs="Arial"/>
+          <w:sz w:val="22"/>
+          <w:szCs w:val="22"/>
+        </w:rPr>
+        <w:t>├</w:t>
+      </w:r>
+      <w:r>
+        <w:rPr>
+          <w:rFonts w:ascii="Aptos" w:hAnsi="Aptos" w:cs="Aptos"/>
+          <w:sz w:val="22"/>
+          <w:szCs w:val="22"/>
+        </w:rPr>
+        <w:t>──</w:t>
+      </w:r>
+      <w:r>
+        <w:rPr>
+          <w:sz w:val="22"/>
+          <w:szCs w:val="22"/>
+        </w:rPr>
+        <w:t xml:space="preserve"> estudio.html                &lt;-- </w:t>
+      </w:r>
+      <w:r>
+        <w:rPr>
+          <w:rFonts w:ascii="Segoe UI Emoji" w:hAnsi="Segoe UI Emoji" w:cs="Segoe UI Emoji"/>
+          <w:sz w:val="22"/>
+          <w:szCs w:val="22"/>
+        </w:rPr>
+        <w:t>🚀</w:t>
+      </w:r>
+      <w:r>
+        <w:rPr>
+          <w:sz w:val="22"/>
+          <w:szCs w:val="22"/>
+        </w:rPr>
+        <w:t xml:space="preserve"> NUEVO: Contenedor principal de la Suite de Estudio</w:t>
+      </w:r>
+    </w:p>
+    <w:p>
+      <w:pPr>
+        <w:jc w:val="both"/>
+        <w:rPr>
+          <w:sz w:val="22"/>
+          <w:szCs w:val="22"/>
+        </w:rPr>
+      </w:pPr>
+      <w:r>
+        <w:rPr>
+          <w:rFonts w:ascii="Arial" w:hAnsi="Arial" w:cs="Arial"/>
+          <w:sz w:val="22"/>
+          <w:szCs w:val="22"/>
+        </w:rPr>
+        <w:t>├</w:t>
+      </w:r>
+      <w:r>
+        <w:rPr>
+          <w:rFonts w:ascii="Aptos" w:hAnsi="Aptos" w:cs="Aptos"/>
+          <w:sz w:val="22"/>
+          <w:szCs w:val="22"/>
+        </w:rPr>
+        <w:t>──</w:t>
+      </w:r>
+      <w:r>
+        <w:rPr>
+          <w:sz w:val="22"/>
+          <w:szCs w:val="22"/>
+        </w:rPr>
+        <w:t xml:space="preserve"> supabaseClient.js           &lt;-- (Conexi</w:t>
+      </w:r>
+      <w:r>
+        <w:rPr>
+          <w:rFonts w:ascii="Aptos" w:hAnsi="Aptos" w:cs="Aptos"/>
+          <w:sz w:val="22"/>
+          <w:szCs w:val="22"/>
+        </w:rPr>
+        <w:t>ó</w:t>
+      </w:r>
+      <w:r>
+        <w:rPr>
+          <w:sz w:val="22"/>
+          <w:szCs w:val="22"/>
+        </w:rPr>
+        <w:t xml:space="preserve">n central a </w:t>
+      </w:r>
+      <w:proofErr w:type="spellStart"/>
+      <w:r>
+        <w:rPr>
+          <w:sz w:val="22"/>
+          <w:szCs w:val="22"/>
+        </w:rPr>
+        <w:t>Supabase</w:t>
+      </w:r>
+      <w:proofErr w:type="spellEnd"/>
+      <w:r>
+        <w:rPr>
+          <w:sz w:val="22"/>
+          <w:szCs w:val="22"/>
+        </w:rPr>
+        <w:t>)</w:t>
+      </w:r>
+    </w:p>
+    <w:p>
+      <w:pPr>
+        <w:jc w:val="both"/>
+        <w:rPr>
+          <w:sz w:val="22"/>
+          <w:szCs w:val="22"/>
+        </w:rPr>
+      </w:pPr>
+      <w:r>
+        <w:rPr>
+          <w:sz w:val="22"/>
+          <w:szCs w:val="22"/>
+        </w:rPr>
+        <w:t>│</w:t>
+      </w:r>
+    </w:p>
+    <w:p>
+      <w:pPr>
+        <w:jc w:val="both"/>
+        <w:rPr>
+          <w:sz w:val="22"/>
+          <w:szCs w:val="22"/>
+        </w:rPr>
+      </w:pPr>
+      <w:r>
+        <w:rPr>
+          <w:rFonts w:ascii="Arial" w:hAnsi="Arial" w:cs="Arial"/>
+          <w:sz w:val="22"/>
+          <w:szCs w:val="22"/>
+        </w:rPr>
+        <w:t>├</w:t>
+      </w:r>
+      <w:r>
+        <w:rPr>
+          <w:rFonts w:ascii="Aptos" w:hAnsi="Aptos" w:cs="Aptos"/>
+          <w:sz w:val="22"/>
+          <w:szCs w:val="22"/>
+        </w:rPr>
+        <w:t>──</w:t>
+      </w:r>
+      <w:r>
+        <w:rPr>
+          <w:sz w:val="22"/>
+          <w:szCs w:val="22"/>
+        </w:rPr>
+        <w:t xml:space="preserve"> data/</w:t>
+      </w:r>
+    </w:p>
+    <w:p>
+      <w:pPr>
+        <w:jc w:val="both"/>
+        <w:rPr>
+          <w:sz w:val="22"/>
+          <w:szCs w:val="22"/>
+        </w:rPr>
+      </w:pPr>
+      <w:r>
+        <w:rPr>
+          <w:sz w:val="22"/>
+          <w:szCs w:val="22"/>
+        </w:rPr>
+        <w:t xml:space="preserve">│   </w:t>
+      </w:r>
+      <w:r>
+        <w:rPr>
+          <w:rFonts w:ascii="Arial" w:hAnsi="Arial" w:cs="Arial"/>
+          <w:sz w:val="22"/>
+          <w:szCs w:val="22"/>
+        </w:rPr>
+        <w:t>├</w:t>
+      </w:r>
+      <w:r>
+        <w:rPr>
+          <w:rFonts w:ascii="Aptos" w:hAnsi="Aptos" w:cs="Aptos"/>
+          <w:sz w:val="22"/>
+          <w:szCs w:val="22"/>
+        </w:rPr>
+        <w:t>──</w:t>
+      </w:r>
+      <w:r>
+        <w:rPr>
+          <w:sz w:val="22"/>
+          <w:szCs w:val="22"/>
+        </w:rPr>
+        <w:t xml:space="preserve"> </w:t>
+      </w:r>
+      <w:proofErr w:type="spellStart"/>
+      <w:proofErr w:type="gramStart"/>
+      <w:r>
+        <w:rPr>
+          <w:sz w:val="22"/>
+          <w:szCs w:val="22"/>
+        </w:rPr>
+        <w:t>modulos.json</w:t>
+      </w:r>
+      <w:proofErr w:type="spellEnd"/>
+      <w:proofErr w:type="gramEnd"/>
+      <w:r>
+        <w:rPr>
+          <w:sz w:val="22"/>
+          <w:szCs w:val="22"/>
+        </w:rPr>
+        <w:t xml:space="preserve">            &lt;-- Maestro de </w:t>
+      </w:r>
+      <w:r>
+        <w:rPr>
+          <w:rFonts w:ascii="Aptos" w:hAnsi="Aptos" w:cs="Aptos"/>
+          <w:sz w:val="22"/>
+          <w:szCs w:val="22"/>
+        </w:rPr>
+        <w:t>á</w:t>
+      </w:r>
+      <w:r>
+        <w:rPr>
+          <w:sz w:val="22"/>
+          <w:szCs w:val="22"/>
+        </w:rPr>
+        <w:t>reas acad</w:t>
+      </w:r>
+      <w:r>
+        <w:rPr>
+          <w:rFonts w:ascii="Aptos" w:hAnsi="Aptos" w:cs="Aptos"/>
+          <w:sz w:val="22"/>
+          <w:szCs w:val="22"/>
+        </w:rPr>
+        <w:t>é</w:t>
+      </w:r>
+      <w:r>
+        <w:rPr>
+          <w:sz w:val="22"/>
+          <w:szCs w:val="22"/>
+        </w:rPr>
+        <w:t>micas (Cirug</w:t>
+      </w:r>
+      <w:r>
+        <w:rPr>
+          <w:rFonts w:ascii="Aptos" w:hAnsi="Aptos" w:cs="Aptos"/>
+          <w:sz w:val="22"/>
+          <w:szCs w:val="22"/>
+        </w:rPr>
+        <w:t>í</w:t>
+      </w:r>
+      <w:r>
+        <w:rPr>
+          <w:sz w:val="22"/>
+          <w:szCs w:val="22"/>
+        </w:rPr>
+        <w:t>a, Ginecolog</w:t>
+      </w:r>
+      <w:r>
+        <w:rPr>
+          <w:rFonts w:ascii="Aptos" w:hAnsi="Aptos" w:cs="Aptos"/>
+          <w:sz w:val="22"/>
+          <w:szCs w:val="22"/>
+        </w:rPr>
+        <w:t>í</w:t>
+      </w:r>
+      <w:r>
+        <w:rPr>
+          <w:sz w:val="22"/>
+          <w:szCs w:val="22"/>
+        </w:rPr>
+        <w:t>a, SIAM)</w:t>
+      </w:r>
+    </w:p>
+    <w:p>
+      <w:pPr>
+        <w:jc w:val="both"/>
+        <w:rPr>
+          <w:sz w:val="22"/>
+          <w:szCs w:val="22"/>
+        </w:rPr>
+      </w:pPr>
+      <w:r>
+        <w:rPr>
+          <w:sz w:val="22"/>
+          <w:szCs w:val="22"/>
+        </w:rPr>
+        <w:t xml:space="preserve">│   └── </w:t>
+      </w:r>
+      <w:proofErr w:type="spellStart"/>
+      <w:proofErr w:type="gramStart"/>
+      <w:r>
+        <w:rPr>
+          <w:sz w:val="22"/>
+          <w:szCs w:val="22"/>
+        </w:rPr>
+        <w:t>cirugia.json</w:t>
+      </w:r>
+      <w:proofErr w:type="spellEnd"/>
+      <w:proofErr w:type="gramEnd"/>
+      <w:r>
+        <w:rPr>
+          <w:sz w:val="22"/>
+          <w:szCs w:val="22"/>
+        </w:rPr>
+        <w:t xml:space="preserve">            &lt;-- Contenido granular de las 11 </w:t>
+      </w:r>
+      <w:proofErr w:type="spellStart"/>
+      <w:r>
+        <w:rPr>
+          <w:sz w:val="22"/>
+          <w:szCs w:val="22"/>
+        </w:rPr>
+        <w:t>UPs</w:t>
+      </w:r>
+      <w:proofErr w:type="spellEnd"/>
+      <w:r>
+        <w:rPr>
+          <w:sz w:val="22"/>
+          <w:szCs w:val="22"/>
+        </w:rPr>
+        <w:t xml:space="preserve"> de Cirugía</w:t>
+      </w:r>
+    </w:p>
+    <w:p>
+      <w:pPr>
+        <w:jc w:val="both"/>
+        <w:rPr>
+          <w:sz w:val="22"/>
+          <w:szCs w:val="22"/>
+        </w:rPr>
+      </w:pPr>
+      <w:r>
+        <w:rPr>
+          <w:sz w:val="22"/>
+          <w:szCs w:val="22"/>
+        </w:rPr>
+        <w:t>│</w:t>
+      </w:r>
+    </w:p>
+    <w:p>
+      <w:pPr>
+        <w:jc w:val="both"/>
+        <w:rPr>
+          <w:sz w:val="22"/>
+          <w:szCs w:val="22"/>
+        </w:rPr>
+      </w:pPr>
+      <w:r>
+        <w:rPr>
+          <w:rFonts w:ascii="Arial" w:hAnsi="Arial" w:cs="Arial"/>
+          <w:sz w:val="22"/>
+          <w:szCs w:val="22"/>
+        </w:rPr>
+        <w:t>├</w:t>
+      </w:r>
+      <w:r>
+        <w:rPr>
+          <w:rFonts w:ascii="Aptos" w:hAnsi="Aptos" w:cs="Aptos"/>
+          <w:sz w:val="22"/>
+          <w:szCs w:val="22"/>
+        </w:rPr>
+        <w:t>──</w:t>
+      </w:r>
+      <w:r>
+        <w:rPr>
+          <w:sz w:val="22"/>
+          <w:szCs w:val="22"/>
+        </w:rPr>
+        <w:t xml:space="preserve"> </w:t>
+      </w:r>
+      <w:proofErr w:type="spellStart"/>
+      <w:r>
+        <w:rPr>
+          <w:sz w:val="22"/>
+          <w:szCs w:val="22"/>
+        </w:rPr>
+        <w:t>js</w:t>
+      </w:r>
+      <w:proofErr w:type="spellEnd"/>
+      <w:r>
+        <w:rPr>
+          <w:sz w:val="22"/>
+          <w:szCs w:val="22"/>
+        </w:rPr>
+        <w:t>/</w:t>
+      </w:r>
+    </w:p>
+    <w:p>
+      <w:pPr>
+        <w:jc w:val="both"/>
+        <w:rPr>
+          <w:sz w:val="22"/>
+          <w:szCs w:val="22"/>
+        </w:rPr>
+      </w:pPr>
+      <w:r>
+        <w:rPr>
+          <w:sz w:val="22"/>
+          <w:szCs w:val="22"/>
+        </w:rPr>
+        <w:t xml:space="preserve">│   </w:t>
+      </w:r>
+      <w:r>
+        <w:rPr>
+          <w:rFonts w:ascii="Arial" w:hAnsi="Arial" w:cs="Arial"/>
+          <w:sz w:val="22"/>
+          <w:szCs w:val="22"/>
+        </w:rPr>
+        <w:t>├</w:t>
+      </w:r>
+      <w:r>
+        <w:rPr>
+          <w:rFonts w:ascii="Aptos" w:hAnsi="Aptos" w:cs="Aptos"/>
+          <w:sz w:val="22"/>
+          <w:szCs w:val="22"/>
+        </w:rPr>
+        <w:t>──</w:t>
+      </w:r>
+      <w:r>
+        <w:rPr>
+          <w:sz w:val="22"/>
+          <w:szCs w:val="22"/>
+        </w:rPr>
+        <w:t xml:space="preserve"> estudio/</w:t>
+      </w:r>
+    </w:p>
+    <w:p>
+      <w:pPr>
+        <w:jc w:val="both"/>
+        <w:rPr>
+          <w:sz w:val="22"/>
+          <w:szCs w:val="22"/>
+        </w:rPr>
+      </w:pPr>
+      <w:r>
+        <w:rPr>
+          <w:sz w:val="22"/>
+          <w:szCs w:val="22"/>
+        </w:rPr>
+        <w:t xml:space="preserve">│   │   </w:t>
+      </w:r>
+      <w:r>
+        <w:rPr>
+          <w:rFonts w:ascii="Arial" w:hAnsi="Arial" w:cs="Arial"/>
+          <w:sz w:val="22"/>
+          <w:szCs w:val="22"/>
+        </w:rPr>
+        <w:t>├</w:t>
+      </w:r>
+      <w:r>
+        <w:rPr>
+          <w:rFonts w:ascii="Aptos" w:hAnsi="Aptos" w:cs="Aptos"/>
+          <w:sz w:val="22"/>
+          <w:szCs w:val="22"/>
+        </w:rPr>
+        <w:t>──</w:t>
+      </w:r>
+      <w:r>
+        <w:rPr>
+          <w:sz w:val="22"/>
+          <w:szCs w:val="22"/>
+        </w:rPr>
+        <w:t xml:space="preserve"> estudio.js          &lt;-- Orquestador principal de la SPA y vistas</w:t>
+      </w:r>
+    </w:p>
+    <w:p>
+      <w:pPr>
+        <w:jc w:val="both"/>
+        <w:rPr>
+          <w:sz w:val="22"/>
+          <w:szCs w:val="22"/>
+        </w:rPr>
+      </w:pPr>
+      <w:r>
+        <w:rPr>
+          <w:sz w:val="22"/>
+          <w:szCs w:val="22"/>
+        </w:rPr>
+        <w:t xml:space="preserve">│   │   </w:t>
+      </w:r>
+      <w:r>
+        <w:rPr>
+          <w:rFonts w:ascii="Arial" w:hAnsi="Arial" w:cs="Arial"/>
+          <w:sz w:val="22"/>
+          <w:szCs w:val="22"/>
+        </w:rPr>
+        <w:t>├</w:t>
+      </w:r>
+      <w:r>
+        <w:rPr>
+          <w:rFonts w:ascii="Aptos" w:hAnsi="Aptos" w:cs="Aptos"/>
+          <w:sz w:val="22"/>
+          <w:szCs w:val="22"/>
+        </w:rPr>
+        <w:t>──</w:t>
+      </w:r>
+      <w:r>
+        <w:rPr>
+          <w:sz w:val="22"/>
+          <w:szCs w:val="22"/>
+        </w:rPr>
+        <w:t xml:space="preserve"> modulo.js           &lt;-- Renderizado del </w:t>
+      </w:r>
+      <w:proofErr w:type="spellStart"/>
+      <w:r>
+        <w:rPr>
+          <w:sz w:val="22"/>
+          <w:szCs w:val="22"/>
+        </w:rPr>
+        <w:t>dashboard</w:t>
+      </w:r>
+      <w:proofErr w:type="spellEnd"/>
+      <w:r>
+        <w:rPr>
+          <w:sz w:val="22"/>
+          <w:szCs w:val="22"/>
+        </w:rPr>
+        <w:t xml:space="preserve"> del m</w:t>
+      </w:r>
+      <w:r>
+        <w:rPr>
+          <w:rFonts w:ascii="Aptos" w:hAnsi="Aptos" w:cs="Aptos"/>
+          <w:sz w:val="22"/>
+          <w:szCs w:val="22"/>
+        </w:rPr>
+        <w:t>ó</w:t>
+      </w:r>
+      <w:r>
+        <w:rPr>
+          <w:sz w:val="22"/>
+          <w:szCs w:val="22"/>
+        </w:rPr>
+        <w:t>dulo activo</w:t>
+      </w:r>
+    </w:p>
+    <w:p>
+      <w:pPr>
+        <w:jc w:val="both"/>
+        <w:rPr>
+          <w:sz w:val="22"/>
+          <w:szCs w:val="22"/>
+        </w:rPr>
+      </w:pPr>
+      <w:r>
+        <w:rPr>
+          <w:sz w:val="22"/>
+          <w:szCs w:val="22"/>
+        </w:rPr>
+        <w:t>│   │   └── up.js               &lt;-- Renderizado de solapas (Temario, Algoritmos, Videos)</w:t>
+      </w:r>
+    </w:p>
+    <w:p>
+      <w:pPr>
+        <w:jc w:val="both"/>
+        <w:rPr>
+          <w:sz w:val="22"/>
+          <w:szCs w:val="22"/>
+        </w:rPr>
+      </w:pPr>
+      <w:r>
+        <w:rPr>
+          <w:sz w:val="22"/>
+          <w:szCs w:val="22"/>
+        </w:rPr>
+        <w:t xml:space="preserve">│   </w:t>
+      </w:r>
+      <w:r>
+        <w:rPr>
+          <w:rFonts w:ascii="Arial" w:hAnsi="Arial" w:cs="Arial"/>
+          <w:sz w:val="22"/>
+          <w:szCs w:val="22"/>
+        </w:rPr>
+        <w:t>├</w:t>
+      </w:r>
+      <w:r>
+        <w:rPr>
+          <w:rFonts w:ascii="Aptos" w:hAnsi="Aptos" w:cs="Aptos"/>
+          <w:sz w:val="22"/>
+          <w:szCs w:val="22"/>
+        </w:rPr>
+        <w:t>──</w:t>
+      </w:r>
+      <w:r>
+        <w:rPr>
+          <w:sz w:val="22"/>
+          <w:szCs w:val="22"/>
+        </w:rPr>
+        <w:t xml:space="preserve"> </w:t>
+      </w:r>
+      <w:proofErr w:type="spellStart"/>
+      <w:r>
+        <w:rPr>
+          <w:sz w:val="22"/>
+          <w:szCs w:val="22"/>
+        </w:rPr>
+        <w:t>productivity</w:t>
+      </w:r>
+      <w:proofErr w:type="spellEnd"/>
+      <w:r>
+        <w:rPr>
+          <w:sz w:val="22"/>
+          <w:szCs w:val="22"/>
+        </w:rPr>
+        <w:t>/</w:t>
+      </w:r>
+    </w:p>
+    <w:p>
+      <w:pPr>
+        <w:jc w:val="both"/>
+        <w:rPr>
+          <w:sz w:val="22"/>
+          <w:szCs w:val="22"/>
+        </w:rPr>
+      </w:pPr>
+      <w:r>
+        <w:rPr>
+          <w:sz w:val="22"/>
+          <w:szCs w:val="22"/>
+        </w:rPr>
+        <w:t xml:space="preserve">│   │   </w:t>
+      </w:r>
+      <w:r>
+        <w:rPr>
+          <w:rFonts w:ascii="Arial" w:hAnsi="Arial" w:cs="Arial"/>
+          <w:sz w:val="22"/>
+          <w:szCs w:val="22"/>
+        </w:rPr>
+        <w:t>├</w:t>
+      </w:r>
+      <w:r>
+        <w:rPr>
+          <w:rFonts w:ascii="Aptos" w:hAnsi="Aptos" w:cs="Aptos"/>
+          <w:sz w:val="22"/>
+          <w:szCs w:val="22"/>
+        </w:rPr>
+        <w:t>──</w:t>
+      </w:r>
+      <w:r>
+        <w:rPr>
+          <w:sz w:val="22"/>
+          <w:szCs w:val="22"/>
+        </w:rPr>
+        <w:t xml:space="preserve"> pomodoro.js         &lt;-- Temporizador con tracking de tiempo por UP</w:t>
+      </w:r>
+    </w:p>
+    <w:p>
+      <w:pPr>
+        <w:jc w:val="both"/>
+        <w:rPr>
+          <w:sz w:val="22"/>
+          <w:szCs w:val="22"/>
+        </w:rPr>
+      </w:pPr>
+      <w:r>
+        <w:rPr>
+          <w:sz w:val="22"/>
+          <w:szCs w:val="22"/>
+        </w:rPr>
+        <w:t xml:space="preserve">│   │   └── notas.js            &lt;-- Gestión y guardado de apuntes con </w:t>
+      </w:r>
+      <w:proofErr w:type="spellStart"/>
+      <w:r>
+        <w:rPr>
+          <w:sz w:val="22"/>
+          <w:szCs w:val="22"/>
+        </w:rPr>
+        <w:t>Supabase</w:t>
+      </w:r>
+      <w:proofErr w:type="spellEnd"/>
+    </w:p>
+    <w:p>
+      <w:pPr>
+        <w:jc w:val="both"/>
+        <w:rPr>
+          <w:sz w:val="22"/>
+          <w:szCs w:val="22"/>
+        </w:rPr>
+      </w:pPr>
+      <w:r>
+        <w:rPr>
+          <w:sz w:val="22"/>
+          <w:szCs w:val="22"/>
+        </w:rPr>
+        <w:t xml:space="preserve">│   └── </w:t>
+      </w:r>
+      <w:proofErr w:type="spellStart"/>
+      <w:r>
+        <w:rPr>
+          <w:sz w:val="22"/>
+          <w:szCs w:val="22"/>
+        </w:rPr>
+        <w:t>ia</w:t>
+      </w:r>
+      <w:proofErr w:type="spellEnd"/>
+      <w:r>
+        <w:rPr>
+          <w:sz w:val="22"/>
+          <w:szCs w:val="22"/>
+        </w:rPr>
+        <w:t>/</w:t>
+      </w:r>
+    </w:p>
+    <w:p>
+      <w:pPr>
+        <w:jc w:val="both"/>
+        <w:rPr>
+          <w:sz w:val="22"/>
+          <w:szCs w:val="22"/>
+        </w:rPr>
+      </w:pPr>
+      <w:r>
+        <w:rPr>
+          <w:sz w:val="22"/>
+          <w:szCs w:val="22"/>
+        </w:rPr>
+        <w:t xml:space="preserve">│       └── nikaAssistant.js    &lt;-- Lógica del botón flotante y asistente dual con </w:t>
+      </w:r>
+      <w:proofErr w:type="spellStart"/>
+      <w:r>
+        <w:rPr>
+          <w:sz w:val="22"/>
+          <w:szCs w:val="22"/>
+        </w:rPr>
+        <w:t>Fallback</w:t>
+      </w:r>
+      <w:proofErr w:type="spellEnd"/>
+    </w:p>
+    <w:p>
+      <w:pPr>
+        <w:jc w:val="both"/>
+        <w:rPr>
+          <w:sz w:val="22"/>
+          <w:szCs w:val="22"/>
+        </w:rPr>
+      </w:pPr>
+      <w:r>
+        <w:rPr>
+          <w:sz w:val="22"/>
+          <w:szCs w:val="22"/>
+        </w:rPr>
+        <w:t>│</w:t>
+      </w:r>
+    </w:p>
+    <w:p>
+      <w:pPr>
+        <w:jc w:val="both"/>
+        <w:rPr>
+          <w:sz w:val="22"/>
+          <w:szCs w:val="22"/>
+        </w:rPr>
+      </w:pPr>
+      <w:r>
+        <w:rPr>
+          <w:sz w:val="22"/>
+          <w:szCs w:val="22"/>
+        </w:rPr>
+        <w:t xml:space="preserve">└── </w:t>
+      </w:r>
+      <w:proofErr w:type="spellStart"/>
+      <w:r>
+        <w:rPr>
+          <w:sz w:val="22"/>
+          <w:szCs w:val="22"/>
+        </w:rPr>
+        <w:t>css</w:t>
+      </w:r>
+      <w:proofErr w:type="spellEnd"/>
+      <w:r>
+        <w:rPr>
+          <w:sz w:val="22"/>
+          <w:szCs w:val="22"/>
+        </w:rPr>
+        <w:t>/</w:t>
+      </w:r>
+    </w:p>
+    <w:p>
+      <w:pPr>
+        <w:jc w:val="both"/>
+        <w:rPr>
+          <w:sz w:val="22"/>
+          <w:szCs w:val="22"/>
+        </w:rPr>
+      </w:pPr>
+      <w:r>
+        <w:rPr>
+          <w:sz w:val="22"/>
+          <w:szCs w:val="22"/>
+        </w:rPr>
+        <w:t xml:space="preserve">    </w:t>
+      </w:r>
+      <w:r>
+        <w:rPr>
+          <w:rFonts w:ascii="Arial" w:hAnsi="Arial" w:cs="Arial"/>
+          <w:sz w:val="22"/>
+          <w:szCs w:val="22"/>
+        </w:rPr>
+        <w:t>├</w:t>
+      </w:r>
+      <w:r>
+        <w:rPr>
+          <w:rFonts w:ascii="Aptos" w:hAnsi="Aptos" w:cs="Aptos"/>
+          <w:sz w:val="22"/>
+          <w:szCs w:val="22"/>
+        </w:rPr>
+        <w:t>──</w:t>
+      </w:r>
+      <w:r>
+        <w:rPr>
+          <w:sz w:val="22"/>
+          <w:szCs w:val="22"/>
+        </w:rPr>
+        <w:t xml:space="preserve"> estudio.css             &lt;-- Estilos específicos de la suite y mosaicos de </w:t>
+      </w:r>
+      <w:proofErr w:type="spellStart"/>
+      <w:r>
+        <w:rPr>
+          <w:sz w:val="22"/>
+          <w:szCs w:val="22"/>
+        </w:rPr>
+        <w:t>UPs</w:t>
+      </w:r>
+      <w:proofErr w:type="spellEnd"/>
+    </w:p>
+    <w:p>
+      <w:pPr>
+        <w:jc w:val="both"/>
+        <w:rPr>
+          <w:sz w:val="22"/>
+          <w:szCs w:val="22"/>
+        </w:rPr>
+      </w:pPr>
+      <w:r>
+        <w:rPr>
+          <w:sz w:val="22"/>
+          <w:szCs w:val="22"/>
+        </w:rPr>
+        <w:t xml:space="preserve">    └── assistant.css           &lt;-- Estilos del widget flotante </w:t>
+      </w:r>
+      <w:r>
+        <w:rPr>
+          <w:rFonts w:ascii="Segoe UI Emoji" w:hAnsi="Segoe UI Emoji" w:cs="Segoe UI Emoji"/>
+          <w:sz w:val="22"/>
+          <w:szCs w:val="22"/>
+        </w:rPr>
+        <w:t>🤖</w:t>
+      </w:r>
+    </w:p>
+    <w:p>
+      <w:pPr>
+        <w:jc w:val="both"/>
+        <w:rPr>
+          <w:b/>
+          <w:bCs/>
+          <w:sz w:val="22"/>
+          <w:szCs w:val="22"/>
+        </w:rPr>
+      </w:pPr>
+    </w:p>
+    <w:p>
+      <w:pPr>
+        <w:jc w:val="both"/>
+        <w:rPr>
+          <w:b/>
+          <w:bCs/>
+          <w:sz w:val="22"/>
+          <w:szCs w:val="22"/>
+        </w:rPr>
+      </w:pPr>
+    </w:p>
+    <w:p>
+      <w:pPr>
+        <w:jc w:val="both"/>
+        <w:rPr>
+          <w:b/>
+          <w:bCs/>
+          <w:sz w:val="22"/>
+          <w:szCs w:val="22"/>
+        </w:rPr>
+      </w:pPr>
+    </w:p>
+    <w:p>
+      <w:pPr>
+        <w:jc w:val="both"/>
+        <w:rPr>
+          <w:b/>
+          <w:bCs/>
+          <w:sz w:val="22"/>
+          <w:szCs w:val="22"/>
+        </w:rPr>
+      </w:pPr>
+      <w:r>
+        <w:rPr>
+          <w:b/>
+          <w:bCs/>
+          <w:sz w:val="22"/>
+          <w:szCs w:val="22"/>
+        </w:rPr>
+        <w:lastRenderedPageBreak/>
+        <w:t>3. Hoja de Ruta Paso a Paso (Orden de Ejecución)</w:t>
+      </w:r>
+    </w:p>
+    <w:p>
+      <w:pPr>
+        <w:jc w:val="both"/>
+        <w:rPr>
+          <w:b/>
+          <w:bCs/>
+          <w:sz w:val="22"/>
+          <w:szCs w:val="22"/>
+        </w:rPr>
+      </w:pPr>
+      <w:r>
+        <w:rPr>
+          <w:b/>
+          <w:bCs/>
+          <w:sz w:val="22"/>
+          <w:szCs w:val="22"/>
+        </w:rPr>
+        <w:t>FASE D.1: Capa de Datos Optimizada (El motor JSON)</w:t>
+      </w:r>
+    </w:p>
+    <w:p>
+      <w:pPr>
+        <w:numPr>
+          <w:ilvl w:val="0"/>
+          <w:numId w:val="10"/>
+        </w:numPr>
+        <w:jc w:val="both"/>
+        <w:rPr>
+          <w:sz w:val="22"/>
+          <w:szCs w:val="22"/>
+        </w:rPr>
+      </w:pPr>
+      <w:r>
+        <w:rPr>
+          <w:b/>
+          <w:bCs/>
+          <w:sz w:val="22"/>
+          <w:szCs w:val="22"/>
+        </w:rPr>
+        <w:t>Objetivo:</w:t>
+      </w:r>
+      <w:r>
+        <w:rPr>
+          <w:sz w:val="22"/>
+          <w:szCs w:val="22"/>
+        </w:rPr>
+        <w:t xml:space="preserve"> Construir los archivos de datos respetando la estructura oficial de la cátedra (UNER) y optimizando el espacio.</w:t>
+      </w:r>
+    </w:p>
+    <w:p>
+      <w:pPr>
+        <w:numPr>
+          <w:ilvl w:val="0"/>
+          <w:numId w:val="10"/>
+        </w:numPr>
+        <w:jc w:val="both"/>
+        <w:rPr>
+          <w:sz w:val="22"/>
+          <w:szCs w:val="22"/>
+        </w:rPr>
+      </w:pPr>
+      <w:r>
+        <w:rPr>
+          <w:b/>
+          <w:bCs/>
+          <w:sz w:val="22"/>
+          <w:szCs w:val="22"/>
+        </w:rPr>
+        <w:t>Qué hacer:</w:t>
+      </w:r>
+    </w:p>
+    <w:p>
+      <w:pPr>
+        <w:numPr>
+          <w:ilvl w:val="1"/>
+          <w:numId w:val="10"/>
+        </w:numPr>
+        <w:jc w:val="both"/>
+        <w:rPr>
+          <w:sz w:val="22"/>
+          <w:szCs w:val="22"/>
+        </w:rPr>
+      </w:pPr>
+      <w:r>
+        <w:rPr>
+          <w:sz w:val="22"/>
+          <w:szCs w:val="22"/>
+        </w:rPr>
+        <w:t xml:space="preserve">Crear la carpeta data/ y el archivo </w:t>
+      </w:r>
+      <w:proofErr w:type="spellStart"/>
+      <w:proofErr w:type="gramStart"/>
+      <w:r>
+        <w:rPr>
+          <w:sz w:val="22"/>
+          <w:szCs w:val="22"/>
+        </w:rPr>
+        <w:t>modulos.json</w:t>
+      </w:r>
+      <w:proofErr w:type="spellEnd"/>
+      <w:proofErr w:type="gramEnd"/>
+      <w:r>
+        <w:rPr>
+          <w:sz w:val="22"/>
+          <w:szCs w:val="22"/>
+        </w:rPr>
+        <w:t xml:space="preserve"> con los accesos a los módulos disponibles (comenzando por </w:t>
+      </w:r>
+      <w:proofErr w:type="spellStart"/>
+      <w:r>
+        <w:rPr>
+          <w:sz w:val="22"/>
+          <w:szCs w:val="22"/>
+        </w:rPr>
+        <w:t>cirugia</w:t>
+      </w:r>
+      <w:proofErr w:type="spellEnd"/>
+      <w:r>
+        <w:rPr>
+          <w:sz w:val="22"/>
+          <w:szCs w:val="22"/>
+        </w:rPr>
+        <w:t>).</w:t>
+      </w:r>
+    </w:p>
+    <w:p>
+      <w:pPr>
+        <w:numPr>
+          <w:ilvl w:val="1"/>
+          <w:numId w:val="10"/>
+        </w:numPr>
+        <w:jc w:val="both"/>
+        <w:rPr>
+          <w:sz w:val="22"/>
+          <w:szCs w:val="22"/>
+        </w:rPr>
+      </w:pPr>
+      <w:r>
+        <w:rPr>
+          <w:sz w:val="22"/>
+          <w:szCs w:val="22"/>
+        </w:rPr>
+        <w:t>Crear el archivo data/</w:t>
+      </w:r>
+      <w:proofErr w:type="spellStart"/>
+      <w:r>
+        <w:rPr>
+          <w:sz w:val="22"/>
+          <w:szCs w:val="22"/>
+        </w:rPr>
+        <w:t>cirugia.json</w:t>
+      </w:r>
+      <w:proofErr w:type="spellEnd"/>
+      <w:r>
+        <w:rPr>
+          <w:sz w:val="22"/>
+          <w:szCs w:val="22"/>
+        </w:rPr>
+        <w:t xml:space="preserve"> estructurado con:</w:t>
+      </w:r>
+    </w:p>
+    <w:p>
+      <w:pPr>
+        <w:numPr>
+          <w:ilvl w:val="2"/>
+          <w:numId w:val="10"/>
+        </w:numPr>
+        <w:jc w:val="both"/>
+        <w:rPr>
+          <w:sz w:val="22"/>
+          <w:szCs w:val="22"/>
+        </w:rPr>
+      </w:pPr>
+      <w:r>
+        <w:rPr>
+          <w:sz w:val="22"/>
+          <w:szCs w:val="22"/>
+        </w:rPr>
+        <w:t xml:space="preserve">Un </w:t>
+      </w:r>
+      <w:proofErr w:type="spellStart"/>
+      <w:r>
+        <w:rPr>
+          <w:sz w:val="22"/>
+          <w:szCs w:val="22"/>
+        </w:rPr>
+        <w:t>booksRepository</w:t>
+      </w:r>
+      <w:proofErr w:type="spellEnd"/>
+      <w:r>
+        <w:rPr>
+          <w:sz w:val="22"/>
+          <w:szCs w:val="22"/>
+        </w:rPr>
+        <w:t xml:space="preserve"> (listado maestro de libros: </w:t>
+      </w:r>
+      <w:proofErr w:type="spellStart"/>
+      <w:r>
+        <w:rPr>
+          <w:i/>
+          <w:iCs/>
+          <w:sz w:val="22"/>
+          <w:szCs w:val="22"/>
+        </w:rPr>
+        <w:t>Michans</w:t>
+      </w:r>
+      <w:proofErr w:type="spellEnd"/>
+      <w:r>
+        <w:rPr>
+          <w:i/>
+          <w:iCs/>
+          <w:sz w:val="22"/>
+          <w:szCs w:val="22"/>
+        </w:rPr>
+        <w:t>, Giménez, Galindo, Rutherford, etc.</w:t>
+      </w:r>
+      <w:r>
+        <w:rPr>
+          <w:sz w:val="22"/>
+          <w:szCs w:val="22"/>
+        </w:rPr>
+        <w:t>).</w:t>
+      </w:r>
+    </w:p>
+    <w:p>
+      <w:pPr>
+        <w:numPr>
+          <w:ilvl w:val="2"/>
+          <w:numId w:val="10"/>
+        </w:numPr>
+        <w:jc w:val="both"/>
+        <w:rPr>
+          <w:sz w:val="22"/>
+          <w:szCs w:val="22"/>
+        </w:rPr>
+      </w:pPr>
+      <w:r>
+        <w:rPr>
+          <w:sz w:val="22"/>
+          <w:szCs w:val="22"/>
+        </w:rPr>
+        <w:t xml:space="preserve">Un array </w:t>
+      </w:r>
+      <w:proofErr w:type="spellStart"/>
+      <w:r>
+        <w:rPr>
+          <w:sz w:val="22"/>
+          <w:szCs w:val="22"/>
+        </w:rPr>
+        <w:t>units</w:t>
+      </w:r>
+      <w:proofErr w:type="spellEnd"/>
+      <w:r>
+        <w:rPr>
+          <w:sz w:val="22"/>
+          <w:szCs w:val="22"/>
+        </w:rPr>
+        <w:t xml:space="preserve"> con las 11 Unidades Problema. Cada unidad contendrá:</w:t>
+      </w:r>
+    </w:p>
+    <w:p>
+      <w:pPr>
+        <w:numPr>
+          <w:ilvl w:val="3"/>
+          <w:numId w:val="10"/>
+        </w:numPr>
+        <w:jc w:val="both"/>
+        <w:rPr>
+          <w:sz w:val="22"/>
+          <w:szCs w:val="22"/>
+        </w:rPr>
+      </w:pPr>
+      <w:r>
+        <w:rPr>
+          <w:sz w:val="22"/>
+          <w:szCs w:val="22"/>
+        </w:rPr>
+        <w:t xml:space="preserve">id, </w:t>
+      </w:r>
+      <w:proofErr w:type="spellStart"/>
+      <w:r>
+        <w:rPr>
+          <w:sz w:val="22"/>
+          <w:szCs w:val="22"/>
+        </w:rPr>
+        <w:t>number</w:t>
+      </w:r>
+      <w:proofErr w:type="spellEnd"/>
+      <w:r>
+        <w:rPr>
+          <w:sz w:val="22"/>
+          <w:szCs w:val="22"/>
+        </w:rPr>
+        <w:t xml:space="preserve">, </w:t>
+      </w:r>
+      <w:proofErr w:type="spellStart"/>
+      <w:r>
+        <w:rPr>
+          <w:sz w:val="22"/>
+          <w:szCs w:val="22"/>
+        </w:rPr>
+        <w:t>title</w:t>
+      </w:r>
+      <w:proofErr w:type="spellEnd"/>
+      <w:r>
+        <w:rPr>
+          <w:sz w:val="22"/>
+          <w:szCs w:val="22"/>
+        </w:rPr>
+        <w:t>.</w:t>
+      </w:r>
+    </w:p>
+    <w:p>
+      <w:pPr>
+        <w:numPr>
+          <w:ilvl w:val="3"/>
+          <w:numId w:val="10"/>
+        </w:numPr>
+        <w:jc w:val="both"/>
+        <w:rPr>
+          <w:sz w:val="22"/>
+          <w:szCs w:val="22"/>
+        </w:rPr>
+      </w:pPr>
+      <w:proofErr w:type="spellStart"/>
+      <w:r>
+        <w:rPr>
+          <w:sz w:val="22"/>
+          <w:szCs w:val="22"/>
+        </w:rPr>
+        <w:t>objectives</w:t>
+      </w:r>
+      <w:proofErr w:type="spellEnd"/>
+      <w:r>
+        <w:rPr>
+          <w:sz w:val="22"/>
+          <w:szCs w:val="22"/>
+        </w:rPr>
+        <w:t xml:space="preserve"> (array de </w:t>
+      </w:r>
+      <w:proofErr w:type="spellStart"/>
+      <w:r>
+        <w:rPr>
+          <w:sz w:val="22"/>
+          <w:szCs w:val="22"/>
+        </w:rPr>
+        <w:t>strings</w:t>
+      </w:r>
+      <w:proofErr w:type="spellEnd"/>
+      <w:r>
+        <w:rPr>
+          <w:sz w:val="22"/>
+          <w:szCs w:val="22"/>
+        </w:rPr>
+        <w:t>).</w:t>
+      </w:r>
+    </w:p>
+    <w:p>
+      <w:pPr>
+        <w:numPr>
+          <w:ilvl w:val="3"/>
+          <w:numId w:val="10"/>
+        </w:numPr>
+        <w:jc w:val="both"/>
+        <w:rPr>
+          <w:sz w:val="22"/>
+          <w:szCs w:val="22"/>
+        </w:rPr>
+      </w:pPr>
+      <w:proofErr w:type="spellStart"/>
+      <w:r>
+        <w:rPr>
+          <w:sz w:val="22"/>
+          <w:szCs w:val="22"/>
+        </w:rPr>
+        <w:t>contents</w:t>
+      </w:r>
+      <w:proofErr w:type="spellEnd"/>
+      <w:r>
+        <w:rPr>
+          <w:sz w:val="22"/>
+          <w:szCs w:val="22"/>
+        </w:rPr>
+        <w:t xml:space="preserve"> (array de </w:t>
+      </w:r>
+      <w:proofErr w:type="spellStart"/>
+      <w:r>
+        <w:rPr>
+          <w:sz w:val="22"/>
+          <w:szCs w:val="22"/>
+        </w:rPr>
+        <w:t>strings</w:t>
+      </w:r>
+      <w:proofErr w:type="spellEnd"/>
+      <w:r>
+        <w:rPr>
+          <w:sz w:val="22"/>
+          <w:szCs w:val="22"/>
+        </w:rPr>
+        <w:t>).</w:t>
+      </w:r>
+    </w:p>
+    <w:p>
+      <w:pPr>
+        <w:numPr>
+          <w:ilvl w:val="3"/>
+          <w:numId w:val="10"/>
+        </w:numPr>
+        <w:jc w:val="both"/>
+        <w:rPr>
+          <w:sz w:val="22"/>
+          <w:szCs w:val="22"/>
+        </w:rPr>
+      </w:pPr>
+      <w:proofErr w:type="spellStart"/>
+      <w:r>
+        <w:rPr>
+          <w:sz w:val="22"/>
+          <w:szCs w:val="22"/>
+        </w:rPr>
+        <w:t>bibliography</w:t>
+      </w:r>
+      <w:proofErr w:type="spellEnd"/>
+      <w:r>
+        <w:rPr>
+          <w:sz w:val="22"/>
+          <w:szCs w:val="22"/>
+        </w:rPr>
+        <w:t xml:space="preserve"> (array de claves que referencian al </w:t>
+      </w:r>
+      <w:proofErr w:type="spellStart"/>
+      <w:r>
+        <w:rPr>
+          <w:sz w:val="22"/>
+          <w:szCs w:val="22"/>
+        </w:rPr>
+        <w:t>booksRepository</w:t>
+      </w:r>
+      <w:proofErr w:type="spellEnd"/>
+      <w:r>
+        <w:rPr>
+          <w:sz w:val="22"/>
+          <w:szCs w:val="22"/>
+        </w:rPr>
+        <w:t>).</w:t>
+      </w:r>
+    </w:p>
+    <w:p>
+      <w:pPr>
+        <w:numPr>
+          <w:ilvl w:val="3"/>
+          <w:numId w:val="10"/>
+        </w:numPr>
+        <w:jc w:val="both"/>
+        <w:rPr>
+          <w:sz w:val="22"/>
+          <w:szCs w:val="22"/>
+        </w:rPr>
+      </w:pPr>
+      <w:r>
+        <w:rPr>
+          <w:sz w:val="22"/>
+          <w:szCs w:val="22"/>
+        </w:rPr>
+        <w:t xml:space="preserve">videos (array de objetos con </w:t>
+      </w:r>
+      <w:proofErr w:type="spellStart"/>
+      <w:r>
+        <w:rPr>
+          <w:sz w:val="22"/>
+          <w:szCs w:val="22"/>
+        </w:rPr>
+        <w:t>title</w:t>
+      </w:r>
+      <w:proofErr w:type="spellEnd"/>
+      <w:r>
+        <w:rPr>
+          <w:sz w:val="22"/>
+          <w:szCs w:val="22"/>
+        </w:rPr>
+        <w:t xml:space="preserve">, </w:t>
+      </w:r>
+      <w:proofErr w:type="spellStart"/>
+      <w:r>
+        <w:rPr>
+          <w:sz w:val="22"/>
+          <w:szCs w:val="22"/>
+        </w:rPr>
+        <w:t>youtubeId</w:t>
+      </w:r>
+      <w:proofErr w:type="spellEnd"/>
+      <w:r>
+        <w:rPr>
+          <w:sz w:val="22"/>
+          <w:szCs w:val="22"/>
+        </w:rPr>
+        <w:t xml:space="preserve">, </w:t>
+      </w:r>
+      <w:proofErr w:type="spellStart"/>
+      <w:r>
+        <w:rPr>
+          <w:sz w:val="22"/>
+          <w:szCs w:val="22"/>
+        </w:rPr>
+        <w:t>duration</w:t>
+      </w:r>
+      <w:proofErr w:type="spellEnd"/>
+      <w:r>
+        <w:rPr>
+          <w:sz w:val="22"/>
+          <w:szCs w:val="22"/>
+        </w:rPr>
+        <w:t xml:space="preserve">, </w:t>
+      </w:r>
+      <w:proofErr w:type="spellStart"/>
+      <w:r>
+        <w:rPr>
+          <w:sz w:val="22"/>
+          <w:szCs w:val="22"/>
+        </w:rPr>
+        <w:t>type</w:t>
+      </w:r>
+      <w:proofErr w:type="spellEnd"/>
+      <w:r>
+        <w:rPr>
+          <w:sz w:val="22"/>
+          <w:szCs w:val="22"/>
+        </w:rPr>
+        <w:t>).</w:t>
+      </w:r>
+    </w:p>
+    <w:p>
+      <w:pPr>
+        <w:numPr>
+          <w:ilvl w:val="3"/>
+          <w:numId w:val="10"/>
+        </w:numPr>
+        <w:jc w:val="both"/>
+        <w:rPr>
+          <w:sz w:val="22"/>
+          <w:szCs w:val="22"/>
+        </w:rPr>
+      </w:pPr>
+      <w:proofErr w:type="spellStart"/>
+      <w:r>
+        <w:rPr>
+          <w:sz w:val="22"/>
+          <w:szCs w:val="22"/>
+        </w:rPr>
+        <w:t>algorithms</w:t>
+      </w:r>
+      <w:proofErr w:type="spellEnd"/>
+      <w:r>
+        <w:rPr>
+          <w:sz w:val="22"/>
+          <w:szCs w:val="22"/>
+        </w:rPr>
+        <w:t xml:space="preserve"> (array de esquemas de decisión).</w:t>
+      </w:r>
+    </w:p>
+    <w:p>
+      <w:pPr>
+        <w:jc w:val="both"/>
+        <w:rPr>
+          <w:b/>
+          <w:bCs/>
+          <w:sz w:val="22"/>
+          <w:szCs w:val="22"/>
+        </w:rPr>
+      </w:pPr>
+      <w:r>
+        <w:rPr>
+          <w:b/>
+          <w:bCs/>
+          <w:sz w:val="22"/>
+          <w:szCs w:val="22"/>
+        </w:rPr>
+        <w:t>FASE D.2: Maquetación de la Vista SPA Base (estudio.html)</w:t>
+      </w:r>
+    </w:p>
+    <w:p>
+      <w:pPr>
+        <w:numPr>
+          <w:ilvl w:val="0"/>
+          <w:numId w:val="11"/>
+        </w:numPr>
+        <w:jc w:val="both"/>
+        <w:rPr>
+          <w:sz w:val="22"/>
+          <w:szCs w:val="22"/>
+        </w:rPr>
+      </w:pPr>
+      <w:r>
+        <w:rPr>
+          <w:b/>
+          <w:bCs/>
+          <w:sz w:val="22"/>
+          <w:szCs w:val="22"/>
+        </w:rPr>
+        <w:t>Objetivo:</w:t>
+      </w:r>
+      <w:r>
+        <w:rPr>
+          <w:sz w:val="22"/>
+          <w:szCs w:val="22"/>
+        </w:rPr>
+        <w:t xml:space="preserve"> Diseñar el contenedor principal de estudio manteniendo la estética oscura/profesional de Nika.</w:t>
+      </w:r>
+    </w:p>
+    <w:p>
+      <w:pPr>
+        <w:numPr>
+          <w:ilvl w:val="0"/>
+          <w:numId w:val="11"/>
+        </w:numPr>
+        <w:jc w:val="both"/>
+        <w:rPr>
+          <w:sz w:val="22"/>
+          <w:szCs w:val="22"/>
+        </w:rPr>
+      </w:pPr>
+      <w:r>
+        <w:rPr>
+          <w:b/>
+          <w:bCs/>
+          <w:sz w:val="22"/>
+          <w:szCs w:val="22"/>
+        </w:rPr>
+        <w:t>Qué hacer:</w:t>
+      </w:r>
+    </w:p>
+    <w:p>
+      <w:pPr>
+        <w:numPr>
+          <w:ilvl w:val="1"/>
+          <w:numId w:val="11"/>
+        </w:numPr>
+        <w:jc w:val="both"/>
+        <w:rPr>
+          <w:sz w:val="22"/>
+          <w:szCs w:val="22"/>
+        </w:rPr>
+      </w:pPr>
+      <w:r>
+        <w:rPr>
+          <w:sz w:val="22"/>
+          <w:szCs w:val="22"/>
+        </w:rPr>
+        <w:t xml:space="preserve">Crear estudio.html importando los estilos globales, la fuente </w:t>
+      </w:r>
+      <w:r>
+        <w:rPr>
+          <w:i/>
+          <w:iCs/>
+          <w:sz w:val="22"/>
+          <w:szCs w:val="22"/>
+        </w:rPr>
+        <w:t xml:space="preserve">Plus </w:t>
+      </w:r>
+      <w:proofErr w:type="spellStart"/>
+      <w:r>
+        <w:rPr>
+          <w:i/>
+          <w:iCs/>
+          <w:sz w:val="22"/>
+          <w:szCs w:val="22"/>
+        </w:rPr>
+        <w:t>Jakarta</w:t>
+      </w:r>
+      <w:proofErr w:type="spellEnd"/>
+      <w:r>
+        <w:rPr>
+          <w:i/>
+          <w:iCs/>
+          <w:sz w:val="22"/>
+          <w:szCs w:val="22"/>
+        </w:rPr>
+        <w:t xml:space="preserve"> Sans</w:t>
+      </w:r>
+      <w:r>
+        <w:rPr>
+          <w:sz w:val="22"/>
+          <w:szCs w:val="22"/>
+        </w:rPr>
+        <w:t>, la barra de navegación superior y el pie de página.</w:t>
+      </w:r>
+    </w:p>
+    <w:p>
+      <w:pPr>
+        <w:numPr>
+          <w:ilvl w:val="1"/>
+          <w:numId w:val="11"/>
+        </w:numPr>
+        <w:jc w:val="both"/>
+        <w:rPr>
+          <w:sz w:val="22"/>
+          <w:szCs w:val="22"/>
+        </w:rPr>
+      </w:pPr>
+      <w:r>
+        <w:rPr>
+          <w:sz w:val="22"/>
+          <w:szCs w:val="22"/>
+        </w:rPr>
+        <w:t xml:space="preserve">Programar las </w:t>
+      </w:r>
+      <w:r>
+        <w:rPr>
+          <w:b/>
+          <w:bCs/>
+          <w:sz w:val="22"/>
+          <w:szCs w:val="22"/>
+        </w:rPr>
+        <w:t>3 vistas lógicas principales</w:t>
+      </w:r>
+      <w:r>
+        <w:rPr>
+          <w:sz w:val="22"/>
+          <w:szCs w:val="22"/>
+        </w:rPr>
+        <w:t xml:space="preserve"> (controladas mediante atributos </w:t>
+      </w:r>
+      <w:proofErr w:type="spellStart"/>
+      <w:r>
+        <w:rPr>
+          <w:sz w:val="22"/>
+          <w:szCs w:val="22"/>
+        </w:rPr>
+        <w:t>hidden</w:t>
+      </w:r>
+      <w:proofErr w:type="spellEnd"/>
+      <w:r>
+        <w:rPr>
+          <w:sz w:val="22"/>
+          <w:szCs w:val="22"/>
+        </w:rPr>
+        <w:t xml:space="preserve"> o clases active desde JavaScript):</w:t>
+      </w:r>
+    </w:p>
+    <w:p>
+      <w:pPr>
+        <w:numPr>
+          <w:ilvl w:val="2"/>
+          <w:numId w:val="11"/>
+        </w:numPr>
+        <w:jc w:val="both"/>
+        <w:rPr>
+          <w:sz w:val="22"/>
+          <w:szCs w:val="22"/>
+        </w:rPr>
+      </w:pPr>
+      <w:r>
+        <w:rPr>
+          <w:b/>
+          <w:bCs/>
+          <w:sz w:val="22"/>
+          <w:szCs w:val="22"/>
+        </w:rPr>
+        <w:t>Vista 1 (#view-selector):</w:t>
+      </w:r>
+      <w:r>
+        <w:rPr>
+          <w:sz w:val="22"/>
+          <w:szCs w:val="22"/>
+        </w:rPr>
+        <w:t xml:space="preserve"> Pantalla de bienvenida con tarjetas selectoras de módulos académicos (</w:t>
+      </w:r>
+      <w:r>
+        <w:rPr>
+          <w:i/>
+          <w:iCs/>
+          <w:sz w:val="22"/>
+          <w:szCs w:val="22"/>
+        </w:rPr>
+        <w:t>Cirugía General, Ginecología, S.I.A.M.</w:t>
+      </w:r>
+      <w:r>
+        <w:rPr>
+          <w:sz w:val="22"/>
+          <w:szCs w:val="22"/>
+        </w:rPr>
+        <w:t>).</w:t>
+      </w:r>
+    </w:p>
+    <w:p>
+      <w:pPr>
+        <w:numPr>
+          <w:ilvl w:val="2"/>
+          <w:numId w:val="11"/>
+        </w:numPr>
+        <w:jc w:val="both"/>
+        <w:rPr>
+          <w:sz w:val="22"/>
+          <w:szCs w:val="22"/>
+        </w:rPr>
+      </w:pPr>
+      <w:r>
+        <w:rPr>
+          <w:b/>
+          <w:bCs/>
+          <w:sz w:val="22"/>
+          <w:szCs w:val="22"/>
+        </w:rPr>
+        <w:t>Vista 2 (#view-dashboard):</w:t>
+      </w:r>
+      <w:r>
+        <w:rPr>
+          <w:sz w:val="22"/>
+          <w:szCs w:val="22"/>
+        </w:rPr>
+        <w:t xml:space="preserve"> Panel general del módulo seleccionado, barra de progreso global, buscador de temas y los </w:t>
+      </w:r>
+      <w:r>
+        <w:rPr>
+          <w:b/>
+          <w:bCs/>
+          <w:sz w:val="22"/>
+          <w:szCs w:val="22"/>
+        </w:rPr>
+        <w:t xml:space="preserve">mosaicos desplegables de las </w:t>
+      </w:r>
+      <w:proofErr w:type="spellStart"/>
+      <w:r>
+        <w:rPr>
+          <w:b/>
+          <w:bCs/>
+          <w:sz w:val="22"/>
+          <w:szCs w:val="22"/>
+        </w:rPr>
+        <w:t>UPs</w:t>
+      </w:r>
+      <w:proofErr w:type="spellEnd"/>
+      <w:r>
+        <w:rPr>
+          <w:sz w:val="22"/>
+          <w:szCs w:val="22"/>
+        </w:rPr>
+        <w:t>.</w:t>
+      </w:r>
+    </w:p>
+    <w:p>
+      <w:pPr>
+        <w:numPr>
+          <w:ilvl w:val="2"/>
+          <w:numId w:val="11"/>
+        </w:numPr>
+        <w:jc w:val="both"/>
+        <w:rPr>
+          <w:sz w:val="22"/>
+          <w:szCs w:val="22"/>
+        </w:rPr>
+      </w:pPr>
+      <w:r>
+        <w:rPr>
+          <w:b/>
+          <w:bCs/>
+          <w:sz w:val="22"/>
+          <w:szCs w:val="22"/>
+        </w:rPr>
+        <w:t>Vista 3 (#view-up-detail):</w:t>
+      </w:r>
+      <w:r>
+        <w:rPr>
+          <w:sz w:val="22"/>
+          <w:szCs w:val="22"/>
+        </w:rPr>
+        <w:t xml:space="preserve"> Vista en detalle de una UP específica con navegación por solapas (</w:t>
+      </w:r>
+      <w:r>
+        <w:rPr>
+          <w:rFonts w:ascii="Segoe UI Emoji" w:hAnsi="Segoe UI Emoji" w:cs="Segoe UI Emoji"/>
+          <w:sz w:val="22"/>
+          <w:szCs w:val="22"/>
+        </w:rPr>
+        <w:t>📖</w:t>
+      </w:r>
+      <w:r>
+        <w:rPr>
+          <w:sz w:val="22"/>
+          <w:szCs w:val="22"/>
+        </w:rPr>
+        <w:t xml:space="preserve"> Temario, </w:t>
+      </w:r>
+      <w:r>
+        <w:rPr>
+          <w:rFonts w:ascii="Segoe UI Emoji" w:hAnsi="Segoe UI Emoji" w:cs="Segoe UI Emoji"/>
+          <w:sz w:val="22"/>
+          <w:szCs w:val="22"/>
+        </w:rPr>
+        <w:t>🌳</w:t>
+      </w:r>
+      <w:r>
+        <w:rPr>
+          <w:sz w:val="22"/>
+          <w:szCs w:val="22"/>
+        </w:rPr>
+        <w:t xml:space="preserve"> Algoritmos, </w:t>
+      </w:r>
+      <w:r>
+        <w:rPr>
+          <w:rFonts w:ascii="Segoe UI Emoji" w:hAnsi="Segoe UI Emoji" w:cs="Segoe UI Emoji"/>
+          <w:sz w:val="22"/>
+          <w:szCs w:val="22"/>
+        </w:rPr>
+        <w:t>🎥</w:t>
+      </w:r>
+      <w:r>
+        <w:rPr>
+          <w:sz w:val="22"/>
+          <w:szCs w:val="22"/>
+        </w:rPr>
+        <w:t xml:space="preserve"> Videos YT) y la barra lateral de productividad.</w:t>
+      </w:r>
+    </w:p>
+    <w:p>
+      <w:pPr>
+        <w:jc w:val="both"/>
+        <w:rPr>
+          <w:b/>
+          <w:bCs/>
+          <w:sz w:val="22"/>
+          <w:szCs w:val="22"/>
+        </w:rPr>
+      </w:pPr>
+    </w:p>
+    <w:p>
+      <w:pPr>
+        <w:jc w:val="both"/>
+        <w:rPr>
+          <w:b/>
+          <w:bCs/>
+          <w:sz w:val="22"/>
+          <w:szCs w:val="22"/>
+        </w:rPr>
+      </w:pPr>
+    </w:p>
+    <w:p>
+      <w:pPr>
+        <w:jc w:val="both"/>
+        <w:rPr>
+          <w:b/>
+          <w:bCs/>
+          <w:sz w:val="22"/>
+          <w:szCs w:val="22"/>
+        </w:rPr>
+      </w:pPr>
+    </w:p>
+    <w:p>
+      <w:pPr>
+        <w:jc w:val="both"/>
+        <w:rPr>
+          <w:b/>
+          <w:bCs/>
+          <w:sz w:val="22"/>
+          <w:szCs w:val="22"/>
+        </w:rPr>
+      </w:pPr>
+    </w:p>
+    <w:p>
+      <w:pPr>
+        <w:jc w:val="both"/>
+        <w:rPr>
+          <w:b/>
+          <w:bCs/>
+          <w:sz w:val="22"/>
+          <w:szCs w:val="22"/>
+        </w:rPr>
+      </w:pPr>
+    </w:p>
+    <w:p>
+      <w:pPr>
+        <w:jc w:val="both"/>
+        <w:rPr>
+          <w:b/>
+          <w:bCs/>
+          <w:sz w:val="22"/>
+          <w:szCs w:val="22"/>
+        </w:rPr>
+      </w:pPr>
+      <w:r>
+        <w:rPr>
+          <w:b/>
+          <w:bCs/>
+          <w:sz w:val="22"/>
+          <w:szCs w:val="22"/>
+        </w:rPr>
+        <w:lastRenderedPageBreak/>
+        <w:t>FASE D.3: Lógica de Navegación y Renderizado Dinámico (estudio.js, modulo.js, up.js)</w:t>
+      </w:r>
+    </w:p>
+    <w:p>
+      <w:pPr>
+        <w:numPr>
+          <w:ilvl w:val="0"/>
+          <w:numId w:val="12"/>
+        </w:numPr>
+        <w:jc w:val="both"/>
+        <w:rPr>
+          <w:sz w:val="22"/>
+          <w:szCs w:val="22"/>
+        </w:rPr>
+      </w:pPr>
+      <w:r>
+        <w:rPr>
+          <w:b/>
+          <w:bCs/>
+          <w:sz w:val="22"/>
+          <w:szCs w:val="22"/>
+        </w:rPr>
+        <w:t>Objetivo:</w:t>
+      </w:r>
+      <w:r>
+        <w:rPr>
+          <w:sz w:val="22"/>
+          <w:szCs w:val="22"/>
+        </w:rPr>
+        <w:t xml:space="preserve"> Hacer que la interfaz cobre vida leyendo los archivos JSON.</w:t>
+      </w:r>
+    </w:p>
+    <w:p>
+      <w:pPr>
+        <w:numPr>
+          <w:ilvl w:val="0"/>
+          <w:numId w:val="12"/>
+        </w:numPr>
+        <w:jc w:val="both"/>
+        <w:rPr>
+          <w:sz w:val="22"/>
+          <w:szCs w:val="22"/>
+        </w:rPr>
+      </w:pPr>
+      <w:r>
+        <w:rPr>
+          <w:b/>
+          <w:bCs/>
+          <w:sz w:val="22"/>
+          <w:szCs w:val="22"/>
+        </w:rPr>
+        <w:t>Qué hacer:</w:t>
+      </w:r>
+    </w:p>
+    <w:p>
+      <w:pPr>
+        <w:numPr>
+          <w:ilvl w:val="1"/>
+          <w:numId w:val="12"/>
+        </w:numPr>
+        <w:jc w:val="both"/>
+        <w:rPr>
+          <w:sz w:val="22"/>
+          <w:szCs w:val="22"/>
+        </w:rPr>
+      </w:pPr>
+      <w:r>
+        <w:rPr>
+          <w:sz w:val="22"/>
+          <w:szCs w:val="22"/>
+        </w:rPr>
+        <w:t xml:space="preserve">Desarrollar estudio.js para inicializar la aplicación, leer </w:t>
+      </w:r>
+      <w:proofErr w:type="spellStart"/>
+      <w:proofErr w:type="gramStart"/>
+      <w:r>
+        <w:rPr>
+          <w:sz w:val="22"/>
+          <w:szCs w:val="22"/>
+        </w:rPr>
+        <w:t>modulos.json</w:t>
+      </w:r>
+      <w:proofErr w:type="spellEnd"/>
+      <w:proofErr w:type="gramEnd"/>
+      <w:r>
+        <w:rPr>
+          <w:sz w:val="22"/>
+          <w:szCs w:val="22"/>
+        </w:rPr>
+        <w:t xml:space="preserve"> y gestionar la transición entre el selector y el </w:t>
+      </w:r>
+      <w:proofErr w:type="spellStart"/>
+      <w:r>
+        <w:rPr>
+          <w:sz w:val="22"/>
+          <w:szCs w:val="22"/>
+        </w:rPr>
+        <w:t>dashboard</w:t>
+      </w:r>
+      <w:proofErr w:type="spellEnd"/>
+      <w:r>
+        <w:rPr>
+          <w:sz w:val="22"/>
+          <w:szCs w:val="22"/>
+        </w:rPr>
+        <w:t xml:space="preserve"> del módulo.</w:t>
+      </w:r>
+    </w:p>
+    <w:p>
+      <w:pPr>
+        <w:numPr>
+          <w:ilvl w:val="1"/>
+          <w:numId w:val="12"/>
+        </w:numPr>
+        <w:jc w:val="both"/>
+        <w:rPr>
+          <w:sz w:val="22"/>
+          <w:szCs w:val="22"/>
+        </w:rPr>
+      </w:pPr>
+      <w:r>
+        <w:rPr>
+          <w:sz w:val="22"/>
+          <w:szCs w:val="22"/>
+        </w:rPr>
+        <w:t xml:space="preserve">Desarrollar modulo.js para pintar las tarjetas de las </w:t>
+      </w:r>
+      <w:proofErr w:type="spellStart"/>
+      <w:r>
+        <w:rPr>
+          <w:sz w:val="22"/>
+          <w:szCs w:val="22"/>
+        </w:rPr>
+        <w:t>UPs</w:t>
+      </w:r>
+      <w:proofErr w:type="spellEnd"/>
+      <w:r>
+        <w:rPr>
+          <w:sz w:val="22"/>
+          <w:szCs w:val="22"/>
+        </w:rPr>
+        <w:t xml:space="preserve"> de forma automatizada según el JSON del módulo activo, calculando los estados de avance.</w:t>
+      </w:r>
+    </w:p>
+    <w:p>
+      <w:pPr>
+        <w:numPr>
+          <w:ilvl w:val="1"/>
+          <w:numId w:val="12"/>
+        </w:numPr>
+        <w:jc w:val="both"/>
+        <w:rPr>
+          <w:sz w:val="22"/>
+          <w:szCs w:val="22"/>
+        </w:rPr>
+      </w:pPr>
+      <w:r>
+        <w:rPr>
+          <w:sz w:val="22"/>
+          <w:szCs w:val="22"/>
+        </w:rPr>
+        <w:t>Desarrollar up.js para poblar dinámicamente las solapas de la unidad seleccionada, cruzando las claves bibliográficas del JSON con el repositorio de libros para mostrar autores, títulos y materiales correctamente.</w:t>
+      </w:r>
+    </w:p>
+    <w:p>
+      <w:pPr>
+        <w:jc w:val="both"/>
+        <w:rPr>
+          <w:b/>
+          <w:bCs/>
+          <w:sz w:val="22"/>
+          <w:szCs w:val="22"/>
+        </w:rPr>
+      </w:pPr>
+      <w:r>
+        <w:rPr>
+          <w:b/>
+          <w:bCs/>
+          <w:sz w:val="22"/>
+          <w:szCs w:val="22"/>
+        </w:rPr>
+        <w:t xml:space="preserve">FASE D.4: Módulo de Productividad — Mis Notas sincronizadas con </w:t>
+      </w:r>
+      <w:proofErr w:type="spellStart"/>
+      <w:r>
+        <w:rPr>
+          <w:b/>
+          <w:bCs/>
+          <w:sz w:val="22"/>
+          <w:szCs w:val="22"/>
+        </w:rPr>
+        <w:t>Supabase</w:t>
+      </w:r>
+      <w:proofErr w:type="spellEnd"/>
+    </w:p>
+    <w:p>
+      <w:pPr>
+        <w:numPr>
+          <w:ilvl w:val="0"/>
+          <w:numId w:val="13"/>
+        </w:numPr>
+        <w:jc w:val="both"/>
+        <w:rPr>
+          <w:sz w:val="22"/>
+          <w:szCs w:val="22"/>
+        </w:rPr>
+      </w:pPr>
+      <w:r>
+        <w:rPr>
+          <w:b/>
+          <w:bCs/>
+          <w:sz w:val="22"/>
+          <w:szCs w:val="22"/>
+        </w:rPr>
+        <w:t>Objetivo:</w:t>
+      </w:r>
+      <w:r>
+        <w:rPr>
+          <w:sz w:val="22"/>
+          <w:szCs w:val="22"/>
+        </w:rPr>
+        <w:t xml:space="preserve"> Proveer un bloc de notas por unidad persistente en la nube.</w:t>
+      </w:r>
+    </w:p>
+    <w:p>
+      <w:pPr>
+        <w:numPr>
+          <w:ilvl w:val="0"/>
+          <w:numId w:val="13"/>
+        </w:numPr>
+        <w:jc w:val="both"/>
+        <w:rPr>
+          <w:sz w:val="22"/>
+          <w:szCs w:val="22"/>
+        </w:rPr>
+      </w:pPr>
+      <w:r>
+        <w:rPr>
+          <w:b/>
+          <w:bCs/>
+          <w:sz w:val="22"/>
+          <w:szCs w:val="22"/>
+        </w:rPr>
+        <w:t>Qué hacer:</w:t>
+      </w:r>
+    </w:p>
+    <w:p>
+      <w:pPr>
+        <w:numPr>
+          <w:ilvl w:val="1"/>
+          <w:numId w:val="13"/>
+        </w:numPr>
+        <w:jc w:val="both"/>
+        <w:rPr>
+          <w:sz w:val="22"/>
+          <w:szCs w:val="22"/>
+        </w:rPr>
+      </w:pPr>
+      <w:r>
+        <w:rPr>
+          <w:sz w:val="22"/>
+          <w:szCs w:val="22"/>
+        </w:rPr>
+        <w:t xml:space="preserve">Crear en </w:t>
+      </w:r>
+      <w:proofErr w:type="spellStart"/>
+      <w:r>
+        <w:rPr>
+          <w:sz w:val="22"/>
+          <w:szCs w:val="22"/>
+        </w:rPr>
+        <w:t>Supabase</w:t>
+      </w:r>
+      <w:proofErr w:type="spellEnd"/>
+      <w:r>
+        <w:rPr>
+          <w:sz w:val="22"/>
+          <w:szCs w:val="22"/>
+        </w:rPr>
+        <w:t xml:space="preserve"> la tabla </w:t>
+      </w:r>
+      <w:proofErr w:type="spellStart"/>
+      <w:r>
+        <w:rPr>
+          <w:sz w:val="22"/>
+          <w:szCs w:val="22"/>
+        </w:rPr>
+        <w:t>study_notes</w:t>
+      </w:r>
+      <w:proofErr w:type="spellEnd"/>
+      <w:r>
+        <w:rPr>
+          <w:sz w:val="22"/>
+          <w:szCs w:val="22"/>
+        </w:rPr>
+        <w:t xml:space="preserve"> (con campos: id, </w:t>
+      </w:r>
+      <w:proofErr w:type="spellStart"/>
+      <w:r>
+        <w:rPr>
+          <w:sz w:val="22"/>
+          <w:szCs w:val="22"/>
+        </w:rPr>
+        <w:t>user_id</w:t>
+      </w:r>
+      <w:proofErr w:type="spellEnd"/>
+      <w:r>
+        <w:rPr>
+          <w:sz w:val="22"/>
+          <w:szCs w:val="22"/>
+        </w:rPr>
+        <w:t xml:space="preserve">, </w:t>
+      </w:r>
+      <w:proofErr w:type="spellStart"/>
+      <w:r>
+        <w:rPr>
+          <w:sz w:val="22"/>
+          <w:szCs w:val="22"/>
+        </w:rPr>
+        <w:t>module_id</w:t>
+      </w:r>
+      <w:proofErr w:type="spellEnd"/>
+      <w:r>
+        <w:rPr>
+          <w:sz w:val="22"/>
+          <w:szCs w:val="22"/>
+        </w:rPr>
+        <w:t xml:space="preserve">, </w:t>
+      </w:r>
+      <w:proofErr w:type="spellStart"/>
+      <w:r>
+        <w:rPr>
+          <w:sz w:val="22"/>
+          <w:szCs w:val="22"/>
+        </w:rPr>
+        <w:t>up_id</w:t>
+      </w:r>
+      <w:proofErr w:type="spellEnd"/>
+      <w:r>
+        <w:rPr>
+          <w:sz w:val="22"/>
+          <w:szCs w:val="22"/>
+        </w:rPr>
+        <w:t xml:space="preserve">, </w:t>
+      </w:r>
+      <w:proofErr w:type="spellStart"/>
+      <w:r>
+        <w:rPr>
+          <w:sz w:val="22"/>
+          <w:szCs w:val="22"/>
+        </w:rPr>
+        <w:t>content</w:t>
+      </w:r>
+      <w:proofErr w:type="spellEnd"/>
+      <w:r>
+        <w:rPr>
+          <w:sz w:val="22"/>
+          <w:szCs w:val="22"/>
+        </w:rPr>
+        <w:t xml:space="preserve">, </w:t>
+      </w:r>
+      <w:proofErr w:type="spellStart"/>
+      <w:r>
+        <w:rPr>
+          <w:sz w:val="22"/>
+          <w:szCs w:val="22"/>
+        </w:rPr>
+        <w:t>updated_at</w:t>
+      </w:r>
+      <w:proofErr w:type="spellEnd"/>
+      <w:r>
+        <w:rPr>
+          <w:sz w:val="22"/>
+          <w:szCs w:val="22"/>
+        </w:rPr>
+        <w:t xml:space="preserve"> y restricción única </w:t>
+      </w:r>
+      <w:proofErr w:type="gramStart"/>
+      <w:r>
+        <w:rPr>
+          <w:sz w:val="22"/>
+          <w:szCs w:val="22"/>
+        </w:rPr>
+        <w:t>UNIQUE(</w:t>
+      </w:r>
+      <w:proofErr w:type="spellStart"/>
+      <w:proofErr w:type="gramEnd"/>
+      <w:r>
+        <w:rPr>
+          <w:sz w:val="22"/>
+          <w:szCs w:val="22"/>
+        </w:rPr>
+        <w:t>user_id</w:t>
+      </w:r>
+      <w:proofErr w:type="spellEnd"/>
+      <w:r>
+        <w:rPr>
+          <w:sz w:val="22"/>
+          <w:szCs w:val="22"/>
+        </w:rPr>
+        <w:t xml:space="preserve">, </w:t>
+      </w:r>
+      <w:proofErr w:type="spellStart"/>
+      <w:r>
+        <w:rPr>
+          <w:sz w:val="22"/>
+          <w:szCs w:val="22"/>
+        </w:rPr>
+        <w:t>module_id</w:t>
+      </w:r>
+      <w:proofErr w:type="spellEnd"/>
+      <w:r>
+        <w:rPr>
+          <w:sz w:val="22"/>
+          <w:szCs w:val="22"/>
+        </w:rPr>
+        <w:t xml:space="preserve">, </w:t>
+      </w:r>
+      <w:proofErr w:type="spellStart"/>
+      <w:r>
+        <w:rPr>
+          <w:sz w:val="22"/>
+          <w:szCs w:val="22"/>
+        </w:rPr>
+        <w:t>up_id</w:t>
+      </w:r>
+      <w:proofErr w:type="spellEnd"/>
+      <w:r>
+        <w:rPr>
+          <w:sz w:val="22"/>
+          <w:szCs w:val="22"/>
+        </w:rPr>
+        <w:t>)).</w:t>
+      </w:r>
+    </w:p>
+    <w:p>
+      <w:pPr>
+        <w:numPr>
+          <w:ilvl w:val="1"/>
+          <w:numId w:val="13"/>
+        </w:numPr>
+        <w:jc w:val="both"/>
+        <w:rPr>
+          <w:sz w:val="22"/>
+          <w:szCs w:val="22"/>
+        </w:rPr>
+      </w:pPr>
+      <w:r>
+        <w:rPr>
+          <w:sz w:val="22"/>
+          <w:szCs w:val="22"/>
+        </w:rPr>
+        <w:t xml:space="preserve">Programar </w:t>
+      </w:r>
+      <w:proofErr w:type="spellStart"/>
+      <w:r>
+        <w:rPr>
+          <w:sz w:val="22"/>
+          <w:szCs w:val="22"/>
+        </w:rPr>
+        <w:t>js</w:t>
+      </w:r>
+      <w:proofErr w:type="spellEnd"/>
+      <w:r>
+        <w:rPr>
+          <w:sz w:val="22"/>
+          <w:szCs w:val="22"/>
+        </w:rPr>
+        <w:t>/</w:t>
+      </w:r>
+      <w:proofErr w:type="spellStart"/>
+      <w:r>
+        <w:rPr>
+          <w:sz w:val="22"/>
+          <w:szCs w:val="22"/>
+        </w:rPr>
+        <w:t>productivity</w:t>
+      </w:r>
+      <w:proofErr w:type="spellEnd"/>
+      <w:r>
+        <w:rPr>
+          <w:sz w:val="22"/>
+          <w:szCs w:val="22"/>
+        </w:rPr>
+        <w:t>/notas.js para implementar una estrategia híbrida:</w:t>
+      </w:r>
+    </w:p>
+    <w:p>
+      <w:pPr>
+        <w:numPr>
+          <w:ilvl w:val="2"/>
+          <w:numId w:val="13"/>
+        </w:numPr>
+        <w:jc w:val="both"/>
+        <w:rPr>
+          <w:sz w:val="22"/>
+          <w:szCs w:val="22"/>
+        </w:rPr>
+      </w:pPr>
+      <w:r>
+        <w:rPr>
+          <w:sz w:val="22"/>
+          <w:szCs w:val="22"/>
+        </w:rPr>
+        <w:t xml:space="preserve">Al abrir una UP, recuperar la nota desde </w:t>
+      </w:r>
+      <w:proofErr w:type="spellStart"/>
+      <w:r>
+        <w:rPr>
+          <w:sz w:val="22"/>
+          <w:szCs w:val="22"/>
+        </w:rPr>
+        <w:t>localStorage</w:t>
+      </w:r>
+      <w:proofErr w:type="spellEnd"/>
+      <w:r>
+        <w:rPr>
+          <w:sz w:val="22"/>
+          <w:szCs w:val="22"/>
+        </w:rPr>
+        <w:t xml:space="preserve"> para respuesta instantánea y sincronizar en segundo plano con </w:t>
+      </w:r>
+      <w:proofErr w:type="spellStart"/>
+      <w:r>
+        <w:rPr>
+          <w:sz w:val="22"/>
+          <w:szCs w:val="22"/>
+        </w:rPr>
+        <w:t>Supabase</w:t>
+      </w:r>
+      <w:proofErr w:type="spellEnd"/>
+      <w:r>
+        <w:rPr>
+          <w:sz w:val="22"/>
+          <w:szCs w:val="22"/>
+        </w:rPr>
+        <w:t>.</w:t>
+      </w:r>
+    </w:p>
+    <w:p>
+      <w:pPr>
+        <w:numPr>
+          <w:ilvl w:val="2"/>
+          <w:numId w:val="13"/>
+        </w:numPr>
+        <w:jc w:val="both"/>
+        <w:rPr>
+          <w:sz w:val="22"/>
+          <w:szCs w:val="22"/>
+        </w:rPr>
+      </w:pPr>
+      <w:r>
+        <w:rPr>
+          <w:sz w:val="22"/>
+          <w:szCs w:val="22"/>
+        </w:rPr>
+        <w:t xml:space="preserve">Implementar un </w:t>
+      </w:r>
+      <w:proofErr w:type="spellStart"/>
+      <w:r>
+        <w:rPr>
+          <w:b/>
+          <w:bCs/>
+          <w:sz w:val="22"/>
+          <w:szCs w:val="22"/>
+        </w:rPr>
+        <w:t>debounce</w:t>
+      </w:r>
+      <w:proofErr w:type="spellEnd"/>
+      <w:r>
+        <w:rPr>
+          <w:b/>
+          <w:bCs/>
+          <w:sz w:val="22"/>
+          <w:szCs w:val="22"/>
+        </w:rPr>
+        <w:t xml:space="preserve"> (retardo de 800ms)</w:t>
+      </w:r>
+      <w:r>
+        <w:rPr>
+          <w:sz w:val="22"/>
+          <w:szCs w:val="22"/>
+        </w:rPr>
+        <w:t xml:space="preserve"> al escribir en el </w:t>
+      </w:r>
+      <w:proofErr w:type="spellStart"/>
+      <w:r>
+        <w:rPr>
+          <w:sz w:val="22"/>
+          <w:szCs w:val="22"/>
+        </w:rPr>
+        <w:t>textarea</w:t>
+      </w:r>
+      <w:proofErr w:type="spellEnd"/>
+      <w:r>
+        <w:rPr>
+          <w:sz w:val="22"/>
+          <w:szCs w:val="22"/>
+        </w:rPr>
+        <w:t xml:space="preserve"> para ejecutar un UPSERT automático en la base de datos sin saturar solicitudes por cada pulsación de tecla.</w:t>
+      </w:r>
+    </w:p>
+    <w:p>
+      <w:pPr>
+        <w:jc w:val="both"/>
+        <w:rPr>
+          <w:b/>
+          <w:bCs/>
+          <w:sz w:val="22"/>
+          <w:szCs w:val="22"/>
+        </w:rPr>
+      </w:pPr>
+      <w:r>
+        <w:rPr>
+          <w:b/>
+          <w:bCs/>
+          <w:sz w:val="22"/>
+          <w:szCs w:val="22"/>
+        </w:rPr>
+        <w:t xml:space="preserve">FASE D.5: </w:t>
+      </w:r>
+      <w:proofErr w:type="spellStart"/>
+      <w:r>
+        <w:rPr>
+          <w:b/>
+          <w:bCs/>
+          <w:sz w:val="22"/>
+          <w:szCs w:val="22"/>
+        </w:rPr>
+        <w:t>Pomodoro</w:t>
+      </w:r>
+      <w:proofErr w:type="spellEnd"/>
+      <w:r>
+        <w:rPr>
+          <w:b/>
+          <w:bCs/>
+          <w:sz w:val="22"/>
+          <w:szCs w:val="22"/>
+        </w:rPr>
+        <w:t xml:space="preserve"> Inteligente con Tracking por UP</w:t>
+      </w:r>
+    </w:p>
+    <w:p>
+      <w:pPr>
+        <w:numPr>
+          <w:ilvl w:val="0"/>
+          <w:numId w:val="14"/>
+        </w:numPr>
+        <w:jc w:val="both"/>
+        <w:rPr>
+          <w:sz w:val="22"/>
+          <w:szCs w:val="22"/>
+        </w:rPr>
+      </w:pPr>
+      <w:r>
+        <w:rPr>
+          <w:b/>
+          <w:bCs/>
+          <w:sz w:val="22"/>
+          <w:szCs w:val="22"/>
+        </w:rPr>
+        <w:t>Objetivo:</w:t>
+      </w:r>
+      <w:r>
+        <w:rPr>
+          <w:sz w:val="22"/>
+          <w:szCs w:val="22"/>
+        </w:rPr>
+        <w:t xml:space="preserve"> Permitir que el estudiante mida el tiempo exacto que dedica a cada unidad temática.</w:t>
+      </w:r>
+    </w:p>
+    <w:p>
+      <w:pPr>
+        <w:numPr>
+          <w:ilvl w:val="0"/>
+          <w:numId w:val="14"/>
+        </w:numPr>
+        <w:jc w:val="both"/>
+        <w:rPr>
+          <w:sz w:val="22"/>
+          <w:szCs w:val="22"/>
+        </w:rPr>
+      </w:pPr>
+      <w:r>
+        <w:rPr>
+          <w:b/>
+          <w:bCs/>
+          <w:sz w:val="22"/>
+          <w:szCs w:val="22"/>
+        </w:rPr>
+        <w:t>Qué hacer:</w:t>
+      </w:r>
+    </w:p>
+    <w:p>
+      <w:pPr>
+        <w:numPr>
+          <w:ilvl w:val="1"/>
+          <w:numId w:val="14"/>
+        </w:numPr>
+        <w:jc w:val="both"/>
+        <w:rPr>
+          <w:sz w:val="22"/>
+          <w:szCs w:val="22"/>
+        </w:rPr>
+      </w:pPr>
+      <w:r>
+        <w:rPr>
+          <w:sz w:val="22"/>
+          <w:szCs w:val="22"/>
+        </w:rPr>
+        <w:t xml:space="preserve">Integrar el temporizador </w:t>
+      </w:r>
+      <w:proofErr w:type="spellStart"/>
+      <w:r>
+        <w:rPr>
+          <w:sz w:val="22"/>
+          <w:szCs w:val="22"/>
+        </w:rPr>
+        <w:t>Pomodoro</w:t>
+      </w:r>
+      <w:proofErr w:type="spellEnd"/>
+      <w:r>
+        <w:rPr>
+          <w:sz w:val="22"/>
+          <w:szCs w:val="22"/>
+        </w:rPr>
+        <w:t xml:space="preserve"> dentro de la barra lateral de la suite de estudio.</w:t>
+      </w:r>
+    </w:p>
+    <w:p>
+      <w:pPr>
+        <w:numPr>
+          <w:ilvl w:val="1"/>
+          <w:numId w:val="14"/>
+        </w:numPr>
+        <w:jc w:val="both"/>
+        <w:rPr>
+          <w:sz w:val="22"/>
+          <w:szCs w:val="22"/>
+        </w:rPr>
+      </w:pPr>
+      <w:r>
+        <w:rPr>
+          <w:sz w:val="22"/>
+          <w:szCs w:val="22"/>
+        </w:rPr>
+        <w:t xml:space="preserve">Añadir un selector superior en el widget: </w:t>
+      </w:r>
+      <w:r>
+        <w:rPr>
+          <w:i/>
+          <w:iCs/>
+          <w:sz w:val="22"/>
+          <w:szCs w:val="22"/>
+        </w:rPr>
+        <w:t xml:space="preserve">"Estudiando: [ UP X </w:t>
+      </w:r>
+      <w:proofErr w:type="gramStart"/>
+      <w:r>
+        <w:rPr>
+          <w:rFonts w:ascii="Arial" w:hAnsi="Arial" w:cs="Arial"/>
+          <w:i/>
+          <w:iCs/>
+          <w:sz w:val="22"/>
+          <w:szCs w:val="22"/>
+        </w:rPr>
+        <w:t>▼</w:t>
+      </w:r>
+      <w:r>
+        <w:rPr>
+          <w:i/>
+          <w:iCs/>
+          <w:sz w:val="22"/>
+          <w:szCs w:val="22"/>
+        </w:rPr>
+        <w:t xml:space="preserve"> ]</w:t>
+      </w:r>
+      <w:proofErr w:type="gramEnd"/>
+      <w:r>
+        <w:rPr>
+          <w:i/>
+          <w:iCs/>
+          <w:sz w:val="22"/>
+          <w:szCs w:val="22"/>
+        </w:rPr>
+        <w:t>"</w:t>
+      </w:r>
+      <w:r>
+        <w:rPr>
+          <w:sz w:val="22"/>
+          <w:szCs w:val="22"/>
+        </w:rPr>
+        <w:t>.</w:t>
+      </w:r>
+    </w:p>
+    <w:p>
+      <w:pPr>
+        <w:numPr>
+          <w:ilvl w:val="1"/>
+          <w:numId w:val="14"/>
+        </w:numPr>
+        <w:jc w:val="both"/>
+        <w:rPr>
+          <w:sz w:val="22"/>
+          <w:szCs w:val="22"/>
+        </w:rPr>
+      </w:pPr>
+      <w:r>
+        <w:rPr>
+          <w:sz w:val="22"/>
+          <w:szCs w:val="22"/>
+        </w:rPr>
+        <w:t xml:space="preserve">Al finalizar un ciclo de estudio con el temporizador activo, registrar el tiempo transcurrido en </w:t>
+      </w:r>
+      <w:proofErr w:type="spellStart"/>
+      <w:r>
+        <w:rPr>
+          <w:sz w:val="22"/>
+          <w:szCs w:val="22"/>
+        </w:rPr>
+        <w:t>localStorage</w:t>
+      </w:r>
+      <w:proofErr w:type="spellEnd"/>
+      <w:r>
+        <w:rPr>
+          <w:sz w:val="22"/>
+          <w:szCs w:val="22"/>
+        </w:rPr>
+        <w:t xml:space="preserve"> (ej. nika_time_cirugia_up1) asociado a la unidad activa, permitiendo visualizar métricas de esfuerzo por tema.</w:t>
+      </w:r>
+    </w:p>
+    <w:p>
+      <w:pPr>
+        <w:jc w:val="both"/>
+        <w:rPr>
+          <w:b/>
+          <w:bCs/>
+          <w:sz w:val="22"/>
+          <w:szCs w:val="22"/>
+        </w:rPr>
+      </w:pPr>
+    </w:p>
+    <w:p>
+      <w:pPr>
+        <w:jc w:val="both"/>
+        <w:rPr>
+          <w:b/>
+          <w:bCs/>
+          <w:sz w:val="22"/>
+          <w:szCs w:val="22"/>
+        </w:rPr>
+      </w:pPr>
+    </w:p>
+    <w:p>
+      <w:pPr>
+        <w:jc w:val="both"/>
+        <w:rPr>
+          <w:b/>
+          <w:bCs/>
+          <w:sz w:val="22"/>
+          <w:szCs w:val="22"/>
+        </w:rPr>
+      </w:pPr>
+    </w:p>
+    <w:p>
+      <w:pPr>
+        <w:jc w:val="both"/>
+        <w:rPr>
+          <w:b/>
+          <w:bCs/>
+          <w:sz w:val="22"/>
+          <w:szCs w:val="22"/>
+        </w:rPr>
+      </w:pPr>
+    </w:p>
+    <w:p>
+      <w:pPr>
+        <w:jc w:val="both"/>
+        <w:rPr>
+          <w:b/>
+          <w:bCs/>
+          <w:sz w:val="22"/>
+          <w:szCs w:val="22"/>
+        </w:rPr>
+      </w:pPr>
+    </w:p>
+    <w:p>
+      <w:pPr>
+        <w:jc w:val="both"/>
+        <w:rPr>
+          <w:b/>
+          <w:bCs/>
+          <w:sz w:val="22"/>
+          <w:szCs w:val="22"/>
+        </w:rPr>
+      </w:pPr>
+    </w:p>
+    <w:p>
+      <w:pPr>
+        <w:jc w:val="both"/>
+        <w:rPr>
+          <w:b/>
+          <w:bCs/>
+          <w:sz w:val="22"/>
+          <w:szCs w:val="22"/>
+        </w:rPr>
+      </w:pPr>
+    </w:p>
+    <w:p>
+      <w:pPr>
+        <w:jc w:val="both"/>
+        <w:rPr>
+          <w:b/>
+          <w:bCs/>
+          <w:sz w:val="22"/>
+          <w:szCs w:val="22"/>
+        </w:rPr>
+      </w:pPr>
+      <w:r>
+        <w:rPr>
+          <w:b/>
+          <w:bCs/>
+          <w:sz w:val="22"/>
+          <w:szCs w:val="22"/>
+        </w:rPr>
+        <w:lastRenderedPageBreak/>
+        <w:t xml:space="preserve">FASE D.6: Asistente Flotante </w:t>
+      </w:r>
+      <w:r>
+        <w:rPr>
+          <w:rFonts w:ascii="Segoe UI Emoji" w:hAnsi="Segoe UI Emoji" w:cs="Segoe UI Emoji"/>
+          <w:b/>
+          <w:bCs/>
+          <w:sz w:val="22"/>
+          <w:szCs w:val="22"/>
+        </w:rPr>
+        <w:t>🤖</w:t>
+      </w:r>
+      <w:r>
+        <w:rPr>
+          <w:b/>
+          <w:bCs/>
+          <w:sz w:val="22"/>
+          <w:szCs w:val="22"/>
+        </w:rPr>
+        <w:t xml:space="preserve"> (Estilo Galicia) con Sistema de </w:t>
+      </w:r>
+      <w:proofErr w:type="spellStart"/>
+      <w:r>
+        <w:rPr>
+          <w:b/>
+          <w:bCs/>
+          <w:sz w:val="22"/>
+          <w:szCs w:val="22"/>
+        </w:rPr>
+        <w:t>Fallback</w:t>
+      </w:r>
+      <w:proofErr w:type="spellEnd"/>
+    </w:p>
+    <w:p>
+      <w:pPr>
+        <w:numPr>
+          <w:ilvl w:val="0"/>
+          <w:numId w:val="15"/>
+        </w:numPr>
+        <w:jc w:val="both"/>
+        <w:rPr>
+          <w:sz w:val="22"/>
+          <w:szCs w:val="22"/>
+        </w:rPr>
+      </w:pPr>
+      <w:r>
+        <w:rPr>
+          <w:b/>
+          <w:bCs/>
+          <w:sz w:val="22"/>
+          <w:szCs w:val="22"/>
+        </w:rPr>
+        <w:t>Objetivo:</w:t>
+      </w:r>
+      <w:r>
+        <w:rPr>
+          <w:sz w:val="22"/>
+          <w:szCs w:val="22"/>
+        </w:rPr>
+        <w:t xml:space="preserve"> Ofrecer ayuda rápida de navegación y conceptos básicos permanentemente en pantalla.</w:t>
+      </w:r>
+    </w:p>
+    <w:p>
+      <w:pPr>
+        <w:numPr>
+          <w:ilvl w:val="0"/>
+          <w:numId w:val="15"/>
+        </w:numPr>
+        <w:jc w:val="both"/>
+        <w:rPr>
+          <w:sz w:val="22"/>
+          <w:szCs w:val="22"/>
+        </w:rPr>
+      </w:pPr>
+      <w:r>
+        <w:rPr>
+          <w:b/>
+          <w:bCs/>
+          <w:sz w:val="22"/>
+          <w:szCs w:val="22"/>
+        </w:rPr>
+        <w:t>Qué hacer:</w:t>
+      </w:r>
+    </w:p>
+    <w:p>
+      <w:pPr>
+        <w:numPr>
+          <w:ilvl w:val="1"/>
+          <w:numId w:val="15"/>
+        </w:numPr>
+        <w:jc w:val="both"/>
+        <w:rPr>
+          <w:sz w:val="22"/>
+          <w:szCs w:val="22"/>
+        </w:rPr>
+      </w:pPr>
+      <w:r>
+        <w:rPr>
+          <w:sz w:val="22"/>
+          <w:szCs w:val="22"/>
+        </w:rPr>
+        <w:t>Diseñar el botón flotante fijo en la esquina inferior izquierda (#nika-assistant-btn) con el ícono de robot.</w:t>
+      </w:r>
+    </w:p>
+    <w:p>
+      <w:pPr>
+        <w:numPr>
+          <w:ilvl w:val="1"/>
+          <w:numId w:val="15"/>
+        </w:numPr>
+        <w:jc w:val="both"/>
+        <w:rPr>
+          <w:sz w:val="22"/>
+          <w:szCs w:val="22"/>
+        </w:rPr>
+      </w:pPr>
+      <w:r>
+        <w:rPr>
+          <w:sz w:val="22"/>
+          <w:szCs w:val="22"/>
+        </w:rPr>
+        <w:t>Crear la interfaz de chat desplegable para responder consultas frecuentes de la plataforma (</w:t>
+      </w:r>
+      <w:r>
+        <w:rPr>
+          <w:i/>
+          <w:iCs/>
+          <w:sz w:val="22"/>
+          <w:szCs w:val="22"/>
+        </w:rPr>
+        <w:t>"¿Cómo veo mi progreso?", "¿Dónde guardo mis notas?"</w:t>
+      </w:r>
+      <w:r>
+        <w:rPr>
+          <w:sz w:val="22"/>
+          <w:szCs w:val="22"/>
+        </w:rPr>
+        <w:t>).</w:t>
+      </w:r>
+    </w:p>
+    <w:p>
+      <w:pPr>
+        <w:numPr>
+          <w:ilvl w:val="1"/>
+          <w:numId w:val="15"/>
+        </w:numPr>
+        <w:jc w:val="both"/>
+        <w:rPr>
+          <w:sz w:val="22"/>
+          <w:szCs w:val="22"/>
+        </w:rPr>
+      </w:pPr>
+      <w:r>
+        <w:rPr>
+          <w:b/>
+          <w:bCs/>
+          <w:sz w:val="22"/>
+          <w:szCs w:val="22"/>
+        </w:rPr>
+        <w:t xml:space="preserve">Implementar el Sistema de </w:t>
+      </w:r>
+      <w:proofErr w:type="spellStart"/>
+      <w:r>
+        <w:rPr>
+          <w:b/>
+          <w:bCs/>
+          <w:sz w:val="22"/>
+          <w:szCs w:val="22"/>
+        </w:rPr>
+        <w:t>Fallback</w:t>
+      </w:r>
+      <w:proofErr w:type="spellEnd"/>
+      <w:r>
+        <w:rPr>
+          <w:b/>
+          <w:bCs/>
+          <w:sz w:val="22"/>
+          <w:szCs w:val="22"/>
+        </w:rPr>
+        <w:t xml:space="preserve"> Inteligente:</w:t>
+      </w:r>
+      <w:r>
+        <w:rPr>
+          <w:sz w:val="22"/>
+          <w:szCs w:val="22"/>
+        </w:rPr>
+        <w:t xml:space="preserve"> Si la consulta del usuario no coincide con la base de conocimiento interna del asistente rápido, programar una respuesta automática guiada que derive al alumno al </w:t>
+      </w:r>
+      <w:r>
+        <w:rPr>
+          <w:b/>
+          <w:bCs/>
+          <w:sz w:val="22"/>
+          <w:szCs w:val="22"/>
+        </w:rPr>
+        <w:t xml:space="preserve">Asistente Profundo de </w:t>
+      </w:r>
+      <w:proofErr w:type="spellStart"/>
+      <w:r>
+        <w:rPr>
+          <w:b/>
+          <w:bCs/>
+          <w:sz w:val="22"/>
+          <w:szCs w:val="22"/>
+        </w:rPr>
+        <w:t>NotebookLM</w:t>
+      </w:r>
+      <w:proofErr w:type="spellEnd"/>
+      <w:r>
+        <w:rPr>
+          <w:sz w:val="22"/>
+          <w:szCs w:val="22"/>
+        </w:rPr>
+        <w:t xml:space="preserve"> correspondiente a su módulo activo, evitando respuestas vacías o errores.</w:t>
+      </w:r>
+    </w:p>
+    <w:p>
+      <w:pPr>
+        <w:jc w:val="both"/>
+        <w:rPr>
+          <w:b/>
+          <w:bCs/>
+          <w:sz w:val="22"/>
+          <w:szCs w:val="22"/>
+        </w:rPr>
+      </w:pPr>
+      <w:r>
+        <w:rPr>
+          <w:b/>
+          <w:bCs/>
+          <w:sz w:val="22"/>
+          <w:szCs w:val="22"/>
+        </w:rPr>
+        <w:t>FASE D.7: Integración con Nika IA Avanzada (</w:t>
+      </w:r>
+      <w:proofErr w:type="spellStart"/>
+      <w:r>
+        <w:rPr>
+          <w:b/>
+          <w:bCs/>
+          <w:sz w:val="22"/>
+          <w:szCs w:val="22"/>
+        </w:rPr>
+        <w:t>NotebookLM</w:t>
+      </w:r>
+      <w:proofErr w:type="spellEnd"/>
+      <w:r>
+        <w:rPr>
+          <w:b/>
+          <w:bCs/>
+          <w:sz w:val="22"/>
+          <w:szCs w:val="22"/>
+        </w:rPr>
+        <w:t xml:space="preserve"> por Módulo)</w:t>
+      </w:r>
+    </w:p>
+    <w:p>
+      <w:pPr>
+        <w:numPr>
+          <w:ilvl w:val="0"/>
+          <w:numId w:val="16"/>
+        </w:numPr>
+        <w:jc w:val="both"/>
+        <w:rPr>
+          <w:sz w:val="22"/>
+          <w:szCs w:val="22"/>
+        </w:rPr>
+      </w:pPr>
+      <w:r>
+        <w:rPr>
+          <w:b/>
+          <w:bCs/>
+          <w:sz w:val="22"/>
+          <w:szCs w:val="22"/>
+        </w:rPr>
+        <w:t>Objetivo:</w:t>
+      </w:r>
+      <w:r>
+        <w:rPr>
+          <w:sz w:val="22"/>
+          <w:szCs w:val="22"/>
+        </w:rPr>
+        <w:t xml:space="preserve"> Habilitar la consulta bibliográfica profunda basada en los textos oficiales de la cátedra.</w:t>
+      </w:r>
+    </w:p>
+    <w:p>
+      <w:pPr>
+        <w:numPr>
+          <w:ilvl w:val="0"/>
+          <w:numId w:val="16"/>
+        </w:numPr>
+        <w:jc w:val="both"/>
+        <w:rPr>
+          <w:sz w:val="22"/>
+          <w:szCs w:val="22"/>
+        </w:rPr>
+      </w:pPr>
+      <w:r>
+        <w:rPr>
+          <w:b/>
+          <w:bCs/>
+          <w:sz w:val="22"/>
+          <w:szCs w:val="22"/>
+        </w:rPr>
+        <w:t>Qué hacer:</w:t>
+      </w:r>
+    </w:p>
+    <w:p>
+      <w:pPr>
+        <w:numPr>
+          <w:ilvl w:val="1"/>
+          <w:numId w:val="16"/>
+        </w:numPr>
+        <w:jc w:val="both"/>
+        <w:rPr>
+          <w:sz w:val="22"/>
+          <w:szCs w:val="22"/>
+        </w:rPr>
+      </w:pPr>
+      <w:r>
+        <w:rPr>
+          <w:sz w:val="22"/>
+          <w:szCs w:val="22"/>
+        </w:rPr>
+        <w:t>Configurar la sección de IA dentro de la suite para que detecte automáticamente el contexto actual (</w:t>
+      </w:r>
+      <w:proofErr w:type="spellStart"/>
+      <w:r>
+        <w:rPr>
+          <w:sz w:val="22"/>
+          <w:szCs w:val="22"/>
+        </w:rPr>
+        <w:t>moduleId</w:t>
+      </w:r>
+      <w:proofErr w:type="spellEnd"/>
+      <w:r>
+        <w:rPr>
+          <w:sz w:val="22"/>
+          <w:szCs w:val="22"/>
+        </w:rPr>
+        <w:t xml:space="preserve"> = "</w:t>
+      </w:r>
+      <w:proofErr w:type="spellStart"/>
+      <w:r>
+        <w:rPr>
+          <w:sz w:val="22"/>
+          <w:szCs w:val="22"/>
+        </w:rPr>
+        <w:t>cirugia</w:t>
+      </w:r>
+      <w:proofErr w:type="spellEnd"/>
+      <w:r>
+        <w:rPr>
+          <w:sz w:val="22"/>
+          <w:szCs w:val="22"/>
+        </w:rPr>
+        <w:t xml:space="preserve">", </w:t>
+      </w:r>
+      <w:proofErr w:type="spellStart"/>
+      <w:r>
+        <w:rPr>
+          <w:sz w:val="22"/>
+          <w:szCs w:val="22"/>
+        </w:rPr>
+        <w:t>upId</w:t>
+      </w:r>
+      <w:proofErr w:type="spellEnd"/>
+      <w:r>
+        <w:rPr>
+          <w:sz w:val="22"/>
+          <w:szCs w:val="22"/>
+        </w:rPr>
+        <w:t xml:space="preserve"> = "up1").</w:t>
+      </w:r>
+    </w:p>
+    <w:p>
+      <w:pPr>
+        <w:numPr>
+          <w:ilvl w:val="1"/>
+          <w:numId w:val="16"/>
+        </w:numPr>
+        <w:jc w:val="both"/>
+        <w:rPr>
+          <w:sz w:val="22"/>
+          <w:szCs w:val="22"/>
+        </w:rPr>
+      </w:pPr>
+      <w:r>
+        <w:rPr>
+          <w:sz w:val="22"/>
+          <w:szCs w:val="22"/>
+        </w:rPr>
+        <w:t xml:space="preserve">Conectar la interfaz con el cuaderno de </w:t>
+      </w:r>
+      <w:proofErr w:type="spellStart"/>
+      <w:r>
+        <w:rPr>
+          <w:b/>
+          <w:bCs/>
+          <w:sz w:val="22"/>
+          <w:szCs w:val="22"/>
+        </w:rPr>
+        <w:t>NotebookLM</w:t>
+      </w:r>
+      <w:proofErr w:type="spellEnd"/>
+      <w:r>
+        <w:rPr>
+          <w:sz w:val="22"/>
+          <w:szCs w:val="22"/>
+        </w:rPr>
+        <w:t xml:space="preserve"> específico asignado a esa materia (asegurando que Cirugía consulte la bibliografía quirúrgica, Ginecología la ginecológica, etc.).</w:t>
+      </w:r>
+    </w:p>
+    <w:p>
+      <w:pPr>
+        <w:jc w:val="both"/>
+        <w:rPr>
+          <w:b/>
+          <w:bCs/>
+          <w:sz w:val="22"/>
+          <w:szCs w:val="22"/>
+        </w:rPr>
+      </w:pPr>
+      <w:r>
+        <w:rPr>
+          <w:b/>
+          <w:bCs/>
+          <w:sz w:val="22"/>
+          <w:szCs w:val="22"/>
+        </w:rPr>
+        <w:t>4. Criterios de Éxito y Auditoría Final</w:t>
+      </w:r>
+    </w:p>
+    <w:p>
+      <w:pPr>
+        <w:jc w:val="both"/>
+        <w:rPr>
+          <w:sz w:val="22"/>
+          <w:szCs w:val="22"/>
+        </w:rPr>
+      </w:pPr>
+      <w:r>
+        <w:rPr>
+          <w:sz w:val="22"/>
+          <w:szCs w:val="22"/>
+        </w:rPr>
+        <w:t>Una vez implementados los pasos anteriores, se deberán verificar los siguientes puntos de control:</w:t>
+      </w:r>
+    </w:p>
+    <w:p>
+      <w:pPr>
+        <w:numPr>
+          <w:ilvl w:val="0"/>
+          <w:numId w:val="17"/>
+        </w:numPr>
+        <w:jc w:val="both"/>
+        <w:rPr>
+          <w:sz w:val="22"/>
+          <w:szCs w:val="22"/>
+        </w:rPr>
+      </w:pPr>
+      <w:r>
+        <w:rPr>
+          <w:rFonts w:ascii="Segoe UI Emoji" w:hAnsi="Segoe UI Emoji" w:cs="Segoe UI Emoji"/>
+          <w:sz w:val="22"/>
+          <w:szCs w:val="22"/>
+        </w:rPr>
+        <w:t>✅</w:t>
+      </w:r>
+      <w:r>
+        <w:rPr>
+          <w:sz w:val="22"/>
+          <w:szCs w:val="22"/>
+        </w:rPr>
+        <w:t xml:space="preserve"> </w:t>
+      </w:r>
+      <w:r>
+        <w:rPr>
+          <w:b/>
+          <w:bCs/>
+          <w:sz w:val="22"/>
+          <w:szCs w:val="22"/>
+        </w:rPr>
+        <w:t>Independencia:</w:t>
+      </w:r>
+      <w:r>
+        <w:rPr>
+          <w:sz w:val="22"/>
+          <w:szCs w:val="22"/>
+        </w:rPr>
+        <w:t xml:space="preserve"> Al ingresar a estudio.html, la navegación fluye sin interferir con el almacenamiento ni las funciones del index.html.</w:t>
+      </w:r>
+    </w:p>
+    <w:p>
+      <w:pPr>
+        <w:numPr>
+          <w:ilvl w:val="0"/>
+          <w:numId w:val="17"/>
+        </w:numPr>
+        <w:jc w:val="both"/>
+        <w:rPr>
+          <w:sz w:val="22"/>
+          <w:szCs w:val="22"/>
+        </w:rPr>
+      </w:pPr>
+      <w:r>
+        <w:rPr>
+          <w:rFonts w:ascii="Segoe UI Emoji" w:hAnsi="Segoe UI Emoji" w:cs="Segoe UI Emoji"/>
+          <w:sz w:val="22"/>
+          <w:szCs w:val="22"/>
+        </w:rPr>
+        <w:t>✅</w:t>
+      </w:r>
+      <w:r>
+        <w:rPr>
+          <w:sz w:val="22"/>
+          <w:szCs w:val="22"/>
+        </w:rPr>
+        <w:t xml:space="preserve"> </w:t>
+      </w:r>
+      <w:r>
+        <w:rPr>
+          <w:b/>
+          <w:bCs/>
+          <w:sz w:val="22"/>
+          <w:szCs w:val="22"/>
+        </w:rPr>
+        <w:t>Rendimiento:</w:t>
+      </w:r>
+      <w:r>
+        <w:rPr>
+          <w:sz w:val="22"/>
+          <w:szCs w:val="22"/>
+        </w:rPr>
+        <w:t xml:space="preserve"> Los archivos JSON cargan de forma instantánea gracias a la normalización de la bibliografía.</w:t>
+      </w:r>
+    </w:p>
+    <w:p>
+      <w:pPr>
+        <w:numPr>
+          <w:ilvl w:val="0"/>
+          <w:numId w:val="17"/>
+        </w:numPr>
+        <w:jc w:val="both"/>
+        <w:rPr>
+          <w:sz w:val="22"/>
+          <w:szCs w:val="22"/>
+        </w:rPr>
+      </w:pPr>
+      <w:r>
+        <w:rPr>
+          <w:rFonts w:ascii="Segoe UI Emoji" w:hAnsi="Segoe UI Emoji" w:cs="Segoe UI Emoji"/>
+          <w:sz w:val="22"/>
+          <w:szCs w:val="22"/>
+        </w:rPr>
+        <w:t>✅</w:t>
+      </w:r>
+      <w:r>
+        <w:rPr>
+          <w:sz w:val="22"/>
+          <w:szCs w:val="22"/>
+        </w:rPr>
+        <w:t xml:space="preserve"> </w:t>
+      </w:r>
+      <w:r>
+        <w:rPr>
+          <w:b/>
+          <w:bCs/>
+          <w:sz w:val="22"/>
+          <w:szCs w:val="22"/>
+        </w:rPr>
+        <w:t>Persistencia:</w:t>
+      </w:r>
+      <w:r>
+        <w:rPr>
+          <w:sz w:val="22"/>
+          <w:szCs w:val="22"/>
+        </w:rPr>
+        <w:t xml:space="preserve"> Las notas redactadas en una UP se guardan de forma segura en </w:t>
+      </w:r>
+      <w:proofErr w:type="spellStart"/>
+      <w:r>
+        <w:rPr>
+          <w:sz w:val="22"/>
+          <w:szCs w:val="22"/>
+        </w:rPr>
+        <w:t>Supabase</w:t>
+      </w:r>
+      <w:proofErr w:type="spellEnd"/>
+      <w:r>
+        <w:rPr>
+          <w:sz w:val="22"/>
+          <w:szCs w:val="22"/>
+        </w:rPr>
+        <w:t xml:space="preserve"> y persisten al recargar la página.</w:t>
+      </w:r>
+    </w:p>
+    <w:p>
+      <w:pPr>
+        <w:numPr>
+          <w:ilvl w:val="0"/>
+          <w:numId w:val="17"/>
+        </w:numPr>
+        <w:jc w:val="both"/>
+        <w:rPr>
+          <w:sz w:val="22"/>
+          <w:szCs w:val="22"/>
+        </w:rPr>
+      </w:pPr>
+      <w:r>
+        <w:rPr>
+          <w:rFonts w:ascii="Segoe UI Emoji" w:hAnsi="Segoe UI Emoji" w:cs="Segoe UI Emoji"/>
+          <w:sz w:val="22"/>
+          <w:szCs w:val="22"/>
+        </w:rPr>
+        <w:t>✅</w:t>
+      </w:r>
+      <w:r>
+        <w:rPr>
+          <w:sz w:val="22"/>
+          <w:szCs w:val="22"/>
+        </w:rPr>
+        <w:t xml:space="preserve"> </w:t>
+      </w:r>
+      <w:r>
+        <w:rPr>
+          <w:b/>
+          <w:bCs/>
+          <w:sz w:val="22"/>
+          <w:szCs w:val="22"/>
+        </w:rPr>
+        <w:t>Usabilidad:</w:t>
+      </w:r>
+      <w:r>
+        <w:rPr>
+          <w:sz w:val="22"/>
+          <w:szCs w:val="22"/>
+        </w:rPr>
+        <w:t xml:space="preserve"> El widget flotante </w:t>
+      </w:r>
+      <w:r>
+        <w:rPr>
+          <w:rFonts w:ascii="Segoe UI Emoji" w:hAnsi="Segoe UI Emoji" w:cs="Segoe UI Emoji"/>
+          <w:sz w:val="22"/>
+          <w:szCs w:val="22"/>
+        </w:rPr>
+        <w:t>🤖</w:t>
+      </w:r>
+      <w:r>
+        <w:rPr>
+          <w:sz w:val="22"/>
+          <w:szCs w:val="22"/>
+        </w:rPr>
+        <w:t xml:space="preserve"> responde de inmediato ante cualquier duda operativa de la plataforma.</w:t>
+      </w:r>
+    </w:p>
+    <w:p>
+      <w:pPr>
+        <w:jc w:val="both"/>
+        <w:rPr>
+          <w:sz w:val="22"/>
+          <w:szCs w:val="22"/>
+        </w:rPr>
+      </w:pPr>
+    </w:p>
     <w:sectPr>
       <w:pgSz w:w="11906" w:h="16838"/>
-      <w:pgMar w:top="1417" w:right="1701" w:bottom="1417" w:left="1701" w:header="708" w:footer="708" w:gutter="0"/>
+      <w:pgMar w:top="720" w:right="720" w:bottom="720" w:left="720" w:header="708" w:footer="708" w:gutter="0"/>
       <w:cols w:space="708"/>
       <w:docGrid w:linePitch="360"/>
     </w:sectPr>
@@ -1551,6 +6157,296 @@
     </w:lvl>
   </w:abstractNum>
   <w:abstractNum w:abstractNumId="3" w15:restartNumberingAfterBreak="0">
+    <w:nsid w:val="11F35902"/>
+    <w:multiLevelType w:val="multilevel"/>
+    <w:tmpl w:val="EBCEE604"/>
+    <w:lvl w:ilvl="0">
+      <w:start w:val="1"/>
+      <w:numFmt w:val="bullet"/>
+      <w:lvlText w:val=""/>
+      <w:lvlJc w:val="left"/>
+      <w:pPr>
+        <w:tabs>
+          <w:tab w:val="num" w:pos="720"/>
+        </w:tabs>
+        <w:ind w:left="720" w:hanging="360"/>
+      </w:pPr>
+      <w:rPr>
+        <w:rFonts w:ascii="Symbol" w:hAnsi="Symbol" w:hint="default"/>
+        <w:sz w:val="20"/>
+      </w:rPr>
+    </w:lvl>
+    <w:lvl w:ilvl="1">
+      <w:start w:val="1"/>
+      <w:numFmt w:val="decimal"/>
+      <w:lvlText w:val="%2."/>
+      <w:lvlJc w:val="left"/>
+      <w:pPr>
+        <w:tabs>
+          <w:tab w:val="num" w:pos="1440"/>
+        </w:tabs>
+        <w:ind w:left="1440" w:hanging="360"/>
+      </w:pPr>
+    </w:lvl>
+    <w:lvl w:ilvl="2" w:tentative="1">
+      <w:start w:val="1"/>
+      <w:numFmt w:val="bullet"/>
+      <w:lvlText w:val=""/>
+      <w:lvlJc w:val="left"/>
+      <w:pPr>
+        <w:tabs>
+          <w:tab w:val="num" w:pos="2160"/>
+        </w:tabs>
+        <w:ind w:left="2160" w:hanging="360"/>
+      </w:pPr>
+      <w:rPr>
+        <w:rFonts w:ascii="Wingdings" w:hAnsi="Wingdings" w:hint="default"/>
+        <w:sz w:val="20"/>
+      </w:rPr>
+    </w:lvl>
+    <w:lvl w:ilvl="3" w:tentative="1">
+      <w:start w:val="1"/>
+      <w:numFmt w:val="bullet"/>
+      <w:lvlText w:val=""/>
+      <w:lvlJc w:val="left"/>
+      <w:pPr>
+        <w:tabs>
+          <w:tab w:val="num" w:pos="2880"/>
+        </w:tabs>
+        <w:ind w:left="2880" w:hanging="360"/>
+      </w:pPr>
+      <w:rPr>
+        <w:rFonts w:ascii="Wingdings" w:hAnsi="Wingdings" w:hint="default"/>
+        <w:sz w:val="20"/>
+      </w:rPr>
+    </w:lvl>
+    <w:lvl w:ilvl="4" w:tentative="1">
+      <w:start w:val="1"/>
+      <w:numFmt w:val="bullet"/>
+      <w:lvlText w:val=""/>
+      <w:lvlJc w:val="left"/>
+      <w:pPr>
+        <w:tabs>
+          <w:tab w:val="num" w:pos="3600"/>
+        </w:tabs>
+        <w:ind w:left="3600" w:hanging="360"/>
+      </w:pPr>
+      <w:rPr>
+        <w:rFonts w:ascii="Wingdings" w:hAnsi="Wingdings" w:hint="default"/>
+        <w:sz w:val="20"/>
+      </w:rPr>
+    </w:lvl>
+    <w:lvl w:ilvl="5" w:tentative="1">
+      <w:start w:val="1"/>
+      <w:numFmt w:val="bullet"/>
+      <w:lvlText w:val=""/>
+      <w:lvlJc w:val="left"/>
+      <w:pPr>
+        <w:tabs>
+          <w:tab w:val="num" w:pos="4320"/>
+        </w:tabs>
+        <w:ind w:left="4320" w:hanging="360"/>
+      </w:pPr>
+      <w:rPr>
+        <w:rFonts w:ascii="Wingdings" w:hAnsi="Wingdings" w:hint="default"/>
+        <w:sz w:val="20"/>
+      </w:rPr>
+    </w:lvl>
+    <w:lvl w:ilvl="6" w:tentative="1">
+      <w:start w:val="1"/>
+      <w:numFmt w:val="bullet"/>
+      <w:lvlText w:val=""/>
+      <w:lvlJc w:val="left"/>
+      <w:pPr>
+        <w:tabs>
+          <w:tab w:val="num" w:pos="5040"/>
+        </w:tabs>
+        <w:ind w:left="5040" w:hanging="360"/>
+      </w:pPr>
+      <w:rPr>
+        <w:rFonts w:ascii="Wingdings" w:hAnsi="Wingdings" w:hint="default"/>
+        <w:sz w:val="20"/>
+      </w:rPr>
+    </w:lvl>
+    <w:lvl w:ilvl="7" w:tentative="1">
+      <w:start w:val="1"/>
+      <w:numFmt w:val="bullet"/>
+      <w:lvlText w:val=""/>
+      <w:lvlJc w:val="left"/>
+      <w:pPr>
+        <w:tabs>
+          <w:tab w:val="num" w:pos="5760"/>
+        </w:tabs>
+        <w:ind w:left="5760" w:hanging="360"/>
+      </w:pPr>
+      <w:rPr>
+        <w:rFonts w:ascii="Wingdings" w:hAnsi="Wingdings" w:hint="default"/>
+        <w:sz w:val="20"/>
+      </w:rPr>
+    </w:lvl>
+    <w:lvl w:ilvl="8" w:tentative="1">
+      <w:start w:val="1"/>
+      <w:numFmt w:val="bullet"/>
+      <w:lvlText w:val=""/>
+      <w:lvlJc w:val="left"/>
+      <w:pPr>
+        <w:tabs>
+          <w:tab w:val="num" w:pos="6480"/>
+        </w:tabs>
+        <w:ind w:left="6480" w:hanging="360"/>
+      </w:pPr>
+      <w:rPr>
+        <w:rFonts w:ascii="Wingdings" w:hAnsi="Wingdings" w:hint="default"/>
+        <w:sz w:val="20"/>
+      </w:rPr>
+    </w:lvl>
+  </w:abstractNum>
+  <w:abstractNum w:abstractNumId="4" w15:restartNumberingAfterBreak="0">
+    <w:nsid w:val="14BD5084"/>
+    <w:multiLevelType w:val="multilevel"/>
+    <w:tmpl w:val="18E0B0EA"/>
+    <w:lvl w:ilvl="0">
+      <w:start w:val="1"/>
+      <w:numFmt w:val="bullet"/>
+      <w:lvlText w:val=""/>
+      <w:lvlJc w:val="left"/>
+      <w:pPr>
+        <w:tabs>
+          <w:tab w:val="num" w:pos="720"/>
+        </w:tabs>
+        <w:ind w:left="720" w:hanging="360"/>
+      </w:pPr>
+      <w:rPr>
+        <w:rFonts w:ascii="Symbol" w:hAnsi="Symbol" w:hint="default"/>
+        <w:sz w:val="20"/>
+      </w:rPr>
+    </w:lvl>
+    <w:lvl w:ilvl="1">
+      <w:start w:val="1"/>
+      <w:numFmt w:val="decimal"/>
+      <w:lvlText w:val="%2."/>
+      <w:lvlJc w:val="left"/>
+      <w:pPr>
+        <w:tabs>
+          <w:tab w:val="num" w:pos="1440"/>
+        </w:tabs>
+        <w:ind w:left="1440" w:hanging="360"/>
+      </w:pPr>
+    </w:lvl>
+    <w:lvl w:ilvl="2">
+      <w:start w:val="1"/>
+      <w:numFmt w:val="bullet"/>
+      <w:lvlText w:val=""/>
+      <w:lvlJc w:val="left"/>
+      <w:pPr>
+        <w:tabs>
+          <w:tab w:val="num" w:pos="2160"/>
+        </w:tabs>
+        <w:ind w:left="2160" w:hanging="360"/>
+      </w:pPr>
+      <w:rPr>
+        <w:rFonts w:ascii="Wingdings" w:hAnsi="Wingdings" w:hint="default"/>
+        <w:sz w:val="20"/>
+      </w:rPr>
+    </w:lvl>
+    <w:lvl w:ilvl="3">
+      <w:start w:val="1"/>
+      <w:numFmt w:val="bullet"/>
+      <w:lvlText w:val=""/>
+      <w:lvlJc w:val="left"/>
+      <w:pPr>
+        <w:tabs>
+          <w:tab w:val="num" w:pos="2880"/>
+        </w:tabs>
+        <w:ind w:left="2880" w:hanging="360"/>
+      </w:pPr>
+      <w:rPr>
+        <w:rFonts w:ascii="Wingdings" w:hAnsi="Wingdings" w:hint="default"/>
+        <w:sz w:val="20"/>
+      </w:rPr>
+    </w:lvl>
+    <w:lvl w:ilvl="4" w:tentative="1">
+      <w:start w:val="1"/>
+      <w:numFmt w:val="bullet"/>
+      <w:lvlText w:val=""/>
+      <w:lvlJc w:val="left"/>
+      <w:pPr>
+        <w:tabs>
+          <w:tab w:val="num" w:pos="3600"/>
+        </w:tabs>
+        <w:ind w:left="3600" w:hanging="360"/>
+      </w:pPr>
+      <w:rPr>
+        <w:rFonts w:ascii="Wingdings" w:hAnsi="Wingdings" w:hint="default"/>
+        <w:sz w:val="20"/>
+      </w:rPr>
+    </w:lvl>
+    <w:lvl w:ilvl="5" w:tentative="1">
+      <w:start w:val="1"/>
+      <w:numFmt w:val="bullet"/>
+      <w:lvlText w:val=""/>
+      <w:lvlJc w:val="left"/>
+      <w:pPr>
+        <w:tabs>
+          <w:tab w:val="num" w:pos="4320"/>
+        </w:tabs>
+        <w:ind w:left="4320" w:hanging="360"/>
+      </w:pPr>
+      <w:rPr>
+        <w:rFonts w:ascii="Wingdings" w:hAnsi="Wingdings" w:hint="default"/>
+        <w:sz w:val="20"/>
+      </w:rPr>
+    </w:lvl>
+    <w:lvl w:ilvl="6" w:tentative="1">
+      <w:start w:val="1"/>
+      <w:numFmt w:val="bullet"/>
+      <w:lvlText w:val=""/>
+      <w:lvlJc w:val="left"/>
+      <w:pPr>
+        <w:tabs>
+          <w:tab w:val="num" w:pos="5040"/>
+        </w:tabs>
+        <w:ind w:left="5040" w:hanging="360"/>
+      </w:pPr>
+      <w:rPr>
+        <w:rFonts w:ascii="Wingdings" w:hAnsi="Wingdings" w:hint="default"/>
+        <w:sz w:val="20"/>
+      </w:rPr>
+    </w:lvl>
+    <w:lvl w:ilvl="7" w:tentative="1">
+      <w:start w:val="1"/>
+      <w:numFmt w:val="bullet"/>
+      <w:lvlText w:val=""/>
+      <w:lvlJc w:val="left"/>
+      <w:pPr>
+        <w:tabs>
+          <w:tab w:val="num" w:pos="5760"/>
+        </w:tabs>
+        <w:ind w:left="5760" w:hanging="360"/>
+      </w:pPr>
+      <w:rPr>
+        <w:rFonts w:ascii="Wingdings" w:hAnsi="Wingdings" w:hint="default"/>
+        <w:sz w:val="20"/>
+      </w:rPr>
+    </w:lvl>
+    <w:lvl w:ilvl="8" w:tentative="1">
+      <w:start w:val="1"/>
+      <w:numFmt w:val="bullet"/>
+      <w:lvlText w:val=""/>
+      <w:lvlJc w:val="left"/>
+      <w:pPr>
+        <w:tabs>
+          <w:tab w:val="num" w:pos="6480"/>
+        </w:tabs>
+        <w:ind w:left="6480" w:hanging="360"/>
+      </w:pPr>
+      <w:rPr>
+        <w:rFonts w:ascii="Wingdings" w:hAnsi="Wingdings" w:hint="default"/>
+        <w:sz w:val="20"/>
+      </w:rPr>
+    </w:lvl>
+  </w:abstractNum>
+  <w:abstractNum w:abstractNumId="5" w15:restartNumberingAfterBreak="0">
     <w:nsid w:val="220F557C"/>
     <w:multiLevelType w:val="multilevel"/>
     <w:tmpl w:val="74AEB668"/>
@@ -1667,7 +6563,156 @@
       </w:pPr>
     </w:lvl>
   </w:abstractNum>
-  <w:abstractNum w:abstractNumId="4" w15:restartNumberingAfterBreak="0">
+  <w:abstractNum w:abstractNumId="6" w15:restartNumberingAfterBreak="0">
+    <w:nsid w:val="22903211"/>
+    <w:multiLevelType w:val="multilevel"/>
+    <w:tmpl w:val="C4884640"/>
+    <w:lvl w:ilvl="0">
+      <w:start w:val="1"/>
+      <w:numFmt w:val="bullet"/>
+      <w:lvlText w:val=""/>
+      <w:lvlJc w:val="left"/>
+      <w:pPr>
+        <w:tabs>
+          <w:tab w:val="num" w:pos="720"/>
+        </w:tabs>
+        <w:ind w:left="720" w:hanging="360"/>
+      </w:pPr>
+      <w:rPr>
+        <w:rFonts w:ascii="Symbol" w:hAnsi="Symbol" w:hint="default"/>
+        <w:sz w:val="20"/>
+      </w:rPr>
+    </w:lvl>
+    <w:lvl w:ilvl="1" w:tentative="1">
+      <w:start w:val="1"/>
+      <w:numFmt w:val="bullet"/>
+      <w:lvlText w:val="o"/>
+      <w:lvlJc w:val="left"/>
+      <w:pPr>
+        <w:tabs>
+          <w:tab w:val="num" w:pos="1440"/>
+        </w:tabs>
+        <w:ind w:left="1440" w:hanging="360"/>
+      </w:pPr>
+      <w:rPr>
+        <w:rFonts w:ascii="Courier New" w:hAnsi="Courier New" w:hint="default"/>
+        <w:sz w:val="20"/>
+      </w:rPr>
+    </w:lvl>
+    <w:lvl w:ilvl="2" w:tentative="1">
+      <w:start w:val="1"/>
+      <w:numFmt w:val="bullet"/>
+      <w:lvlText w:val=""/>
+      <w:lvlJc w:val="left"/>
+      <w:pPr>
+        <w:tabs>
+          <w:tab w:val="num" w:pos="2160"/>
+        </w:tabs>
+        <w:ind w:left="2160" w:hanging="360"/>
+      </w:pPr>
+      <w:rPr>
+        <w:rFonts w:ascii="Wingdings" w:hAnsi="Wingdings" w:hint="default"/>
+        <w:sz w:val="20"/>
+      </w:rPr>
+    </w:lvl>
+    <w:lvl w:ilvl="3" w:tentative="1">
+      <w:start w:val="1"/>
+      <w:numFmt w:val="bullet"/>
+      <w:lvlText w:val=""/>
+      <w:lvlJc w:val="left"/>
+      <w:pPr>
+        <w:tabs>
+          <w:tab w:val="num" w:pos="2880"/>
+        </w:tabs>
+        <w:ind w:left="2880" w:hanging="360"/>
+      </w:pPr>
+      <w:rPr>
+        <w:rFonts w:ascii="Wingdings" w:hAnsi="Wingdings" w:hint="default"/>
+        <w:sz w:val="20"/>
+      </w:rPr>
+    </w:lvl>
+    <w:lvl w:ilvl="4" w:tentative="1">
+      <w:start w:val="1"/>
+      <w:numFmt w:val="bullet"/>
+      <w:lvlText w:val=""/>
+      <w:lvlJc w:val="left"/>
+      <w:pPr>
+        <w:tabs>
+          <w:tab w:val="num" w:pos="3600"/>
+        </w:tabs>
+        <w:ind w:left="3600" w:hanging="360"/>
+      </w:pPr>
+      <w:rPr>
+        <w:rFonts w:ascii="Wingdings" w:hAnsi="Wingdings" w:hint="default"/>
+        <w:sz w:val="20"/>
+      </w:rPr>
+    </w:lvl>
+    <w:lvl w:ilvl="5" w:tentative="1">
+      <w:start w:val="1"/>
+      <w:numFmt w:val="bullet"/>
+      <w:lvlText w:val=""/>
+      <w:lvlJc w:val="left"/>
+      <w:pPr>
+        <w:tabs>
+          <w:tab w:val="num" w:pos="4320"/>
+        </w:tabs>
+        <w:ind w:left="4320" w:hanging="360"/>
+      </w:pPr>
+      <w:rPr>
+        <w:rFonts w:ascii="Wingdings" w:hAnsi="Wingdings" w:hint="default"/>
+        <w:sz w:val="20"/>
+      </w:rPr>
+    </w:lvl>
+    <w:lvl w:ilvl="6" w:tentative="1">
+      <w:start w:val="1"/>
+      <w:numFmt w:val="bullet"/>
+      <w:lvlText w:val=""/>
+      <w:lvlJc w:val="left"/>
+      <w:pPr>
+        <w:tabs>
+          <w:tab w:val="num" w:pos="5040"/>
+        </w:tabs>
+        <w:ind w:left="5040" w:hanging="360"/>
+      </w:pPr>
+      <w:rPr>
+        <w:rFonts w:ascii="Wingdings" w:hAnsi="Wingdings" w:hint="default"/>
+        <w:sz w:val="20"/>
+      </w:rPr>
+    </w:lvl>
+    <w:lvl w:ilvl="7" w:tentative="1">
+      <w:start w:val="1"/>
+      <w:numFmt w:val="bullet"/>
+      <w:lvlText w:val=""/>
+      <w:lvlJc w:val="left"/>
+      <w:pPr>
+        <w:tabs>
+          <w:tab w:val="num" w:pos="5760"/>
+        </w:tabs>
+        <w:ind w:left="5760" w:hanging="360"/>
+      </w:pPr>
+      <w:rPr>
+        <w:rFonts w:ascii="Wingdings" w:hAnsi="Wingdings" w:hint="default"/>
+        <w:sz w:val="20"/>
+      </w:rPr>
+    </w:lvl>
+    <w:lvl w:ilvl="8" w:tentative="1">
+      <w:start w:val="1"/>
+      <w:numFmt w:val="bullet"/>
+      <w:lvlText w:val=""/>
+      <w:lvlJc w:val="left"/>
+      <w:pPr>
+        <w:tabs>
+          <w:tab w:val="num" w:pos="6480"/>
+        </w:tabs>
+        <w:ind w:left="6480" w:hanging="360"/>
+      </w:pPr>
+      <w:rPr>
+        <w:rFonts w:ascii="Wingdings" w:hAnsi="Wingdings" w:hint="default"/>
+        <w:sz w:val="20"/>
+      </w:rPr>
+    </w:lvl>
+  </w:abstractNum>
+  <w:abstractNum w:abstractNumId="7" w15:restartNumberingAfterBreak="0">
     <w:nsid w:val="290E47D5"/>
     <w:multiLevelType w:val="multilevel"/>
     <w:tmpl w:val="F83CA3AC"/>
@@ -1784,7 +6829,442 @@
       </w:pPr>
     </w:lvl>
   </w:abstractNum>
-  <w:abstractNum w:abstractNumId="5" w15:restartNumberingAfterBreak="0">
+  <w:abstractNum w:abstractNumId="8" w15:restartNumberingAfterBreak="0">
+    <w:nsid w:val="2E5D602A"/>
+    <w:multiLevelType w:val="multilevel"/>
+    <w:tmpl w:val="051E9304"/>
+    <w:lvl w:ilvl="0">
+      <w:start w:val="1"/>
+      <w:numFmt w:val="bullet"/>
+      <w:lvlText w:val=""/>
+      <w:lvlJc w:val="left"/>
+      <w:pPr>
+        <w:tabs>
+          <w:tab w:val="num" w:pos="720"/>
+        </w:tabs>
+        <w:ind w:left="720" w:hanging="360"/>
+      </w:pPr>
+      <w:rPr>
+        <w:rFonts w:ascii="Symbol" w:hAnsi="Symbol" w:hint="default"/>
+        <w:sz w:val="20"/>
+      </w:rPr>
+    </w:lvl>
+    <w:lvl w:ilvl="1">
+      <w:start w:val="1"/>
+      <w:numFmt w:val="decimal"/>
+      <w:lvlText w:val="%2."/>
+      <w:lvlJc w:val="left"/>
+      <w:pPr>
+        <w:tabs>
+          <w:tab w:val="num" w:pos="1440"/>
+        </w:tabs>
+        <w:ind w:left="1440" w:hanging="360"/>
+      </w:pPr>
+    </w:lvl>
+    <w:lvl w:ilvl="2" w:tentative="1">
+      <w:start w:val="1"/>
+      <w:numFmt w:val="bullet"/>
+      <w:lvlText w:val=""/>
+      <w:lvlJc w:val="left"/>
+      <w:pPr>
+        <w:tabs>
+          <w:tab w:val="num" w:pos="2160"/>
+        </w:tabs>
+        <w:ind w:left="2160" w:hanging="360"/>
+      </w:pPr>
+      <w:rPr>
+        <w:rFonts w:ascii="Wingdings" w:hAnsi="Wingdings" w:hint="default"/>
+        <w:sz w:val="20"/>
+      </w:rPr>
+    </w:lvl>
+    <w:lvl w:ilvl="3" w:tentative="1">
+      <w:start w:val="1"/>
+      <w:numFmt w:val="bullet"/>
+      <w:lvlText w:val=""/>
+      <w:lvlJc w:val="left"/>
+      <w:pPr>
+        <w:tabs>
+          <w:tab w:val="num" w:pos="2880"/>
+        </w:tabs>
+        <w:ind w:left="2880" w:hanging="360"/>
+      </w:pPr>
+      <w:rPr>
+        <w:rFonts w:ascii="Wingdings" w:hAnsi="Wingdings" w:hint="default"/>
+        <w:sz w:val="20"/>
+      </w:rPr>
+    </w:lvl>
+    <w:lvl w:ilvl="4" w:tentative="1">
+      <w:start w:val="1"/>
+      <w:numFmt w:val="bullet"/>
+      <w:lvlText w:val=""/>
+      <w:lvlJc w:val="left"/>
+      <w:pPr>
+        <w:tabs>
+          <w:tab w:val="num" w:pos="3600"/>
+        </w:tabs>
+        <w:ind w:left="3600" w:hanging="360"/>
+      </w:pPr>
+      <w:rPr>
+        <w:rFonts w:ascii="Wingdings" w:hAnsi="Wingdings" w:hint="default"/>
+        <w:sz w:val="20"/>
+      </w:rPr>
+    </w:lvl>
+    <w:lvl w:ilvl="5" w:tentative="1">
+      <w:start w:val="1"/>
+      <w:numFmt w:val="bullet"/>
+      <w:lvlText w:val=""/>
+      <w:lvlJc w:val="left"/>
+      <w:pPr>
+        <w:tabs>
+          <w:tab w:val="num" w:pos="4320"/>
+        </w:tabs>
+        <w:ind w:left="4320" w:hanging="360"/>
+      </w:pPr>
+      <w:rPr>
+        <w:rFonts w:ascii="Wingdings" w:hAnsi="Wingdings" w:hint="default"/>
+        <w:sz w:val="20"/>
+      </w:rPr>
+    </w:lvl>
+    <w:lvl w:ilvl="6" w:tentative="1">
+      <w:start w:val="1"/>
+      <w:numFmt w:val="bullet"/>
+      <w:lvlText w:val=""/>
+      <w:lvlJc w:val="left"/>
+      <w:pPr>
+        <w:tabs>
+          <w:tab w:val="num" w:pos="5040"/>
+        </w:tabs>
+        <w:ind w:left="5040" w:hanging="360"/>
+      </w:pPr>
+      <w:rPr>
+        <w:rFonts w:ascii="Wingdings" w:hAnsi="Wingdings" w:hint="default"/>
+        <w:sz w:val="20"/>
+      </w:rPr>
+    </w:lvl>
+    <w:lvl w:ilvl="7" w:tentative="1">
+      <w:start w:val="1"/>
+      <w:numFmt w:val="bullet"/>
+      <w:lvlText w:val=""/>
+      <w:lvlJc w:val="left"/>
+      <w:pPr>
+        <w:tabs>
+          <w:tab w:val="num" w:pos="5760"/>
+        </w:tabs>
+        <w:ind w:left="5760" w:hanging="360"/>
+      </w:pPr>
+      <w:rPr>
+        <w:rFonts w:ascii="Wingdings" w:hAnsi="Wingdings" w:hint="default"/>
+        <w:sz w:val="20"/>
+      </w:rPr>
+    </w:lvl>
+    <w:lvl w:ilvl="8" w:tentative="1">
+      <w:start w:val="1"/>
+      <w:numFmt w:val="bullet"/>
+      <w:lvlText w:val=""/>
+      <w:lvlJc w:val="left"/>
+      <w:pPr>
+        <w:tabs>
+          <w:tab w:val="num" w:pos="6480"/>
+        </w:tabs>
+        <w:ind w:left="6480" w:hanging="360"/>
+      </w:pPr>
+      <w:rPr>
+        <w:rFonts w:ascii="Wingdings" w:hAnsi="Wingdings" w:hint="default"/>
+        <w:sz w:val="20"/>
+      </w:rPr>
+    </w:lvl>
+  </w:abstractNum>
+  <w:abstractNum w:abstractNumId="9" w15:restartNumberingAfterBreak="0">
+    <w:nsid w:val="3E1F7947"/>
+    <w:multiLevelType w:val="multilevel"/>
+    <w:tmpl w:val="E3362FFC"/>
+    <w:lvl w:ilvl="0">
+      <w:start w:val="1"/>
+      <w:numFmt w:val="bullet"/>
+      <w:lvlText w:val=""/>
+      <w:lvlJc w:val="left"/>
+      <w:pPr>
+        <w:tabs>
+          <w:tab w:val="num" w:pos="720"/>
+        </w:tabs>
+        <w:ind w:left="720" w:hanging="360"/>
+      </w:pPr>
+      <w:rPr>
+        <w:rFonts w:ascii="Symbol" w:hAnsi="Symbol" w:hint="default"/>
+        <w:sz w:val="20"/>
+      </w:rPr>
+    </w:lvl>
+    <w:lvl w:ilvl="1">
+      <w:start w:val="1"/>
+      <w:numFmt w:val="decimal"/>
+      <w:lvlText w:val="%2."/>
+      <w:lvlJc w:val="left"/>
+      <w:pPr>
+        <w:tabs>
+          <w:tab w:val="num" w:pos="1440"/>
+        </w:tabs>
+        <w:ind w:left="1440" w:hanging="360"/>
+      </w:pPr>
+    </w:lvl>
+    <w:lvl w:ilvl="2">
+      <w:start w:val="1"/>
+      <w:numFmt w:val="bullet"/>
+      <w:lvlText w:val=""/>
+      <w:lvlJc w:val="left"/>
+      <w:pPr>
+        <w:tabs>
+          <w:tab w:val="num" w:pos="2160"/>
+        </w:tabs>
+        <w:ind w:left="2160" w:hanging="360"/>
+      </w:pPr>
+      <w:rPr>
+        <w:rFonts w:ascii="Wingdings" w:hAnsi="Wingdings" w:hint="default"/>
+        <w:sz w:val="20"/>
+      </w:rPr>
+    </w:lvl>
+    <w:lvl w:ilvl="3" w:tentative="1">
+      <w:start w:val="1"/>
+      <w:numFmt w:val="bullet"/>
+      <w:lvlText w:val=""/>
+      <w:lvlJc w:val="left"/>
+      <w:pPr>
+        <w:tabs>
+          <w:tab w:val="num" w:pos="2880"/>
+        </w:tabs>
+        <w:ind w:left="2880" w:hanging="360"/>
+      </w:pPr>
+      <w:rPr>
+        <w:rFonts w:ascii="Wingdings" w:hAnsi="Wingdings" w:hint="default"/>
+        <w:sz w:val="20"/>
+      </w:rPr>
+    </w:lvl>
+    <w:lvl w:ilvl="4" w:tentative="1">
+      <w:start w:val="1"/>
+      <w:numFmt w:val="bullet"/>
+      <w:lvlText w:val=""/>
+      <w:lvlJc w:val="left"/>
+      <w:pPr>
+        <w:tabs>
+          <w:tab w:val="num" w:pos="3600"/>
+        </w:tabs>
+        <w:ind w:left="3600" w:hanging="360"/>
+      </w:pPr>
+      <w:rPr>
+        <w:rFonts w:ascii="Wingdings" w:hAnsi="Wingdings" w:hint="default"/>
+        <w:sz w:val="20"/>
+      </w:rPr>
+    </w:lvl>
+    <w:lvl w:ilvl="5" w:tentative="1">
+      <w:start w:val="1"/>
+      <w:numFmt w:val="bullet"/>
+      <w:lvlText w:val=""/>
+      <w:lvlJc w:val="left"/>
+      <w:pPr>
+        <w:tabs>
+          <w:tab w:val="num" w:pos="4320"/>
+        </w:tabs>
+        <w:ind w:left="4320" w:hanging="360"/>
+      </w:pPr>
+      <w:rPr>
+        <w:rFonts w:ascii="Wingdings" w:hAnsi="Wingdings" w:hint="default"/>
+        <w:sz w:val="20"/>
+      </w:rPr>
+    </w:lvl>
+    <w:lvl w:ilvl="6" w:tentative="1">
+      <w:start w:val="1"/>
+      <w:numFmt w:val="bullet"/>
+      <w:lvlText w:val=""/>
+      <w:lvlJc w:val="left"/>
+      <w:pPr>
+        <w:tabs>
+          <w:tab w:val="num" w:pos="5040"/>
+        </w:tabs>
+        <w:ind w:left="5040" w:hanging="360"/>
+      </w:pPr>
+      <w:rPr>
+        <w:rFonts w:ascii="Wingdings" w:hAnsi="Wingdings" w:hint="default"/>
+        <w:sz w:val="20"/>
+      </w:rPr>
+    </w:lvl>
+    <w:lvl w:ilvl="7" w:tentative="1">
+      <w:start w:val="1"/>
+      <w:numFmt w:val="bullet"/>
+      <w:lvlText w:val=""/>
+      <w:lvlJc w:val="left"/>
+      <w:pPr>
+        <w:tabs>
+          <w:tab w:val="num" w:pos="5760"/>
+        </w:tabs>
+        <w:ind w:left="5760" w:hanging="360"/>
+      </w:pPr>
+      <w:rPr>
+        <w:rFonts w:ascii="Wingdings" w:hAnsi="Wingdings" w:hint="default"/>
+        <w:sz w:val="20"/>
+      </w:rPr>
+    </w:lvl>
+    <w:lvl w:ilvl="8" w:tentative="1">
+      <w:start w:val="1"/>
+      <w:numFmt w:val="bullet"/>
+      <w:lvlText w:val=""/>
+      <w:lvlJc w:val="left"/>
+      <w:pPr>
+        <w:tabs>
+          <w:tab w:val="num" w:pos="6480"/>
+        </w:tabs>
+        <w:ind w:left="6480" w:hanging="360"/>
+      </w:pPr>
+      <w:rPr>
+        <w:rFonts w:ascii="Wingdings" w:hAnsi="Wingdings" w:hint="default"/>
+        <w:sz w:val="20"/>
+      </w:rPr>
+    </w:lvl>
+  </w:abstractNum>
+  <w:abstractNum w:abstractNumId="10" w15:restartNumberingAfterBreak="0">
+    <w:nsid w:val="48B16291"/>
+    <w:multiLevelType w:val="multilevel"/>
+    <w:tmpl w:val="4740ECF8"/>
+    <w:lvl w:ilvl="0">
+      <w:start w:val="1"/>
+      <w:numFmt w:val="bullet"/>
+      <w:lvlText w:val=""/>
+      <w:lvlJc w:val="left"/>
+      <w:pPr>
+        <w:tabs>
+          <w:tab w:val="num" w:pos="720"/>
+        </w:tabs>
+        <w:ind w:left="720" w:hanging="360"/>
+      </w:pPr>
+      <w:rPr>
+        <w:rFonts w:ascii="Symbol" w:hAnsi="Symbol" w:hint="default"/>
+        <w:sz w:val="20"/>
+      </w:rPr>
+    </w:lvl>
+    <w:lvl w:ilvl="1">
+      <w:start w:val="1"/>
+      <w:numFmt w:val="decimal"/>
+      <w:lvlText w:val="%2."/>
+      <w:lvlJc w:val="left"/>
+      <w:pPr>
+        <w:tabs>
+          <w:tab w:val="num" w:pos="1440"/>
+        </w:tabs>
+        <w:ind w:left="1440" w:hanging="360"/>
+      </w:pPr>
+    </w:lvl>
+    <w:lvl w:ilvl="2">
+      <w:start w:val="1"/>
+      <w:numFmt w:val="bullet"/>
+      <w:lvlText w:val=""/>
+      <w:lvlJc w:val="left"/>
+      <w:pPr>
+        <w:tabs>
+          <w:tab w:val="num" w:pos="2160"/>
+        </w:tabs>
+        <w:ind w:left="2160" w:hanging="360"/>
+      </w:pPr>
+      <w:rPr>
+        <w:rFonts w:ascii="Wingdings" w:hAnsi="Wingdings" w:hint="default"/>
+        <w:sz w:val="20"/>
+      </w:rPr>
+    </w:lvl>
+    <w:lvl w:ilvl="3" w:tentative="1">
+      <w:start w:val="1"/>
+      <w:numFmt w:val="bullet"/>
+      <w:lvlText w:val=""/>
+      <w:lvlJc w:val="left"/>
+      <w:pPr>
+        <w:tabs>
+          <w:tab w:val="num" w:pos="2880"/>
+        </w:tabs>
+        <w:ind w:left="2880" w:hanging="360"/>
+      </w:pPr>
+      <w:rPr>
+        <w:rFonts w:ascii="Wingdings" w:hAnsi="Wingdings" w:hint="default"/>
+        <w:sz w:val="20"/>
+      </w:rPr>
+    </w:lvl>
+    <w:lvl w:ilvl="4" w:tentative="1">
+      <w:start w:val="1"/>
+      <w:numFmt w:val="bullet"/>
+      <w:lvlText w:val=""/>
+      <w:lvlJc w:val="left"/>
+      <w:pPr>
+        <w:tabs>
+          <w:tab w:val="num" w:pos="3600"/>
+        </w:tabs>
+        <w:ind w:left="3600" w:hanging="360"/>
+      </w:pPr>
+      <w:rPr>
+        <w:rFonts w:ascii="Wingdings" w:hAnsi="Wingdings" w:hint="default"/>
+        <w:sz w:val="20"/>
+      </w:rPr>
+    </w:lvl>
+    <w:lvl w:ilvl="5" w:tentative="1">
+      <w:start w:val="1"/>
+      <w:numFmt w:val="bullet"/>
+      <w:lvlText w:val=""/>
+      <w:lvlJc w:val="left"/>
+      <w:pPr>
+        <w:tabs>
+          <w:tab w:val="num" w:pos="4320"/>
+        </w:tabs>
+        <w:ind w:left="4320" w:hanging="360"/>
+      </w:pPr>
+      <w:rPr>
+        <w:rFonts w:ascii="Wingdings" w:hAnsi="Wingdings" w:hint="default"/>
+        <w:sz w:val="20"/>
+      </w:rPr>
+    </w:lvl>
+    <w:lvl w:ilvl="6" w:tentative="1">
+      <w:start w:val="1"/>
+      <w:numFmt w:val="bullet"/>
+      <w:lvlText w:val=""/>
+      <w:lvlJc w:val="left"/>
+      <w:pPr>
+        <w:tabs>
+          <w:tab w:val="num" w:pos="5040"/>
+        </w:tabs>
+        <w:ind w:left="5040" w:hanging="360"/>
+      </w:pPr>
+      <w:rPr>
+        <w:rFonts w:ascii="Wingdings" w:hAnsi="Wingdings" w:hint="default"/>
+        <w:sz w:val="20"/>
+      </w:rPr>
+    </w:lvl>
+    <w:lvl w:ilvl="7" w:tentative="1">
+      <w:start w:val="1"/>
+      <w:numFmt w:val="bullet"/>
+      <w:lvlText w:val=""/>
+      <w:lvlJc w:val="left"/>
+      <w:pPr>
+        <w:tabs>
+          <w:tab w:val="num" w:pos="5760"/>
+        </w:tabs>
+        <w:ind w:left="5760" w:hanging="360"/>
+      </w:pPr>
+      <w:rPr>
+        <w:rFonts w:ascii="Wingdings" w:hAnsi="Wingdings" w:hint="default"/>
+        <w:sz w:val="20"/>
+      </w:rPr>
+    </w:lvl>
+    <w:lvl w:ilvl="8" w:tentative="1">
+      <w:start w:val="1"/>
+      <w:numFmt w:val="bullet"/>
+      <w:lvlText w:val=""/>
+      <w:lvlJc w:val="left"/>
+      <w:pPr>
+        <w:tabs>
+          <w:tab w:val="num" w:pos="6480"/>
+        </w:tabs>
+        <w:ind w:left="6480" w:hanging="360"/>
+      </w:pPr>
+      <w:rPr>
+        <w:rFonts w:ascii="Wingdings" w:hAnsi="Wingdings" w:hint="default"/>
+        <w:sz w:val="20"/>
+      </w:rPr>
+    </w:lvl>
+  </w:abstractNum>
+  <w:abstractNum w:abstractNumId="11" w15:restartNumberingAfterBreak="0">
     <w:nsid w:val="52E149C8"/>
     <w:multiLevelType w:val="multilevel"/>
     <w:tmpl w:val="744E4198"/>
@@ -1901,7 +7381,152 @@
       </w:pPr>
     </w:lvl>
   </w:abstractNum>
-  <w:abstractNum w:abstractNumId="6" w15:restartNumberingAfterBreak="0">
+  <w:abstractNum w:abstractNumId="12" w15:restartNumberingAfterBreak="0">
+    <w:nsid w:val="58656F2B"/>
+    <w:multiLevelType w:val="multilevel"/>
+    <w:tmpl w:val="1280F8F4"/>
+    <w:lvl w:ilvl="0">
+      <w:start w:val="1"/>
+      <w:numFmt w:val="bullet"/>
+      <w:lvlText w:val=""/>
+      <w:lvlJc w:val="left"/>
+      <w:pPr>
+        <w:tabs>
+          <w:tab w:val="num" w:pos="720"/>
+        </w:tabs>
+        <w:ind w:left="720" w:hanging="360"/>
+      </w:pPr>
+      <w:rPr>
+        <w:rFonts w:ascii="Symbol" w:hAnsi="Symbol" w:hint="default"/>
+        <w:sz w:val="20"/>
+      </w:rPr>
+    </w:lvl>
+    <w:lvl w:ilvl="1">
+      <w:start w:val="1"/>
+      <w:numFmt w:val="decimal"/>
+      <w:lvlText w:val="%2."/>
+      <w:lvlJc w:val="left"/>
+      <w:pPr>
+        <w:tabs>
+          <w:tab w:val="num" w:pos="1440"/>
+        </w:tabs>
+        <w:ind w:left="1440" w:hanging="360"/>
+      </w:pPr>
+    </w:lvl>
+    <w:lvl w:ilvl="2" w:tentative="1">
+      <w:start w:val="1"/>
+      <w:numFmt w:val="bullet"/>
+      <w:lvlText w:val=""/>
+      <w:lvlJc w:val="left"/>
+      <w:pPr>
+        <w:tabs>
+          <w:tab w:val="num" w:pos="2160"/>
+        </w:tabs>
+        <w:ind w:left="2160" w:hanging="360"/>
+      </w:pPr>
+      <w:rPr>
+        <w:rFonts w:ascii="Wingdings" w:hAnsi="Wingdings" w:hint="default"/>
+        <w:sz w:val="20"/>
+      </w:rPr>
+    </w:lvl>
+    <w:lvl w:ilvl="3" w:tentative="1">
+      <w:start w:val="1"/>
+      <w:numFmt w:val="bullet"/>
+      <w:lvlText w:val=""/>
+      <w:lvlJc w:val="left"/>
+      <w:pPr>
+        <w:tabs>
+          <w:tab w:val="num" w:pos="2880"/>
+        </w:tabs>
+        <w:ind w:left="2880" w:hanging="360"/>
+      </w:pPr>
+      <w:rPr>
+        <w:rFonts w:ascii="Wingdings" w:hAnsi="Wingdings" w:hint="default"/>
+        <w:sz w:val="20"/>
+      </w:rPr>
+    </w:lvl>
+    <w:lvl w:ilvl="4" w:tentative="1">
+      <w:start w:val="1"/>
+      <w:numFmt w:val="bullet"/>
+      <w:lvlText w:val=""/>
+      <w:lvlJc w:val="left"/>
+      <w:pPr>
+        <w:tabs>
+          <w:tab w:val="num" w:pos="3600"/>
+        </w:tabs>
+        <w:ind w:left="3600" w:hanging="360"/>
+      </w:pPr>
+      <w:rPr>
+        <w:rFonts w:ascii="Wingdings" w:hAnsi="Wingdings" w:hint="default"/>
+        <w:sz w:val="20"/>
+      </w:rPr>
+    </w:lvl>
+    <w:lvl w:ilvl="5" w:tentative="1">
+      <w:start w:val="1"/>
+      <w:numFmt w:val="bullet"/>
+      <w:lvlText w:val=""/>
+      <w:lvlJc w:val="left"/>
+      <w:pPr>
+        <w:tabs>
+          <w:tab w:val="num" w:pos="4320"/>
+        </w:tabs>
+        <w:ind w:left="4320" w:hanging="360"/>
+      </w:pPr>
+      <w:rPr>
+        <w:rFonts w:ascii="Wingdings" w:hAnsi="Wingdings" w:hint="default"/>
+        <w:sz w:val="20"/>
+      </w:rPr>
+    </w:lvl>
+    <w:lvl w:ilvl="6" w:tentative="1">
+      <w:start w:val="1"/>
+      <w:numFmt w:val="bullet"/>
+      <w:lvlText w:val=""/>
+      <w:lvlJc w:val="left"/>
+      <w:pPr>
+        <w:tabs>
+          <w:tab w:val="num" w:pos="5040"/>
+        </w:tabs>
+        <w:ind w:left="5040" w:hanging="360"/>
+      </w:pPr>
+      <w:rPr>
+        <w:rFonts w:ascii="Wingdings" w:hAnsi="Wingdings" w:hint="default"/>
+        <w:sz w:val="20"/>
+      </w:rPr>
+    </w:lvl>
+    <w:lvl w:ilvl="7" w:tentative="1">
+      <w:start w:val="1"/>
+      <w:numFmt w:val="bullet"/>
+      <w:lvlText w:val=""/>
+      <w:lvlJc w:val="left"/>
+      <w:pPr>
+        <w:tabs>
+          <w:tab w:val="num" w:pos="5760"/>
+        </w:tabs>
+        <w:ind w:left="5760" w:hanging="360"/>
+      </w:pPr>
+      <w:rPr>
+        <w:rFonts w:ascii="Wingdings" w:hAnsi="Wingdings" w:hint="default"/>
+        <w:sz w:val="20"/>
+      </w:rPr>
+    </w:lvl>
+    <w:lvl w:ilvl="8" w:tentative="1">
+      <w:start w:val="1"/>
+      <w:numFmt w:val="bullet"/>
+      <w:lvlText w:val=""/>
+      <w:lvlJc w:val="left"/>
+      <w:pPr>
+        <w:tabs>
+          <w:tab w:val="num" w:pos="6480"/>
+        </w:tabs>
+        <w:ind w:left="6480" w:hanging="360"/>
+      </w:pPr>
+      <w:rPr>
+        <w:rFonts w:ascii="Wingdings" w:hAnsi="Wingdings" w:hint="default"/>
+        <w:sz w:val="20"/>
+      </w:rPr>
+    </w:lvl>
+  </w:abstractNum>
+  <w:abstractNum w:abstractNumId="13" w15:restartNumberingAfterBreak="0">
     <w:nsid w:val="663F5A64"/>
     <w:multiLevelType w:val="multilevel"/>
     <w:tmpl w:val="DD3CF118"/>
@@ -2018,7 +7643,265 @@
       </w:pPr>
     </w:lvl>
   </w:abstractNum>
-  <w:abstractNum w:abstractNumId="7" w15:restartNumberingAfterBreak="0">
+  <w:abstractNum w:abstractNumId="14" w15:restartNumberingAfterBreak="0">
+    <w:nsid w:val="714415F7"/>
+    <w:multiLevelType w:val="multilevel"/>
+    <w:tmpl w:val="931E81C4"/>
+    <w:lvl w:ilvl="0">
+      <w:start w:val="1"/>
+      <w:numFmt w:val="decimal"/>
+      <w:lvlText w:val="%1."/>
+      <w:lvlJc w:val="left"/>
+      <w:pPr>
+        <w:tabs>
+          <w:tab w:val="num" w:pos="720"/>
+        </w:tabs>
+        <w:ind w:left="720" w:hanging="360"/>
+      </w:pPr>
+    </w:lvl>
+    <w:lvl w:ilvl="1" w:tentative="1">
+      <w:start w:val="1"/>
+      <w:numFmt w:val="decimal"/>
+      <w:lvlText w:val="%2."/>
+      <w:lvlJc w:val="left"/>
+      <w:pPr>
+        <w:tabs>
+          <w:tab w:val="num" w:pos="1440"/>
+        </w:tabs>
+        <w:ind w:left="1440" w:hanging="360"/>
+      </w:pPr>
+    </w:lvl>
+    <w:lvl w:ilvl="2" w:tentative="1">
+      <w:start w:val="1"/>
+      <w:numFmt w:val="decimal"/>
+      <w:lvlText w:val="%3."/>
+      <w:lvlJc w:val="left"/>
+      <w:pPr>
+        <w:tabs>
+          <w:tab w:val="num" w:pos="2160"/>
+        </w:tabs>
+        <w:ind w:left="2160" w:hanging="360"/>
+      </w:pPr>
+    </w:lvl>
+    <w:lvl w:ilvl="3" w:tentative="1">
+      <w:start w:val="1"/>
+      <w:numFmt w:val="decimal"/>
+      <w:lvlText w:val="%4."/>
+      <w:lvlJc w:val="left"/>
+      <w:pPr>
+        <w:tabs>
+          <w:tab w:val="num" w:pos="2880"/>
+        </w:tabs>
+        <w:ind w:left="2880" w:hanging="360"/>
+      </w:pPr>
+    </w:lvl>
+    <w:lvl w:ilvl="4" w:tentative="1">
+      <w:start w:val="1"/>
+      <w:numFmt w:val="decimal"/>
+      <w:lvlText w:val="%5."/>
+      <w:lvlJc w:val="left"/>
+      <w:pPr>
+        <w:tabs>
+          <w:tab w:val="num" w:pos="3600"/>
+        </w:tabs>
+        <w:ind w:left="3600" w:hanging="360"/>
+      </w:pPr>
+    </w:lvl>
+    <w:lvl w:ilvl="5" w:tentative="1">
+      <w:start w:val="1"/>
+      <w:numFmt w:val="decimal"/>
+      <w:lvlText w:val="%6."/>
+      <w:lvlJc w:val="left"/>
+      <w:pPr>
+        <w:tabs>
+          <w:tab w:val="num" w:pos="4320"/>
+        </w:tabs>
+        <w:ind w:left="4320" w:hanging="360"/>
+      </w:pPr>
+    </w:lvl>
+    <w:lvl w:ilvl="6" w:tentative="1">
+      <w:start w:val="1"/>
+      <w:numFmt w:val="decimal"/>
+      <w:lvlText w:val="%7."/>
+      <w:lvlJc w:val="left"/>
+      <w:pPr>
+        <w:tabs>
+          <w:tab w:val="num" w:pos="5040"/>
+        </w:tabs>
+        <w:ind w:left="5040" w:hanging="360"/>
+      </w:pPr>
+    </w:lvl>
+    <w:lvl w:ilvl="7" w:tentative="1">
+      <w:start w:val="1"/>
+      <w:numFmt w:val="decimal"/>
+      <w:lvlText w:val="%8."/>
+      <w:lvlJc w:val="left"/>
+      <w:pPr>
+        <w:tabs>
+          <w:tab w:val="num" w:pos="5760"/>
+        </w:tabs>
+        <w:ind w:left="5760" w:hanging="360"/>
+      </w:pPr>
+    </w:lvl>
+    <w:lvl w:ilvl="8" w:tentative="1">
+      <w:start w:val="1"/>
+      <w:numFmt w:val="decimal"/>
+      <w:lvlText w:val="%9."/>
+      <w:lvlJc w:val="left"/>
+      <w:pPr>
+        <w:tabs>
+          <w:tab w:val="num" w:pos="6480"/>
+        </w:tabs>
+        <w:ind w:left="6480" w:hanging="360"/>
+      </w:pPr>
+    </w:lvl>
+  </w:abstractNum>
+  <w:abstractNum w:abstractNumId="15" w15:restartNumberingAfterBreak="0">
+    <w:nsid w:val="76A32368"/>
+    <w:multiLevelType w:val="multilevel"/>
+    <w:tmpl w:val="23DAC3B4"/>
+    <w:lvl w:ilvl="0">
+      <w:start w:val="1"/>
+      <w:numFmt w:val="bullet"/>
+      <w:lvlText w:val=""/>
+      <w:lvlJc w:val="left"/>
+      <w:pPr>
+        <w:tabs>
+          <w:tab w:val="num" w:pos="720"/>
+        </w:tabs>
+        <w:ind w:left="720" w:hanging="360"/>
+      </w:pPr>
+      <w:rPr>
+        <w:rFonts w:ascii="Symbol" w:hAnsi="Symbol" w:hint="default"/>
+        <w:sz w:val="20"/>
+      </w:rPr>
+    </w:lvl>
+    <w:lvl w:ilvl="1">
+      <w:start w:val="1"/>
+      <w:numFmt w:val="decimal"/>
+      <w:lvlText w:val="%2."/>
+      <w:lvlJc w:val="left"/>
+      <w:pPr>
+        <w:tabs>
+          <w:tab w:val="num" w:pos="1440"/>
+        </w:tabs>
+        <w:ind w:left="1440" w:hanging="360"/>
+      </w:pPr>
+    </w:lvl>
+    <w:lvl w:ilvl="2" w:tentative="1">
+      <w:start w:val="1"/>
+      <w:numFmt w:val="bullet"/>
+      <w:lvlText w:val=""/>
+      <w:lvlJc w:val="left"/>
+      <w:pPr>
+        <w:tabs>
+          <w:tab w:val="num" w:pos="2160"/>
+        </w:tabs>
+        <w:ind w:left="2160" w:hanging="360"/>
+      </w:pPr>
+      <w:rPr>
+        <w:rFonts w:ascii="Wingdings" w:hAnsi="Wingdings" w:hint="default"/>
+        <w:sz w:val="20"/>
+      </w:rPr>
+    </w:lvl>
+    <w:lvl w:ilvl="3" w:tentative="1">
+      <w:start w:val="1"/>
+      <w:numFmt w:val="bullet"/>
+      <w:lvlText w:val=""/>
+      <w:lvlJc w:val="left"/>
+      <w:pPr>
+        <w:tabs>
+          <w:tab w:val="num" w:pos="2880"/>
+        </w:tabs>
+        <w:ind w:left="2880" w:hanging="360"/>
+      </w:pPr>
+      <w:rPr>
+        <w:rFonts w:ascii="Wingdings" w:hAnsi="Wingdings" w:hint="default"/>
+        <w:sz w:val="20"/>
+      </w:rPr>
+    </w:lvl>
+    <w:lvl w:ilvl="4" w:tentative="1">
+      <w:start w:val="1"/>
+      <w:numFmt w:val="bullet"/>
+      <w:lvlText w:val=""/>
+      <w:lvlJc w:val="left"/>
+      <w:pPr>
+        <w:tabs>
+          <w:tab w:val="num" w:pos="3600"/>
+        </w:tabs>
+        <w:ind w:left="3600" w:hanging="360"/>
+      </w:pPr>
+      <w:rPr>
+        <w:rFonts w:ascii="Wingdings" w:hAnsi="Wingdings" w:hint="default"/>
+        <w:sz w:val="20"/>
+      </w:rPr>
+    </w:lvl>
+    <w:lvl w:ilvl="5" w:tentative="1">
+      <w:start w:val="1"/>
+      <w:numFmt w:val="bullet"/>
+      <w:lvlText w:val=""/>
+      <w:lvlJc w:val="left"/>
+      <w:pPr>
+        <w:tabs>
+          <w:tab w:val="num" w:pos="4320"/>
+        </w:tabs>
+        <w:ind w:left="4320" w:hanging="360"/>
+      </w:pPr>
+      <w:rPr>
+        <w:rFonts w:ascii="Wingdings" w:hAnsi="Wingdings" w:hint="default"/>
+        <w:sz w:val="20"/>
+      </w:rPr>
+    </w:lvl>
+    <w:lvl w:ilvl="6" w:tentative="1">
+      <w:start w:val="1"/>
+      <w:numFmt w:val="bullet"/>
+      <w:lvlText w:val=""/>
+      <w:lvlJc w:val="left"/>
+      <w:pPr>
+        <w:tabs>
+          <w:tab w:val="num" w:pos="5040"/>
+        </w:tabs>
+        <w:ind w:left="5040" w:hanging="360"/>
+      </w:pPr>
+      <w:rPr>
+        <w:rFonts w:ascii="Wingdings" w:hAnsi="Wingdings" w:hint="default"/>
+        <w:sz w:val="20"/>
+      </w:rPr>
+    </w:lvl>
+    <w:lvl w:ilvl="7" w:tentative="1">
+      <w:start w:val="1"/>
+      <w:numFmt w:val="bullet"/>
+      <w:lvlText w:val=""/>
+      <w:lvlJc w:val="left"/>
+      <w:pPr>
+        <w:tabs>
+          <w:tab w:val="num" w:pos="5760"/>
+        </w:tabs>
+        <w:ind w:left="5760" w:hanging="360"/>
+      </w:pPr>
+      <w:rPr>
+        <w:rFonts w:ascii="Wingdings" w:hAnsi="Wingdings" w:hint="default"/>
+        <w:sz w:val="20"/>
+      </w:rPr>
+    </w:lvl>
+    <w:lvl w:ilvl="8" w:tentative="1">
+      <w:start w:val="1"/>
+      <w:numFmt w:val="bullet"/>
+      <w:lvlText w:val=""/>
+      <w:lvlJc w:val="left"/>
+      <w:pPr>
+        <w:tabs>
+          <w:tab w:val="num" w:pos="6480"/>
+        </w:tabs>
+        <w:ind w:left="6480" w:hanging="360"/>
+      </w:pPr>
+      <w:rPr>
+        <w:rFonts w:ascii="Wingdings" w:hAnsi="Wingdings" w:hint="default"/>
+        <w:sz w:val="20"/>
+      </w:rPr>
+    </w:lvl>
+  </w:abstractNum>
+  <w:abstractNum w:abstractNumId="16" w15:restartNumberingAfterBreak="0">
     <w:nsid w:val="7A5431A0"/>
     <w:multiLevelType w:val="multilevel"/>
     <w:tmpl w:val="2048F370"/>
@@ -2136,28 +8019,55 @@
     </w:lvl>
   </w:abstractNum>
   <w:num w:numId="1" w16cid:durableId="480539678">
-    <w:abstractNumId w:val="3"/>
+    <w:abstractNumId w:val="5"/>
   </w:num>
   <w:num w:numId="2" w16cid:durableId="1549295392">
-    <w:abstractNumId w:val="6"/>
+    <w:abstractNumId w:val="13"/>
   </w:num>
   <w:num w:numId="3" w16cid:durableId="1453669364">
-    <w:abstractNumId w:val="4"/>
+    <w:abstractNumId w:val="7"/>
   </w:num>
   <w:num w:numId="4" w16cid:durableId="2034648602">
-    <w:abstractNumId w:val="5"/>
+    <w:abstractNumId w:val="11"/>
   </w:num>
   <w:num w:numId="5" w16cid:durableId="937642905">
     <w:abstractNumId w:val="2"/>
   </w:num>
   <w:num w:numId="6" w16cid:durableId="1360736285">
-    <w:abstractNumId w:val="7"/>
+    <w:abstractNumId w:val="16"/>
   </w:num>
   <w:num w:numId="7" w16cid:durableId="1234314148">
     <w:abstractNumId w:val="0"/>
   </w:num>
   <w:num w:numId="8" w16cid:durableId="74785251">
     <w:abstractNumId w:val="1"/>
+  </w:num>
+  <w:num w:numId="9" w16cid:durableId="1703555296">
+    <w:abstractNumId w:val="14"/>
+  </w:num>
+  <w:num w:numId="10" w16cid:durableId="1134906380">
+    <w:abstractNumId w:val="4"/>
+  </w:num>
+  <w:num w:numId="11" w16cid:durableId="259412349">
+    <w:abstractNumId w:val="9"/>
+  </w:num>
+  <w:num w:numId="12" w16cid:durableId="897983578">
+    <w:abstractNumId w:val="15"/>
+  </w:num>
+  <w:num w:numId="13" w16cid:durableId="1128160474">
+    <w:abstractNumId w:val="10"/>
+  </w:num>
+  <w:num w:numId="14" w16cid:durableId="854149088">
+    <w:abstractNumId w:val="12"/>
+  </w:num>
+  <w:num w:numId="15" w16cid:durableId="1406489176">
+    <w:abstractNumId w:val="3"/>
+  </w:num>
+  <w:num w:numId="16" w16cid:durableId="1064643590">
+    <w:abstractNumId w:val="8"/>
+  </w:num>
+  <w:num w:numId="17" w16cid:durableId="1019232028">
+    <w:abstractNumId w:val="6"/>
   </w:num>
 </w:numbering>
 </file>
@@ -3374,4 +9284,16 @@
     </a:ext>
   </a:extLst>
 </a:theme>
+</file>
+
+<file path=customXml/item1.xml><?xml version="1.0" encoding="utf-8"?>
+<b:Sources xmlns:b="http://schemas.openxmlformats.org/officeDocument/2006/bibliography" xmlns="http://schemas.openxmlformats.org/officeDocument/2006/bibliography" SelectedStyle="\APASixthEditionOfficeOnline.xsl" StyleName="APA" Version="6"/>
+</file>
+
+<file path=customXml/itemProps1.xml><?xml version="1.0" encoding="utf-8"?>
+<ds:datastoreItem xmlns:ds="http://schemas.openxmlformats.org/officeDocument/2006/customXml" ds:itemID="{6F1829D3-7263-4189-A45B-6D17244442EE}">
+  <ds:schemaRefs>
+    <ds:schemaRef ds:uri="http://schemas.openxmlformats.org/officeDocument/2006/bibliography"/>
+  </ds:schemaRefs>
+</ds:datastoreItem>
 </file>
--- a/proyecto campus virtual.docx
+++ b/proyecto campus virtual.docx
@@ -2296,7 +2296,7 @@
           <w:szCs w:val="22"/>
         </w:rPr>
         <w:pict w14:anchorId="0C6C96C3">
-          <v:rect id="_x0000_i1109" style="width:0;height:1.5pt" o:hralign="center" o:hrstd="t" o:hr="t" fillcolor="#a0a0a0" stroked="f"/>
+          <v:rect id="_x0000_i1025" style="width:0;height:1.5pt" o:hralign="center" o:hrstd="t" o:hr="t" fillcolor="#a0a0a0" stroked="f"/>
         </w:pict>
       </w:r>
     </w:p>
@@ -2708,7 +2708,7 @@
           <w:szCs w:val="22"/>
         </w:rPr>
         <w:pict w14:anchorId="3CE078A1">
-          <v:rect id="_x0000_i1110" style="width:0;height:1.5pt" o:hralign="center" o:hrstd="t" o:hr="t" fillcolor="#a0a0a0" stroked="f"/>
+          <v:rect id="_x0000_i1026" style="width:0;height:1.5pt" o:hralign="center" o:hrstd="t" o:hr="t" fillcolor="#a0a0a0" stroked="f"/>
         </w:pict>
       </w:r>
     </w:p>
@@ -4289,7 +4289,7 @@
           <w:szCs w:val="22"/>
         </w:rPr>
         <w:pict w14:anchorId="0A807E66">
-          <v:rect id="_x0000_i1111" style="width:0;height:1.5pt" o:hralign="center" o:hrstd="t" o:hr="t" fillcolor="#a0a0a0" stroked="f"/>
+          <v:rect id="_x0000_i1027" style="width:0;height:1.5pt" o:hralign="center" o:hrstd="t" o:hr="t" fillcolor="#a0a0a0" stroked="f"/>
         </w:pict>
       </w:r>
     </w:p>
@@ -4666,7 +4666,7 @@
           <w:szCs w:val="22"/>
         </w:rPr>
         <w:pict w14:anchorId="7E7DD496">
-          <v:rect id="_x0000_i1112" style="width:0;height:1.5pt" o:hralign="center" o:hrstd="t" o:hr="t" fillcolor="#a0a0a0" stroked="f"/>
+          <v:rect id="_x0000_i1028" style="width:0;height:1.5pt" o:hralign="center" o:hrstd="t" o:hr="t" fillcolor="#a0a0a0" stroked="f"/>
         </w:pict>
       </w:r>
     </w:p>
@@ -5457,7 +5457,7 @@
           <w:szCs w:val="22"/>
         </w:rPr>
         <w:pict w14:anchorId="3C516DE9">
-          <v:rect id="_x0000_i1113" style="width:0;height:1.5pt" o:hralign="center" o:hrstd="t" o:hr="t" fillcolor="#a0a0a0" stroked="f"/>
+          <v:rect id="_x0000_i1029" style="width:0;height:1.5pt" o:hralign="center" o:hrstd="t" o:hr="t" fillcolor="#a0a0a0" stroked="f"/>
         </w:pict>
       </w:r>
     </w:p>
@@ -5864,7 +5864,7 @@
           <w:szCs w:val="22"/>
         </w:rPr>
         <w:pict w14:anchorId="1AF26162">
-          <v:rect id="_x0000_i1114" style="width:0;height:1.5pt" o:hralign="center" o:hrstd="t" o:hr="t" fillcolor="#a0a0a0" stroked="f"/>
+          <v:rect id="_x0000_i1030" style="width:0;height:1.5pt" o:hralign="center" o:hrstd="t" o:hr="t" fillcolor="#a0a0a0" stroked="f"/>
         </w:pict>
       </w:r>
     </w:p>
@@ -6118,7 +6118,7 @@
           <w:szCs w:val="22"/>
         </w:rPr>
         <w:pict w14:anchorId="5F8EA8FE">
-          <v:rect id="_x0000_i1115" style="width:0;height:1.5pt" o:hralign="center" o:hrstd="t" o:hr="t" fillcolor="#a0a0a0" stroked="f"/>
+          <v:rect id="_x0000_i1031" style="width:0;height:1.5pt" o:hralign="center" o:hrstd="t" o:hr="t" fillcolor="#a0a0a0" stroked="f"/>
         </w:pict>
       </w:r>
     </w:p>
@@ -6492,7 +6492,7 @@
           <w:szCs w:val="22"/>
         </w:rPr>
         <w:pict w14:anchorId="7EF6018B">
-          <v:rect id="_x0000_i1116" style="width:0;height:1.5pt" o:hralign="center" o:hrstd="t" o:hr="t" fillcolor="#a0a0a0" stroked="f"/>
+          <v:rect id="_x0000_i1032" style="width:0;height:1.5pt" o:hralign="center" o:hrstd="t" o:hr="t" fillcolor="#a0a0a0" stroked="f"/>
         </w:pict>
       </w:r>
     </w:p>
@@ -6833,7 +6833,7 @@
           <w:szCs w:val="22"/>
         </w:rPr>
         <w:pict w14:anchorId="3EA63991">
-          <v:rect id="_x0000_i1117" style="width:0;height:1.5pt" o:hralign="center" o:hrstd="t" o:hr="t" fillcolor="#a0a0a0" stroked="f"/>
+          <v:rect id="_x0000_i1033" style="width:0;height:1.5pt" o:hralign="center" o:hrstd="t" o:hr="t" fillcolor="#a0a0a0" stroked="f"/>
         </w:pict>
       </w:r>
     </w:p>
@@ -8132,7 +8132,7 @@
           <w:szCs w:val="22"/>
         </w:rPr>
         <w:pict w14:anchorId="09FB4420">
-          <v:rect id="_x0000_i1118" style="width:0;height:1.5pt" o:hralign="center" o:hrstd="t" o:hr="t" fillcolor="#a0a0a0" stroked="f"/>
+          <v:rect id="_x0000_i1034" style="width:0;height:1.5pt" o:hralign="center" o:hrstd="t" o:hr="t" fillcolor="#a0a0a0" stroked="f"/>
         </w:pict>
       </w:r>
     </w:p>
@@ -8926,7 +8926,7 @@
           <w:szCs w:val="22"/>
         </w:rPr>
         <w:pict w14:anchorId="077127F1">
-          <v:rect id="_x0000_i1119" style="width:0;height:1.5pt" o:hralign="center" o:hrstd="t" o:hr="t" fillcolor="#a0a0a0" stroked="f"/>
+          <v:rect id="_x0000_i1035" style="width:0;height:1.5pt" o:hralign="center" o:hrstd="t" o:hr="t" fillcolor="#a0a0a0" stroked="f"/>
         </w:pict>
       </w:r>
     </w:p>
@@ -9359,7 +9359,7 @@
           <w:szCs w:val="22"/>
         </w:rPr>
         <w:pict w14:anchorId="1B15F164">
-          <v:rect id="_x0000_i1120" style="width:0;height:1.5pt" o:hralign="center" o:hrstd="t" o:hr="t" fillcolor="#a0a0a0" stroked="f"/>
+          <v:rect id="_x0000_i1036" style="width:0;height:1.5pt" o:hralign="center" o:hrstd="t" o:hr="t" fillcolor="#a0a0a0" stroked="f"/>
         </w:pict>
       </w:r>
     </w:p>
@@ -10221,7 +10221,7 @@
           <w:szCs w:val="22"/>
         </w:rPr>
         <w:pict w14:anchorId="33DA3C95">
-          <v:rect id="_x0000_i1121" style="width:0;height:1.5pt" o:hralign="center" o:hrstd="t" o:hr="t" fillcolor="#a0a0a0" stroked="f"/>
+          <v:rect id="_x0000_i1037" style="width:0;height:1.5pt" o:hralign="center" o:hrstd="t" o:hr="t" fillcolor="#a0a0a0" stroked="f"/>
         </w:pict>
       </w:r>
     </w:p>
@@ -10822,7 +10822,7 @@
           <w:szCs w:val="22"/>
         </w:rPr>
         <w:pict w14:anchorId="5652DCE5">
-          <v:rect id="_x0000_i1122" style="width:0;height:1.5pt" o:hralign="center" o:hrstd="t" o:hr="t" fillcolor="#a0a0a0" stroked="f"/>
+          <v:rect id="_x0000_i1038" style="width:0;height:1.5pt" o:hralign="center" o:hrstd="t" o:hr="t" fillcolor="#a0a0a0" stroked="f"/>
         </w:pict>
       </w:r>
     </w:p>
@@ -16385,6 +16385,608 @@
           <w:szCs w:val="22"/>
         </w:rPr>
         <w:t xml:space="preserve"> responde de inmediato ante cualquier duda operativa de la plataforma.</w:t>
+      </w:r>
+    </w:p>
+    <w:p>
+      <w:pPr>
+        <w:jc w:val="both"/>
+        <w:rPr>
+          <w:sz w:val="22"/>
+          <w:szCs w:val="22"/>
+        </w:rPr>
+      </w:pPr>
+    </w:p>
+    <w:p>
+      <w:pPr>
+        <w:jc w:val="both"/>
+        <w:rPr>
+          <w:sz w:val="22"/>
+          <w:szCs w:val="22"/>
+        </w:rPr>
+      </w:pPr>
+      <w:r>
+        <w:rPr>
+          <w:sz w:val="22"/>
+          <w:szCs w:val="22"/>
+        </w:rPr>
+        <w:t>MEJORAS PARA HACER 17/09</w:t>
+      </w:r>
+    </w:p>
+    <w:p>
+      <w:pPr>
+        <w:jc w:val="both"/>
+        <w:rPr>
+          <w:b/>
+          <w:bCs/>
+          <w:sz w:val="22"/>
+          <w:szCs w:val="22"/>
+        </w:rPr>
+      </w:pPr>
+      <w:r>
+        <w:rPr>
+          <w:rFonts w:ascii="Segoe UI Emoji" w:hAnsi="Segoe UI Emoji" w:cs="Segoe UI Emoji"/>
+          <w:b/>
+          <w:bCs/>
+          <w:sz w:val="22"/>
+          <w:szCs w:val="22"/>
+        </w:rPr>
+        <w:t>🚀</w:t>
+      </w:r>
+      <w:r>
+        <w:rPr>
+          <w:b/>
+          <w:bCs/>
+          <w:sz w:val="22"/>
+          <w:szCs w:val="22"/>
+        </w:rPr>
+        <w:t xml:space="preserve"> Hoja de Ruta: Funciones Clave para Campus Nika</w:t>
+      </w:r>
+    </w:p>
+    <w:p>
+      <w:pPr>
+        <w:numPr>
+          <w:ilvl w:val="0"/>
+          <w:numId w:val="23"/>
+        </w:numPr>
+        <w:jc w:val="both"/>
+        <w:rPr>
+          <w:sz w:val="22"/>
+          <w:szCs w:val="22"/>
+        </w:rPr>
+      </w:pPr>
+      <w:r>
+        <w:rPr>
+          <w:b/>
+          <w:bCs/>
+          <w:sz w:val="22"/>
+          <w:szCs w:val="22"/>
+        </w:rPr>
+        <w:t>Chat Privado entre Amigos con "Compartir Pregunta"</w:t>
+      </w:r>
+    </w:p>
+    <w:p>
+      <w:pPr>
+        <w:numPr>
+          <w:ilvl w:val="1"/>
+          <w:numId w:val="23"/>
+        </w:numPr>
+        <w:jc w:val="both"/>
+        <w:rPr>
+          <w:sz w:val="22"/>
+          <w:szCs w:val="22"/>
+        </w:rPr>
+      </w:pPr>
+      <w:r>
+        <w:rPr>
+          <w:sz w:val="22"/>
+          <w:szCs w:val="22"/>
+        </w:rPr>
+        <w:t>Habilitar mensajería directa en tiempo real entre los colegas de la red.</w:t>
+      </w:r>
+    </w:p>
+    <w:p>
+      <w:pPr>
+        <w:numPr>
+          <w:ilvl w:val="1"/>
+          <w:numId w:val="23"/>
+        </w:numPr>
+        <w:jc w:val="both"/>
+        <w:rPr>
+          <w:sz w:val="22"/>
+          <w:szCs w:val="22"/>
+        </w:rPr>
+      </w:pPr>
+      <w:r>
+        <w:rPr>
+          <w:b/>
+          <w:bCs/>
+          <w:sz w:val="22"/>
+          <w:szCs w:val="22"/>
+        </w:rPr>
+        <w:t>La clave:</w:t>
+      </w:r>
+      <w:r>
+        <w:rPr>
+          <w:sz w:val="22"/>
+          <w:szCs w:val="22"/>
+        </w:rPr>
+        <w:t xml:space="preserve"> Un botón </w:t>
+      </w:r>
+      <w:r>
+        <w:rPr>
+          <w:i/>
+          <w:iCs/>
+          <w:sz w:val="22"/>
+          <w:szCs w:val="22"/>
+        </w:rPr>
+        <w:t xml:space="preserve">"Compartir al chat </w:t>
+      </w:r>
+      <w:r>
+        <w:rPr>
+          <w:rFonts w:ascii="Segoe UI Emoji" w:hAnsi="Segoe UI Emoji" w:cs="Segoe UI Emoji"/>
+          <w:i/>
+          <w:iCs/>
+          <w:sz w:val="22"/>
+          <w:szCs w:val="22"/>
+        </w:rPr>
+        <w:t>💬</w:t>
+      </w:r>
+      <w:r>
+        <w:rPr>
+          <w:i/>
+          <w:iCs/>
+          <w:sz w:val="22"/>
+          <w:szCs w:val="22"/>
+        </w:rPr>
+        <w:t>"</w:t>
+      </w:r>
+      <w:r>
+        <w:rPr>
+          <w:sz w:val="22"/>
+          <w:szCs w:val="22"/>
+        </w:rPr>
+        <w:t xml:space="preserve"> en las preguntas de los simulacros o del banco para mandar el caso directo a un chat y debatir por qué era una opción y no otra según la bibliografía.</w:t>
+      </w:r>
+    </w:p>
+    <w:p>
+      <w:pPr>
+        <w:numPr>
+          <w:ilvl w:val="0"/>
+          <w:numId w:val="23"/>
+        </w:numPr>
+        <w:jc w:val="both"/>
+        <w:rPr>
+          <w:sz w:val="22"/>
+          <w:szCs w:val="22"/>
+        </w:rPr>
+      </w:pPr>
+      <w:proofErr w:type="spellStart"/>
+      <w:r>
+        <w:rPr>
+          <w:b/>
+          <w:bCs/>
+          <w:sz w:val="22"/>
+          <w:szCs w:val="22"/>
+        </w:rPr>
+        <w:t>Pomodoro</w:t>
+      </w:r>
+      <w:proofErr w:type="spellEnd"/>
+      <w:r>
+        <w:rPr>
+          <w:b/>
+          <w:bCs/>
+          <w:sz w:val="22"/>
+          <w:szCs w:val="22"/>
+        </w:rPr>
+        <w:t xml:space="preserve"> Sincronizado ("Modo Biblioteca")</w:t>
+      </w:r>
+    </w:p>
+    <w:p>
+      <w:pPr>
+        <w:numPr>
+          <w:ilvl w:val="1"/>
+          <w:numId w:val="23"/>
+        </w:numPr>
+        <w:jc w:val="both"/>
+        <w:rPr>
+          <w:sz w:val="22"/>
+          <w:szCs w:val="22"/>
+        </w:rPr>
+      </w:pPr>
+      <w:r>
+        <w:rPr>
+          <w:sz w:val="22"/>
+          <w:szCs w:val="22"/>
+        </w:rPr>
+        <w:t>Indicador en tiempo real en la lista de amigos (</w:t>
+      </w:r>
+      <w:r>
+        <w:rPr>
+          <w:i/>
+          <w:iCs/>
+          <w:sz w:val="22"/>
+          <w:szCs w:val="22"/>
+        </w:rPr>
+        <w:t xml:space="preserve">"Estudiando UP3 - </w:t>
+      </w:r>
+      <w:proofErr w:type="spellStart"/>
+      <w:r>
+        <w:rPr>
+          <w:i/>
+          <w:iCs/>
+          <w:sz w:val="22"/>
+          <w:szCs w:val="22"/>
+        </w:rPr>
+        <w:t>Pomodoro</w:t>
+      </w:r>
+      <w:proofErr w:type="spellEnd"/>
+      <w:r>
+        <w:rPr>
+          <w:i/>
+          <w:iCs/>
+          <w:sz w:val="22"/>
+          <w:szCs w:val="22"/>
+        </w:rPr>
+        <w:t xml:space="preserve"> activo"</w:t>
+      </w:r>
+      <w:r>
+        <w:rPr>
+          <w:sz w:val="22"/>
+          <w:szCs w:val="22"/>
+        </w:rPr>
+        <w:t>).</w:t>
+      </w:r>
+    </w:p>
+    <w:p>
+      <w:pPr>
+        <w:numPr>
+          <w:ilvl w:val="1"/>
+          <w:numId w:val="23"/>
+        </w:numPr>
+        <w:jc w:val="both"/>
+        <w:rPr>
+          <w:sz w:val="22"/>
+          <w:szCs w:val="22"/>
+        </w:rPr>
+      </w:pPr>
+      <w:r>
+        <w:rPr>
+          <w:sz w:val="22"/>
+          <w:szCs w:val="22"/>
+        </w:rPr>
+        <w:t xml:space="preserve">Botón de </w:t>
+      </w:r>
+      <w:r>
+        <w:rPr>
+          <w:i/>
+          <w:iCs/>
+          <w:sz w:val="22"/>
+          <w:szCs w:val="22"/>
+        </w:rPr>
+        <w:t xml:space="preserve">"Unirme al </w:t>
+      </w:r>
+      <w:proofErr w:type="spellStart"/>
+      <w:r>
+        <w:rPr>
+          <w:i/>
+          <w:iCs/>
+          <w:sz w:val="22"/>
+          <w:szCs w:val="22"/>
+        </w:rPr>
+        <w:t>Pomodoro</w:t>
+      </w:r>
+      <w:proofErr w:type="spellEnd"/>
+      <w:r>
+        <w:rPr>
+          <w:i/>
+          <w:iCs/>
+          <w:sz w:val="22"/>
+          <w:szCs w:val="22"/>
+        </w:rPr>
+        <w:t>"</w:t>
+      </w:r>
+      <w:r>
+        <w:rPr>
+          <w:sz w:val="22"/>
+          <w:szCs w:val="22"/>
+        </w:rPr>
+        <w:t xml:space="preserve"> para compartir la sesión de concentración y sincronizar los tiempos de estudio con los pibes.</w:t>
+      </w:r>
+    </w:p>
+    <w:p>
+      <w:pPr>
+        <w:numPr>
+          <w:ilvl w:val="0"/>
+          <w:numId w:val="23"/>
+        </w:numPr>
+        <w:jc w:val="both"/>
+        <w:rPr>
+          <w:sz w:val="22"/>
+          <w:szCs w:val="22"/>
+        </w:rPr>
+      </w:pPr>
+      <w:r>
+        <w:rPr>
+          <w:b/>
+          <w:bCs/>
+          <w:sz w:val="22"/>
+          <w:szCs w:val="22"/>
+        </w:rPr>
+        <w:t>Asistente Proactivo Post-Simulacro</w:t>
+      </w:r>
+    </w:p>
+    <w:p>
+      <w:pPr>
+        <w:numPr>
+          <w:ilvl w:val="1"/>
+          <w:numId w:val="23"/>
+        </w:numPr>
+        <w:jc w:val="both"/>
+        <w:rPr>
+          <w:sz w:val="22"/>
+          <w:szCs w:val="22"/>
+        </w:rPr>
+      </w:pPr>
+      <w:r>
+        <w:rPr>
+          <w:sz w:val="22"/>
+          <w:szCs w:val="22"/>
+        </w:rPr>
+        <w:t xml:space="preserve">Análisis inteligente al terminar el examen: si el usuario erró varias preguntas seguidas de un mismo tema, el asistente salta </w:t>
+      </w:r>
+      <w:r>
+        <w:rPr>
+          <w:b/>
+          <w:bCs/>
+          <w:sz w:val="22"/>
+          <w:szCs w:val="22"/>
+        </w:rPr>
+        <w:t>al finalizar</w:t>
+      </w:r>
+      <w:r>
+        <w:rPr>
+          <w:sz w:val="22"/>
+          <w:szCs w:val="22"/>
+        </w:rPr>
+        <w:t xml:space="preserve"> para proponer un repaso rápido de los puntos clave de esa UP.</w:t>
+      </w:r>
+    </w:p>
+    <w:p>
+      <w:pPr>
+        <w:numPr>
+          <w:ilvl w:val="0"/>
+          <w:numId w:val="23"/>
+        </w:numPr>
+        <w:jc w:val="both"/>
+        <w:rPr>
+          <w:sz w:val="22"/>
+          <w:szCs w:val="22"/>
+        </w:rPr>
+      </w:pPr>
+      <w:r>
+        <w:rPr>
+          <w:b/>
+          <w:bCs/>
+          <w:sz w:val="22"/>
+          <w:szCs w:val="22"/>
+        </w:rPr>
+        <w:t>Tip del Día Personalizado por la IA</w:t>
+      </w:r>
+    </w:p>
+    <w:p>
+      <w:pPr>
+        <w:numPr>
+          <w:ilvl w:val="1"/>
+          <w:numId w:val="23"/>
+        </w:numPr>
+        <w:jc w:val="both"/>
+        <w:rPr>
+          <w:sz w:val="22"/>
+          <w:szCs w:val="22"/>
+        </w:rPr>
+      </w:pPr>
+      <w:r>
+        <w:rPr>
+          <w:sz w:val="22"/>
+          <w:szCs w:val="22"/>
+        </w:rPr>
+        <w:t xml:space="preserve">Un recuadro en el </w:t>
+      </w:r>
+      <w:proofErr w:type="spellStart"/>
+      <w:r>
+        <w:rPr>
+          <w:sz w:val="22"/>
+          <w:szCs w:val="22"/>
+        </w:rPr>
+        <w:t>dashboard</w:t>
+      </w:r>
+      <w:proofErr w:type="spellEnd"/>
+      <w:r>
+        <w:rPr>
+          <w:sz w:val="22"/>
+          <w:szCs w:val="22"/>
+        </w:rPr>
+        <w:t xml:space="preserve"> donde la IA genera un "consejo del día" o </w:t>
+      </w:r>
+      <w:proofErr w:type="spellStart"/>
+      <w:r>
+        <w:rPr>
+          <w:sz w:val="22"/>
+          <w:szCs w:val="22"/>
+        </w:rPr>
+        <w:t>mini-resumen</w:t>
+      </w:r>
+      <w:proofErr w:type="spellEnd"/>
+      <w:r>
+        <w:rPr>
+          <w:sz w:val="22"/>
+          <w:szCs w:val="22"/>
+        </w:rPr>
+        <w:t xml:space="preserve"> basado en los </w:t>
+      </w:r>
+      <w:proofErr w:type="spellStart"/>
+      <w:r>
+        <w:rPr>
+          <w:i/>
+          <w:iCs/>
+          <w:sz w:val="22"/>
+          <w:szCs w:val="22"/>
+        </w:rPr>
+        <w:t>Pain</w:t>
+      </w:r>
+      <w:proofErr w:type="spellEnd"/>
+      <w:r>
+        <w:rPr>
+          <w:i/>
+          <w:iCs/>
+          <w:sz w:val="22"/>
+          <w:szCs w:val="22"/>
+        </w:rPr>
+        <w:t xml:space="preserve"> </w:t>
+      </w:r>
+      <w:proofErr w:type="spellStart"/>
+      <w:r>
+        <w:rPr>
+          <w:i/>
+          <w:iCs/>
+          <w:sz w:val="22"/>
+          <w:szCs w:val="22"/>
+        </w:rPr>
+        <w:t>Points</w:t>
+      </w:r>
+      <w:proofErr w:type="spellEnd"/>
+      <w:r>
+        <w:rPr>
+          <w:sz w:val="22"/>
+          <w:szCs w:val="22"/>
+        </w:rPr>
+        <w:t xml:space="preserve"> (las preguntas que más fallan en general o los temas más flojos del usuario).</w:t>
+      </w:r>
+    </w:p>
+    <w:p>
+      <w:pPr>
+        <w:numPr>
+          <w:ilvl w:val="0"/>
+          <w:numId w:val="23"/>
+        </w:numPr>
+        <w:jc w:val="both"/>
+        <w:rPr>
+          <w:sz w:val="22"/>
+          <w:szCs w:val="22"/>
+        </w:rPr>
+      </w:pPr>
+      <w:r>
+        <w:rPr>
+          <w:b/>
+          <w:bCs/>
+          <w:sz w:val="22"/>
+          <w:szCs w:val="22"/>
+        </w:rPr>
+        <w:t>Optimización Técnica (PWA y CSS Externo)</w:t>
+      </w:r>
+    </w:p>
+    <w:p>
+      <w:pPr>
+        <w:numPr>
+          <w:ilvl w:val="1"/>
+          <w:numId w:val="23"/>
+        </w:numPr>
+        <w:jc w:val="both"/>
+        <w:rPr>
+          <w:sz w:val="22"/>
+          <w:szCs w:val="22"/>
+        </w:rPr>
+      </w:pPr>
+      <w:r>
+        <w:rPr>
+          <w:sz w:val="22"/>
+          <w:szCs w:val="22"/>
+        </w:rPr>
+        <w:t>Separar las casi 3000 líneas de estilos del &lt;</w:t>
+      </w:r>
+      <w:proofErr w:type="spellStart"/>
+      <w:r>
+        <w:rPr>
+          <w:sz w:val="22"/>
+          <w:szCs w:val="22"/>
+        </w:rPr>
+        <w:t>style</w:t>
+      </w:r>
+      <w:proofErr w:type="spellEnd"/>
+      <w:r>
+        <w:rPr>
+          <w:sz w:val="22"/>
+          <w:szCs w:val="22"/>
+        </w:rPr>
+        <w:t>&gt; de campus.html a un archivo styles.css externo para que la página vuele.</w:t>
+      </w:r>
+    </w:p>
+    <w:p>
+      <w:pPr>
+        <w:numPr>
+          <w:ilvl w:val="1"/>
+          <w:numId w:val="23"/>
+        </w:numPr>
+        <w:jc w:val="both"/>
+        <w:rPr>
+          <w:sz w:val="22"/>
+          <w:szCs w:val="22"/>
+        </w:rPr>
+      </w:pPr>
+      <w:r>
+        <w:rPr>
+          <w:sz w:val="22"/>
+          <w:szCs w:val="22"/>
+        </w:rPr>
+        <w:t xml:space="preserve">Implementar un </w:t>
+      </w:r>
+      <w:proofErr w:type="spellStart"/>
+      <w:r>
+        <w:rPr>
+          <w:sz w:val="22"/>
+          <w:szCs w:val="22"/>
+        </w:rPr>
+        <w:t>Service</w:t>
+      </w:r>
+      <w:proofErr w:type="spellEnd"/>
+      <w:r>
+        <w:rPr>
+          <w:sz w:val="22"/>
+          <w:szCs w:val="22"/>
+        </w:rPr>
+        <w:t xml:space="preserve"> </w:t>
+      </w:r>
+      <w:proofErr w:type="spellStart"/>
+      <w:r>
+        <w:rPr>
+          <w:sz w:val="22"/>
+          <w:szCs w:val="22"/>
+        </w:rPr>
+        <w:t>Worker</w:t>
+      </w:r>
+      <w:proofErr w:type="spellEnd"/>
+      <w:r>
+        <w:rPr>
+          <w:sz w:val="22"/>
+          <w:szCs w:val="22"/>
+        </w:rPr>
+        <w:t xml:space="preserve"> básico para que la plataforma sea </w:t>
+      </w:r>
+      <w:r>
+        <w:rPr>
+          <w:b/>
+          <w:bCs/>
+          <w:sz w:val="22"/>
+          <w:szCs w:val="22"/>
+        </w:rPr>
+        <w:t>instalable como app nativa</w:t>
+      </w:r>
+      <w:r>
+        <w:rPr>
+          <w:sz w:val="22"/>
+          <w:szCs w:val="22"/>
+        </w:rPr>
+        <w:t xml:space="preserve"> en la pantalla de inicio del celu.</w:t>
       </w:r>
     </w:p>
     <w:p>
@@ -18577,6 +19179,123 @@
     </w:lvl>
   </w:abstractNum>
   <w:abstractNum w:abstractNumId="16" w15:restartNumberingAfterBreak="0">
+    <w:nsid w:val="5CDA4F47"/>
+    <w:multiLevelType w:val="multilevel"/>
+    <w:tmpl w:val="2AE4D5DA"/>
+    <w:lvl w:ilvl="0">
+      <w:start w:val="1"/>
+      <w:numFmt w:val="decimal"/>
+      <w:lvlText w:val="%1."/>
+      <w:lvlJc w:val="left"/>
+      <w:pPr>
+        <w:tabs>
+          <w:tab w:val="num" w:pos="720"/>
+        </w:tabs>
+        <w:ind w:left="720" w:hanging="360"/>
+      </w:pPr>
+    </w:lvl>
+    <w:lvl w:ilvl="1">
+      <w:start w:val="1"/>
+      <w:numFmt w:val="bullet"/>
+      <w:lvlText w:val="o"/>
+      <w:lvlJc w:val="left"/>
+      <w:pPr>
+        <w:tabs>
+          <w:tab w:val="num" w:pos="1440"/>
+        </w:tabs>
+        <w:ind w:left="1440" w:hanging="360"/>
+      </w:pPr>
+      <w:rPr>
+        <w:rFonts w:ascii="Courier New" w:hAnsi="Courier New" w:hint="default"/>
+        <w:sz w:val="20"/>
+      </w:rPr>
+    </w:lvl>
+    <w:lvl w:ilvl="2" w:tentative="1">
+      <w:start w:val="1"/>
+      <w:numFmt w:val="decimal"/>
+      <w:lvlText w:val="%3."/>
+      <w:lvlJc w:val="left"/>
+      <w:pPr>
+        <w:tabs>
+          <w:tab w:val="num" w:pos="2160"/>
+        </w:tabs>
+        <w:ind w:left="2160" w:hanging="360"/>
+      </w:pPr>
+    </w:lvl>
+    <w:lvl w:ilvl="3" w:tentative="1">
+      <w:start w:val="1"/>
+      <w:numFmt w:val="decimal"/>
+      <w:lvlText w:val="%4."/>
+      <w:lvlJc w:val="left"/>
+      <w:pPr>
+        <w:tabs>
+          <w:tab w:val="num" w:pos="2880"/>
+        </w:tabs>
+        <w:ind w:left="2880" w:hanging="360"/>
+      </w:pPr>
+    </w:lvl>
+    <w:lvl w:ilvl="4" w:tentative="1">
+      <w:start w:val="1"/>
+      <w:numFmt w:val="decimal"/>
+      <w:lvlText w:val="%5."/>
+      <w:lvlJc w:val="left"/>
+      <w:pPr>
+        <w:tabs>
+          <w:tab w:val="num" w:pos="3600"/>
+        </w:tabs>
+        <w:ind w:left="3600" w:hanging="360"/>
+      </w:pPr>
+    </w:lvl>
+    <w:lvl w:ilvl="5" w:tentative="1">
+      <w:start w:val="1"/>
+      <w:numFmt w:val="decimal"/>
+      <w:lvlText w:val="%6."/>
+      <w:lvlJc w:val="left"/>
+      <w:pPr>
+        <w:tabs>
+          <w:tab w:val="num" w:pos="4320"/>
+        </w:tabs>
+        <w:ind w:left="4320" w:hanging="360"/>
+      </w:pPr>
+    </w:lvl>
+    <w:lvl w:ilvl="6" w:tentative="1">
+      <w:start w:val="1"/>
+      <w:numFmt w:val="decimal"/>
+      <w:lvlText w:val="%7."/>
+      <w:lvlJc w:val="left"/>
+      <w:pPr>
+        <w:tabs>
+          <w:tab w:val="num" w:pos="5040"/>
+        </w:tabs>
+        <w:ind w:left="5040" w:hanging="360"/>
+      </w:pPr>
+    </w:lvl>
+    <w:lvl w:ilvl="7" w:tentative="1">
+      <w:start w:val="1"/>
+      <w:numFmt w:val="decimal"/>
+      <w:lvlText w:val="%8."/>
+      <w:lvlJc w:val="left"/>
+      <w:pPr>
+        <w:tabs>
+          <w:tab w:val="num" w:pos="5760"/>
+        </w:tabs>
+        <w:ind w:left="5760" w:hanging="360"/>
+      </w:pPr>
+    </w:lvl>
+    <w:lvl w:ilvl="8" w:tentative="1">
+      <w:start w:val="1"/>
+      <w:numFmt w:val="decimal"/>
+      <w:lvlText w:val="%9."/>
+      <w:lvlJc w:val="left"/>
+      <w:pPr>
+        <w:tabs>
+          <w:tab w:val="num" w:pos="6480"/>
+        </w:tabs>
+        <w:ind w:left="6480" w:hanging="360"/>
+      </w:pPr>
+    </w:lvl>
+  </w:abstractNum>
+  <w:abstractNum w:abstractNumId="17" w15:restartNumberingAfterBreak="0">
     <w:nsid w:val="5F574A47"/>
     <w:multiLevelType w:val="multilevel"/>
     <w:tmpl w:val="A40A7BE4"/>
@@ -18725,7 +19444,7 @@
       </w:rPr>
     </w:lvl>
   </w:abstractNum>
-  <w:abstractNum w:abstractNumId="17" w15:restartNumberingAfterBreak="0">
+  <w:abstractNum w:abstractNumId="18" w15:restartNumberingAfterBreak="0">
     <w:nsid w:val="663F5A64"/>
     <w:multiLevelType w:val="multilevel"/>
     <w:tmpl w:val="DD3CF118"/>
@@ -18842,7 +19561,7 @@
       </w:pPr>
     </w:lvl>
   </w:abstractNum>
-  <w:abstractNum w:abstractNumId="18" w15:restartNumberingAfterBreak="0">
+  <w:abstractNum w:abstractNumId="19" w15:restartNumberingAfterBreak="0">
     <w:nsid w:val="681D5F99"/>
     <w:multiLevelType w:val="multilevel"/>
     <w:tmpl w:val="8E0867BE"/>
@@ -18991,7 +19710,7 @@
       </w:rPr>
     </w:lvl>
   </w:abstractNum>
-  <w:abstractNum w:abstractNumId="19" w15:restartNumberingAfterBreak="0">
+  <w:abstractNum w:abstractNumId="20" w15:restartNumberingAfterBreak="0">
     <w:nsid w:val="714415F7"/>
     <w:multiLevelType w:val="multilevel"/>
     <w:tmpl w:val="931E81C4"/>
@@ -19104,7 +19823,7 @@
       </w:pPr>
     </w:lvl>
   </w:abstractNum>
-  <w:abstractNum w:abstractNumId="20" w15:restartNumberingAfterBreak="0">
+  <w:abstractNum w:abstractNumId="21" w15:restartNumberingAfterBreak="0">
     <w:nsid w:val="76A32368"/>
     <w:multiLevelType w:val="multilevel"/>
     <w:tmpl w:val="23DAC3B4"/>
@@ -19249,7 +19968,7 @@
       </w:rPr>
     </w:lvl>
   </w:abstractNum>
-  <w:abstractNum w:abstractNumId="21" w15:restartNumberingAfterBreak="0">
+  <w:abstractNum w:abstractNumId="22" w15:restartNumberingAfterBreak="0">
     <w:nsid w:val="7A5431A0"/>
     <w:multiLevelType w:val="multilevel"/>
     <w:tmpl w:val="2048F370"/>
@@ -19370,7 +20089,7 @@
     <w:abstractNumId w:val="5"/>
   </w:num>
   <w:num w:numId="2" w16cid:durableId="1549295392">
-    <w:abstractNumId w:val="17"/>
+    <w:abstractNumId w:val="18"/>
   </w:num>
   <w:num w:numId="3" w16cid:durableId="1453669364">
     <w:abstractNumId w:val="7"/>
@@ -19382,7 +20101,7 @@
     <w:abstractNumId w:val="2"/>
   </w:num>
   <w:num w:numId="6" w16cid:durableId="1360736285">
-    <w:abstractNumId w:val="21"/>
+    <w:abstractNumId w:val="22"/>
   </w:num>
   <w:num w:numId="7" w16cid:durableId="1234314148">
     <w:abstractNumId w:val="0"/>
@@ -19391,7 +20110,7 @@
     <w:abstractNumId w:val="1"/>
   </w:num>
   <w:num w:numId="9" w16cid:durableId="1703555296">
-    <w:abstractNumId w:val="19"/>
+    <w:abstractNumId w:val="20"/>
   </w:num>
   <w:num w:numId="10" w16cid:durableId="1134906380">
     <w:abstractNumId w:val="4"/>
@@ -19400,7 +20119,7 @@
     <w:abstractNumId w:val="10"/>
   </w:num>
   <w:num w:numId="12" w16cid:durableId="897983578">
-    <w:abstractNumId w:val="20"/>
+    <w:abstractNumId w:val="21"/>
   </w:num>
   <w:num w:numId="13" w16cid:durableId="1128160474">
     <w:abstractNumId w:val="11"/>
@@ -19421,16 +20140,19 @@
     <w:abstractNumId w:val="12"/>
   </w:num>
   <w:num w:numId="19" w16cid:durableId="973099603">
-    <w:abstractNumId w:val="16"/>
+    <w:abstractNumId w:val="17"/>
   </w:num>
   <w:num w:numId="20" w16cid:durableId="975914397">
-    <w:abstractNumId w:val="18"/>
+    <w:abstractNumId w:val="19"/>
   </w:num>
   <w:num w:numId="21" w16cid:durableId="355621761">
     <w:abstractNumId w:val="15"/>
   </w:num>
   <w:num w:numId="22" w16cid:durableId="1670059583">
     <w:abstractNumId w:val="9"/>
+  </w:num>
+  <w:num w:numId="23" w16cid:durableId="1599286283">
+    <w:abstractNumId w:val="16"/>
   </w:num>
 </w:numbering>
 </file>

--- a/proyecto campus virtual.docx
+++ b/proyecto campus virtual.docx
@@ -15723,6 +15723,1450 @@
           <w:szCs w:val="22"/>
         </w:rPr>
       </w:pPr>
+    </w:p>
+    <w:p>
+      <w:pPr>
+        <w:jc w:val="both"/>
+        <w:rPr>
+          <w:b/>
+          <w:bCs/>
+          <w:sz w:val="22"/>
+          <w:szCs w:val="22"/>
+        </w:rPr>
+      </w:pPr>
+    </w:p>
+    <w:p>
+      <w:pPr>
+        <w:jc w:val="both"/>
+        <w:rPr>
+          <w:b/>
+          <w:bCs/>
+          <w:sz w:val="22"/>
+          <w:szCs w:val="22"/>
+        </w:rPr>
+      </w:pPr>
+    </w:p>
+    <w:p>
+      <w:pPr>
+        <w:jc w:val="both"/>
+        <w:rPr>
+          <w:b/>
+          <w:bCs/>
+          <w:sz w:val="22"/>
+          <w:szCs w:val="22"/>
+        </w:rPr>
+      </w:pPr>
+    </w:p>
+    <w:p>
+      <w:pPr>
+        <w:jc w:val="both"/>
+        <w:rPr>
+          <w:b/>
+          <w:bCs/>
+          <w:sz w:val="22"/>
+          <w:szCs w:val="22"/>
+        </w:rPr>
+      </w:pPr>
+    </w:p>
+    <w:p>
+      <w:pPr>
+        <w:jc w:val="both"/>
+        <w:rPr>
+          <w:b/>
+          <w:bCs/>
+          <w:sz w:val="22"/>
+          <w:szCs w:val="22"/>
+        </w:rPr>
+      </w:pPr>
+    </w:p>
+    <w:p>
+      <w:pPr>
+        <w:jc w:val="both"/>
+        <w:rPr>
+          <w:b/>
+          <w:bCs/>
+          <w:sz w:val="22"/>
+          <w:szCs w:val="22"/>
+        </w:rPr>
+      </w:pPr>
+    </w:p>
+    <w:p>
+      <w:pPr>
+        <w:jc w:val="both"/>
+        <w:rPr>
+          <w:b/>
+          <w:bCs/>
+          <w:sz w:val="22"/>
+          <w:szCs w:val="22"/>
+        </w:rPr>
+      </w:pPr>
+    </w:p>
+    <w:p>
+      <w:pPr>
+        <w:jc w:val="both"/>
+        <w:rPr>
+          <w:b/>
+          <w:bCs/>
+          <w:sz w:val="22"/>
+          <w:szCs w:val="22"/>
+        </w:rPr>
+      </w:pPr>
+    </w:p>
+    <w:p>
+      <w:pPr>
+        <w:jc w:val="both"/>
+        <w:rPr>
+          <w:b/>
+          <w:bCs/>
+          <w:sz w:val="22"/>
+          <w:szCs w:val="22"/>
+        </w:rPr>
+      </w:pPr>
+    </w:p>
+    <w:p>
+      <w:pPr>
+        <w:jc w:val="both"/>
+        <w:rPr>
+          <w:b/>
+          <w:bCs/>
+          <w:sz w:val="22"/>
+          <w:szCs w:val="22"/>
+        </w:rPr>
+      </w:pPr>
+    </w:p>
+    <w:p>
+      <w:pPr>
+        <w:jc w:val="both"/>
+        <w:rPr>
+          <w:b/>
+          <w:bCs/>
+          <w:sz w:val="22"/>
+          <w:szCs w:val="22"/>
+        </w:rPr>
+      </w:pPr>
+    </w:p>
+    <w:p>
+      <w:pPr>
+        <w:jc w:val="both"/>
+        <w:rPr>
+          <w:b/>
+          <w:bCs/>
+          <w:sz w:val="22"/>
+          <w:szCs w:val="22"/>
+        </w:rPr>
+      </w:pPr>
+    </w:p>
+    <w:p>
+      <w:pPr>
+        <w:jc w:val="both"/>
+        <w:rPr>
+          <w:b/>
+          <w:bCs/>
+          <w:sz w:val="22"/>
+          <w:szCs w:val="22"/>
+        </w:rPr>
+      </w:pPr>
+    </w:p>
+    <w:p>
+      <w:pPr>
+        <w:jc w:val="both"/>
+        <w:rPr>
+          <w:b/>
+          <w:bCs/>
+          <w:sz w:val="22"/>
+          <w:szCs w:val="22"/>
+        </w:rPr>
+      </w:pPr>
+    </w:p>
+    <w:p>
+      <w:pPr>
+        <w:jc w:val="both"/>
+        <w:rPr>
+          <w:b/>
+          <w:bCs/>
+          <w:sz w:val="22"/>
+          <w:szCs w:val="22"/>
+        </w:rPr>
+      </w:pPr>
+    </w:p>
+    <w:p>
+      <w:pPr>
+        <w:jc w:val="both"/>
+        <w:rPr>
+          <w:b/>
+          <w:bCs/>
+          <w:sz w:val="22"/>
+          <w:szCs w:val="22"/>
+        </w:rPr>
+      </w:pPr>
+      <w:r>
+        <w:rPr>
+          <w:b/>
+          <w:bCs/>
+          <w:sz w:val="22"/>
+          <w:szCs w:val="22"/>
+        </w:rPr>
+        <w:lastRenderedPageBreak/>
+        <w:t>CAMBIOS QUE FALTAN REALIZAR 17/09 17hs</w:t>
+      </w:r>
+    </w:p>
+    <w:p>
+      <w:pPr>
+        <w:jc w:val="both"/>
+        <w:rPr>
+          <w:sz w:val="22"/>
+          <w:szCs w:val="22"/>
+        </w:rPr>
+      </w:pPr>
+      <w:r>
+        <w:rPr>
+          <w:sz w:val="22"/>
+          <w:szCs w:val="22"/>
+        </w:rPr>
+        <w:t>1. Perfiles Públicos de Usuarios</w:t>
+      </w:r>
+    </w:p>
+    <w:p>
+      <w:pPr>
+        <w:numPr>
+          <w:ilvl w:val="0"/>
+          <w:numId w:val="24"/>
+        </w:numPr>
+        <w:jc w:val="both"/>
+        <w:rPr>
+          <w:sz w:val="22"/>
+          <w:szCs w:val="22"/>
+        </w:rPr>
+      </w:pPr>
+      <w:r>
+        <w:rPr>
+          <w:sz w:val="22"/>
+          <w:szCs w:val="22"/>
+        </w:rPr>
+        <w:t>Modal de perfil (</w:t>
+      </w:r>
+      <w:proofErr w:type="spellStart"/>
+      <w:r>
+        <w:rPr>
+          <w:sz w:val="22"/>
+          <w:szCs w:val="22"/>
+        </w:rPr>
+        <w:t>public</w:t>
+      </w:r>
+      <w:proofErr w:type="spellEnd"/>
+      <w:r>
+        <w:rPr>
+          <w:sz w:val="22"/>
+          <w:szCs w:val="22"/>
+        </w:rPr>
+        <w:t>-</w:t>
+      </w:r>
+      <w:proofErr w:type="spellStart"/>
+      <w:r>
+        <w:rPr>
+          <w:sz w:val="22"/>
+          <w:szCs w:val="22"/>
+        </w:rPr>
+        <w:t>profile</w:t>
+      </w:r>
+      <w:proofErr w:type="spellEnd"/>
+      <w:r>
+        <w:rPr>
+          <w:sz w:val="22"/>
+          <w:szCs w:val="22"/>
+        </w:rPr>
+        <w:t>-modal): Diseñar e insertar la estructura en campus.html con avatar grande, nombre completo y @username.</w:t>
+      </w:r>
+    </w:p>
+    <w:p>
+      <w:pPr>
+        <w:numPr>
+          <w:ilvl w:val="0"/>
+          <w:numId w:val="24"/>
+        </w:numPr>
+        <w:jc w:val="both"/>
+        <w:rPr>
+          <w:sz w:val="22"/>
+          <w:szCs w:val="22"/>
+        </w:rPr>
+      </w:pPr>
+      <w:r>
+        <w:rPr>
+          <w:sz w:val="22"/>
+          <w:szCs w:val="22"/>
+        </w:rPr>
+        <w:t xml:space="preserve">Campos requeridos: </w:t>
+      </w:r>
+      <w:proofErr w:type="spellStart"/>
+      <w:r>
+        <w:rPr>
+          <w:sz w:val="22"/>
+          <w:szCs w:val="22"/>
+        </w:rPr>
+        <w:t>Badge</w:t>
+      </w:r>
+      <w:proofErr w:type="spellEnd"/>
+      <w:r>
+        <w:rPr>
+          <w:sz w:val="22"/>
+          <w:szCs w:val="22"/>
+        </w:rPr>
+        <w:t xml:space="preserve"> o selector de Año de Cursada (1° a 5° año o Estudiante Independiente), Biografía (bio) y sección para enlaces de Redes Sociales.</w:t>
+      </w:r>
+    </w:p>
+    <w:p>
+      <w:pPr>
+        <w:numPr>
+          <w:ilvl w:val="0"/>
+          <w:numId w:val="24"/>
+        </w:numPr>
+        <w:jc w:val="both"/>
+        <w:rPr>
+          <w:sz w:val="22"/>
+          <w:szCs w:val="22"/>
+        </w:rPr>
+      </w:pPr>
+      <w:r>
+        <w:rPr>
+          <w:sz w:val="22"/>
+          <w:szCs w:val="22"/>
+        </w:rPr>
+        <w:t>Acciones sociales: Contador de amigos y botón "</w:t>
+      </w:r>
+      <w:r>
+        <w:rPr>
+          <w:rFonts w:ascii="Segoe UI Emoji" w:hAnsi="Segoe UI Emoji" w:cs="Segoe UI Emoji"/>
+          <w:sz w:val="22"/>
+          <w:szCs w:val="22"/>
+        </w:rPr>
+        <w:t>➕</w:t>
+      </w:r>
+      <w:r>
+        <w:rPr>
+          <w:sz w:val="22"/>
+          <w:szCs w:val="22"/>
+        </w:rPr>
+        <w:t xml:space="preserve"> Enviar Solicitud de Amistad" adentro del propio modal.</w:t>
+      </w:r>
+    </w:p>
+    <w:p>
+      <w:pPr>
+        <w:numPr>
+          <w:ilvl w:val="0"/>
+          <w:numId w:val="24"/>
+        </w:numPr>
+        <w:jc w:val="both"/>
+        <w:rPr>
+          <w:sz w:val="22"/>
+          <w:szCs w:val="22"/>
+        </w:rPr>
+      </w:pPr>
+      <w:r>
+        <w:rPr>
+          <w:sz w:val="22"/>
+          <w:szCs w:val="22"/>
+        </w:rPr>
+        <w:t xml:space="preserve">Lógica de consulta: Crear la función </w:t>
+      </w:r>
+      <w:proofErr w:type="spellStart"/>
+      <w:r>
+        <w:rPr>
+          <w:sz w:val="22"/>
+          <w:szCs w:val="22"/>
+        </w:rPr>
+        <w:t>abrirPerfilPublico</w:t>
+      </w:r>
+      <w:proofErr w:type="spellEnd"/>
+      <w:r>
+        <w:rPr>
+          <w:sz w:val="22"/>
+          <w:szCs w:val="22"/>
+        </w:rPr>
+        <w:t>(</w:t>
+      </w:r>
+      <w:proofErr w:type="spellStart"/>
+      <w:r>
+        <w:rPr>
+          <w:sz w:val="22"/>
+          <w:szCs w:val="22"/>
+        </w:rPr>
+        <w:t>userId</w:t>
+      </w:r>
+      <w:proofErr w:type="spellEnd"/>
+      <w:r>
+        <w:rPr>
+          <w:sz w:val="22"/>
+          <w:szCs w:val="22"/>
+        </w:rPr>
+        <w:t xml:space="preserve">) que consulte la tabla </w:t>
+      </w:r>
+      <w:proofErr w:type="spellStart"/>
+      <w:r>
+        <w:rPr>
+          <w:sz w:val="22"/>
+          <w:szCs w:val="22"/>
+        </w:rPr>
+        <w:t>profiles</w:t>
+      </w:r>
+      <w:proofErr w:type="spellEnd"/>
+      <w:r>
+        <w:rPr>
+          <w:sz w:val="22"/>
+          <w:szCs w:val="22"/>
+        </w:rPr>
+        <w:t xml:space="preserve"> mediante </w:t>
+      </w:r>
+      <w:proofErr w:type="spellStart"/>
+      <w:proofErr w:type="gramStart"/>
+      <w:r>
+        <w:rPr>
+          <w:sz w:val="22"/>
+          <w:szCs w:val="22"/>
+        </w:rPr>
+        <w:t>window.NikaSupabase.client</w:t>
+      </w:r>
+      <w:proofErr w:type="spellEnd"/>
+      <w:proofErr w:type="gramEnd"/>
+      <w:r>
+        <w:rPr>
+          <w:sz w:val="22"/>
+          <w:szCs w:val="22"/>
+        </w:rPr>
+        <w:t xml:space="preserve"> y exponerla en </w:t>
+      </w:r>
+      <w:proofErr w:type="spellStart"/>
+      <w:r>
+        <w:rPr>
+          <w:sz w:val="22"/>
+          <w:szCs w:val="22"/>
+        </w:rPr>
+        <w:t>Object.assign</w:t>
+      </w:r>
+      <w:proofErr w:type="spellEnd"/>
+      <w:r>
+        <w:rPr>
+          <w:sz w:val="22"/>
+          <w:szCs w:val="22"/>
+        </w:rPr>
+        <w:t>(</w:t>
+      </w:r>
+      <w:proofErr w:type="spellStart"/>
+      <w:r>
+        <w:rPr>
+          <w:sz w:val="22"/>
+          <w:szCs w:val="22"/>
+        </w:rPr>
+        <w:t>window</w:t>
+      </w:r>
+      <w:proofErr w:type="spellEnd"/>
+      <w:r>
+        <w:rPr>
+          <w:sz w:val="22"/>
+          <w:szCs w:val="22"/>
+        </w:rPr>
+        <w:t>, {...}).</w:t>
+      </w:r>
+    </w:p>
+    <w:p>
+      <w:pPr>
+        <w:numPr>
+          <w:ilvl w:val="0"/>
+          <w:numId w:val="24"/>
+        </w:numPr>
+        <w:jc w:val="both"/>
+        <w:rPr>
+          <w:sz w:val="22"/>
+          <w:szCs w:val="22"/>
+        </w:rPr>
+      </w:pPr>
+      <w:r>
+        <w:rPr>
+          <w:sz w:val="22"/>
+          <w:szCs w:val="22"/>
+        </w:rPr>
+        <w:t>Inyección en UI: Sumar el botón "</w:t>
+      </w:r>
+      <w:r>
+        <w:rPr>
+          <w:rFonts w:ascii="Segoe UI Symbol" w:hAnsi="Segoe UI Symbol" w:cs="Segoe UI Symbol"/>
+          <w:sz w:val="22"/>
+          <w:szCs w:val="22"/>
+        </w:rPr>
+        <w:t>👁</w:t>
+      </w:r>
+      <w:r>
+        <w:rPr>
+          <w:sz w:val="22"/>
+          <w:szCs w:val="22"/>
+        </w:rPr>
+        <w:t>️ Ver Perfil" tanto en las tarjetas del directorio general (</w:t>
+      </w:r>
+      <w:proofErr w:type="spellStart"/>
+      <w:r>
+        <w:rPr>
+          <w:sz w:val="22"/>
+          <w:szCs w:val="22"/>
+        </w:rPr>
+        <w:t>cargarDirectorioUsuarios</w:t>
+      </w:r>
+      <w:proofErr w:type="spellEnd"/>
+      <w:r>
+        <w:rPr>
+          <w:sz w:val="22"/>
+          <w:szCs w:val="22"/>
+        </w:rPr>
+        <w:t>) como en los resultados del buscador por iniciales (</w:t>
+      </w:r>
+      <w:proofErr w:type="spellStart"/>
+      <w:r>
+        <w:rPr>
+          <w:sz w:val="22"/>
+          <w:szCs w:val="22"/>
+        </w:rPr>
+        <w:t>searchUsers</w:t>
+      </w:r>
+      <w:proofErr w:type="spellEnd"/>
+      <w:r>
+        <w:rPr>
+          <w:sz w:val="22"/>
+          <w:szCs w:val="22"/>
+        </w:rPr>
+        <w:t>).</w:t>
+      </w:r>
+    </w:p>
+    <w:p>
+      <w:pPr>
+        <w:jc w:val="both"/>
+        <w:rPr>
+          <w:sz w:val="22"/>
+          <w:szCs w:val="22"/>
+        </w:rPr>
+      </w:pPr>
+      <w:r>
+        <w:rPr>
+          <w:sz w:val="22"/>
+          <w:szCs w:val="22"/>
+        </w:rPr>
+        <w:t>2. Integración del Chat Privado a la UI</w:t>
+      </w:r>
+    </w:p>
+    <w:p>
+      <w:pPr>
+        <w:numPr>
+          <w:ilvl w:val="0"/>
+          <w:numId w:val="25"/>
+        </w:numPr>
+        <w:jc w:val="both"/>
+        <w:rPr>
+          <w:sz w:val="22"/>
+          <w:szCs w:val="22"/>
+        </w:rPr>
+      </w:pPr>
+      <w:r>
+        <w:rPr>
+          <w:sz w:val="22"/>
+          <w:szCs w:val="22"/>
+        </w:rPr>
+        <w:t xml:space="preserve">Carga de script: Incluir &lt;script </w:t>
+      </w:r>
+      <w:proofErr w:type="spellStart"/>
+      <w:r>
+        <w:rPr>
+          <w:sz w:val="22"/>
+          <w:szCs w:val="22"/>
+        </w:rPr>
+        <w:t>src</w:t>
+      </w:r>
+      <w:proofErr w:type="spellEnd"/>
+      <w:r>
+        <w:rPr>
+          <w:sz w:val="22"/>
+          <w:szCs w:val="22"/>
+        </w:rPr>
+        <w:t>="</w:t>
+      </w:r>
+      <w:proofErr w:type="spellStart"/>
+      <w:r>
+        <w:rPr>
+          <w:sz w:val="22"/>
+          <w:szCs w:val="22"/>
+        </w:rPr>
+        <w:t>js</w:t>
+      </w:r>
+      <w:proofErr w:type="spellEnd"/>
+      <w:r>
+        <w:rPr>
+          <w:sz w:val="22"/>
+          <w:szCs w:val="22"/>
+        </w:rPr>
+        <w:t>/chatManager.js"&gt;&lt;/script&gt; en campus.html.</w:t>
+      </w:r>
+    </w:p>
+    <w:p>
+      <w:pPr>
+        <w:numPr>
+          <w:ilvl w:val="0"/>
+          <w:numId w:val="25"/>
+        </w:numPr>
+        <w:jc w:val="both"/>
+        <w:rPr>
+          <w:sz w:val="22"/>
+          <w:szCs w:val="22"/>
+        </w:rPr>
+      </w:pPr>
+      <w:r>
+        <w:rPr>
+          <w:sz w:val="22"/>
+          <w:szCs w:val="22"/>
+        </w:rPr>
+        <w:t>Apertura de conversación: Agregar el botón de chat junto a cada amigo en la lista de amigos (</w:t>
+      </w:r>
+      <w:proofErr w:type="spellStart"/>
+      <w:proofErr w:type="gramStart"/>
+      <w:r>
+        <w:rPr>
+          <w:sz w:val="22"/>
+          <w:szCs w:val="22"/>
+        </w:rPr>
+        <w:t>renderFriendsList</w:t>
+      </w:r>
+      <w:proofErr w:type="spellEnd"/>
+      <w:r>
+        <w:rPr>
+          <w:sz w:val="22"/>
+          <w:szCs w:val="22"/>
+        </w:rPr>
+        <w:t>(</w:t>
+      </w:r>
+      <w:proofErr w:type="gramEnd"/>
+      <w:r>
+        <w:rPr>
+          <w:sz w:val="22"/>
+          <w:szCs w:val="22"/>
+        </w:rPr>
+        <w:t>)) para desplegar la ventana de mensajes directos.</w:t>
+      </w:r>
+    </w:p>
+    <w:p>
+      <w:pPr>
+        <w:numPr>
+          <w:ilvl w:val="0"/>
+          <w:numId w:val="25"/>
+        </w:numPr>
+        <w:jc w:val="both"/>
+        <w:rPr>
+          <w:sz w:val="22"/>
+          <w:szCs w:val="22"/>
+        </w:rPr>
+      </w:pPr>
+      <w:r>
+        <w:rPr>
+          <w:sz w:val="22"/>
+          <w:szCs w:val="22"/>
+        </w:rPr>
+        <w:t xml:space="preserve">Compartir pregunta: Agregar el botón </w:t>
+      </w:r>
+      <w:r>
+        <w:rPr>
+          <w:i/>
+          <w:iCs/>
+          <w:sz w:val="22"/>
+          <w:szCs w:val="22"/>
+        </w:rPr>
+        <w:t>"</w:t>
+      </w:r>
+      <w:r>
+        <w:rPr>
+          <w:rFonts w:ascii="Segoe UI Emoji" w:hAnsi="Segoe UI Emoji" w:cs="Segoe UI Emoji"/>
+          <w:i/>
+          <w:iCs/>
+          <w:sz w:val="22"/>
+          <w:szCs w:val="22"/>
+        </w:rPr>
+        <w:t>💬</w:t>
+      </w:r>
+      <w:r>
+        <w:rPr>
+          <w:i/>
+          <w:iCs/>
+          <w:sz w:val="22"/>
+          <w:szCs w:val="22"/>
+        </w:rPr>
+        <w:t xml:space="preserve"> Compartir al chat"</w:t>
+      </w:r>
+      <w:r>
+        <w:rPr>
+          <w:sz w:val="22"/>
+          <w:szCs w:val="22"/>
+        </w:rPr>
+        <w:t xml:space="preserve"> junto a cada pregunta en examen.html para que el estudiante pueda enviar un caso clínico a un amigo seleccionado.</w:t>
+      </w:r>
+    </w:p>
+    <w:p>
+      <w:pPr>
+        <w:numPr>
+          <w:ilvl w:val="0"/>
+          <w:numId w:val="25"/>
+        </w:numPr>
+        <w:jc w:val="both"/>
+        <w:rPr>
+          <w:sz w:val="22"/>
+          <w:szCs w:val="22"/>
+        </w:rPr>
+      </w:pPr>
+      <w:r>
+        <w:rPr>
+          <w:sz w:val="22"/>
+          <w:szCs w:val="22"/>
+        </w:rPr>
+        <w:t>Renderizado de tarjetas: Mostrar el bloque de pregunta compartida (UP, enunciado y opciones) dentro del hilo de chat.</w:t>
+      </w:r>
+    </w:p>
+    <w:p>
+      <w:pPr>
+        <w:jc w:val="both"/>
+        <w:rPr>
+          <w:sz w:val="22"/>
+          <w:szCs w:val="22"/>
+        </w:rPr>
+      </w:pPr>
+      <w:r>
+        <w:rPr>
+          <w:sz w:val="22"/>
+          <w:szCs w:val="22"/>
+        </w:rPr>
+        <w:t xml:space="preserve">3. Integración del </w:t>
+      </w:r>
+      <w:proofErr w:type="spellStart"/>
+      <w:r>
+        <w:rPr>
+          <w:sz w:val="22"/>
+          <w:szCs w:val="22"/>
+        </w:rPr>
+        <w:t>Pomodoro</w:t>
+      </w:r>
+      <w:proofErr w:type="spellEnd"/>
+      <w:r>
+        <w:rPr>
+          <w:sz w:val="22"/>
+          <w:szCs w:val="22"/>
+        </w:rPr>
+        <w:t xml:space="preserve"> Sincronizado ("Modo Biblioteca")</w:t>
+      </w:r>
+    </w:p>
+    <w:p>
+      <w:pPr>
+        <w:numPr>
+          <w:ilvl w:val="0"/>
+          <w:numId w:val="26"/>
+        </w:numPr>
+        <w:jc w:val="both"/>
+        <w:rPr>
+          <w:sz w:val="22"/>
+          <w:szCs w:val="22"/>
+        </w:rPr>
+      </w:pPr>
+      <w:r>
+        <w:rPr>
+          <w:sz w:val="22"/>
+          <w:szCs w:val="22"/>
+        </w:rPr>
+        <w:t xml:space="preserve">Carga de script: Incluir &lt;script </w:t>
+      </w:r>
+      <w:proofErr w:type="spellStart"/>
+      <w:r>
+        <w:rPr>
+          <w:sz w:val="22"/>
+          <w:szCs w:val="22"/>
+        </w:rPr>
+        <w:t>src</w:t>
+      </w:r>
+      <w:proofErr w:type="spellEnd"/>
+      <w:r>
+        <w:rPr>
+          <w:sz w:val="22"/>
+          <w:szCs w:val="22"/>
+        </w:rPr>
+        <w:t>="</w:t>
+      </w:r>
+      <w:proofErr w:type="spellStart"/>
+      <w:r>
+        <w:rPr>
+          <w:sz w:val="22"/>
+          <w:szCs w:val="22"/>
+        </w:rPr>
+        <w:t>js</w:t>
+      </w:r>
+      <w:proofErr w:type="spellEnd"/>
+      <w:r>
+        <w:rPr>
+          <w:sz w:val="22"/>
+          <w:szCs w:val="22"/>
+        </w:rPr>
+        <w:t>/pomodoroSyncManager.js"&gt;&lt;/script&gt; en campus.html.</w:t>
+      </w:r>
+    </w:p>
+    <w:p>
+      <w:pPr>
+        <w:numPr>
+          <w:ilvl w:val="0"/>
+          <w:numId w:val="26"/>
+        </w:numPr>
+        <w:jc w:val="both"/>
+        <w:rPr>
+          <w:sz w:val="22"/>
+          <w:szCs w:val="22"/>
+        </w:rPr>
+      </w:pPr>
+      <w:r>
+        <w:rPr>
+          <w:sz w:val="22"/>
+          <w:szCs w:val="22"/>
+        </w:rPr>
+        <w:t xml:space="preserve">Estado en tiempo real: Mostrar el estado de estudio de cada amigo conectado (ej. </w:t>
+      </w:r>
+      <w:r>
+        <w:rPr>
+          <w:i/>
+          <w:iCs/>
+          <w:sz w:val="22"/>
+          <w:szCs w:val="22"/>
+        </w:rPr>
+        <w:t xml:space="preserve">"Estudiando UP3 · </w:t>
+      </w:r>
+      <w:proofErr w:type="spellStart"/>
+      <w:r>
+        <w:rPr>
+          <w:i/>
+          <w:iCs/>
+          <w:sz w:val="22"/>
+          <w:szCs w:val="22"/>
+        </w:rPr>
+        <w:t>Pomodoro</w:t>
+      </w:r>
+      <w:proofErr w:type="spellEnd"/>
+      <w:r>
+        <w:rPr>
+          <w:i/>
+          <w:iCs/>
+          <w:sz w:val="22"/>
+          <w:szCs w:val="22"/>
+        </w:rPr>
+        <w:t xml:space="preserve"> activo"</w:t>
+      </w:r>
+      <w:r>
+        <w:rPr>
+          <w:sz w:val="22"/>
+          <w:szCs w:val="22"/>
+        </w:rPr>
+        <w:t xml:space="preserve">) en el widget de comunidad usando </w:t>
+      </w:r>
+      <w:proofErr w:type="spellStart"/>
+      <w:r>
+        <w:rPr>
+          <w:sz w:val="22"/>
+          <w:szCs w:val="22"/>
+        </w:rPr>
+        <w:t>Supabase</w:t>
+      </w:r>
+      <w:proofErr w:type="spellEnd"/>
+      <w:r>
+        <w:rPr>
+          <w:sz w:val="22"/>
+          <w:szCs w:val="22"/>
+        </w:rPr>
+        <w:t xml:space="preserve"> </w:t>
+      </w:r>
+      <w:proofErr w:type="spellStart"/>
+      <w:r>
+        <w:rPr>
+          <w:sz w:val="22"/>
+          <w:szCs w:val="22"/>
+        </w:rPr>
+        <w:t>Presence</w:t>
+      </w:r>
+      <w:proofErr w:type="spellEnd"/>
+      <w:r>
+        <w:rPr>
+          <w:sz w:val="22"/>
+          <w:szCs w:val="22"/>
+        </w:rPr>
+        <w:t>.</w:t>
+      </w:r>
+    </w:p>
+    <w:p>
+      <w:pPr>
+        <w:numPr>
+          <w:ilvl w:val="0"/>
+          <w:numId w:val="26"/>
+        </w:numPr>
+        <w:jc w:val="both"/>
+        <w:rPr>
+          <w:sz w:val="22"/>
+          <w:szCs w:val="22"/>
+        </w:rPr>
+      </w:pPr>
+      <w:r>
+        <w:rPr>
+          <w:sz w:val="22"/>
+          <w:szCs w:val="22"/>
+        </w:rPr>
+        <w:t xml:space="preserve">Botón interactivo: Agregar el botón </w:t>
+      </w:r>
+      <w:r>
+        <w:rPr>
+          <w:i/>
+          <w:iCs/>
+          <w:sz w:val="22"/>
+          <w:szCs w:val="22"/>
+        </w:rPr>
+        <w:t xml:space="preserve">"Unirme al </w:t>
+      </w:r>
+      <w:proofErr w:type="spellStart"/>
+      <w:r>
+        <w:rPr>
+          <w:i/>
+          <w:iCs/>
+          <w:sz w:val="22"/>
+          <w:szCs w:val="22"/>
+        </w:rPr>
+        <w:t>Pomodoro</w:t>
+      </w:r>
+      <w:proofErr w:type="spellEnd"/>
+      <w:r>
+        <w:rPr>
+          <w:i/>
+          <w:iCs/>
+          <w:sz w:val="22"/>
+          <w:szCs w:val="22"/>
+        </w:rPr>
+        <w:t>"</w:t>
+      </w:r>
+      <w:r>
+        <w:rPr>
+          <w:sz w:val="22"/>
+          <w:szCs w:val="22"/>
+        </w:rPr>
+        <w:t xml:space="preserve"> para sincronizar automáticamente el temporizador con el colega.</w:t>
+      </w:r>
+    </w:p>
+    <w:p>
+      <w:pPr>
+        <w:jc w:val="both"/>
+        <w:rPr>
+          <w:sz w:val="22"/>
+          <w:szCs w:val="22"/>
+        </w:rPr>
+      </w:pPr>
+      <w:r>
+        <w:rPr>
+          <w:sz w:val="22"/>
+          <w:szCs w:val="22"/>
+        </w:rPr>
+        <w:t>4. Dinamización de la Tarjeta "</w:t>
+      </w:r>
+      <w:proofErr w:type="spellStart"/>
+      <w:r>
+        <w:rPr>
+          <w:sz w:val="22"/>
+          <w:szCs w:val="22"/>
+        </w:rPr>
+        <w:t>Continuá</w:t>
+      </w:r>
+      <w:proofErr w:type="spellEnd"/>
+      <w:r>
+        <w:rPr>
+          <w:sz w:val="22"/>
+          <w:szCs w:val="22"/>
+        </w:rPr>
+        <w:t xml:space="preserve"> donde lo dejaste"</w:t>
+      </w:r>
+    </w:p>
+    <w:p>
+      <w:pPr>
+        <w:numPr>
+          <w:ilvl w:val="0"/>
+          <w:numId w:val="27"/>
+        </w:numPr>
+        <w:jc w:val="both"/>
+        <w:rPr>
+          <w:sz w:val="22"/>
+          <w:szCs w:val="22"/>
+        </w:rPr>
+      </w:pPr>
+      <w:r>
+        <w:rPr>
+          <w:sz w:val="22"/>
+          <w:szCs w:val="22"/>
+        </w:rPr>
+        <w:t xml:space="preserve">Limpieza de </w:t>
+      </w:r>
+      <w:proofErr w:type="spellStart"/>
+      <w:r>
+        <w:rPr>
+          <w:sz w:val="22"/>
+          <w:szCs w:val="22"/>
+        </w:rPr>
+        <w:t>hardcodeo</w:t>
+      </w:r>
+      <w:proofErr w:type="spellEnd"/>
+      <w:r>
+        <w:rPr>
+          <w:sz w:val="22"/>
+          <w:szCs w:val="22"/>
+        </w:rPr>
+        <w:t>: Quitar del HTML de campus.html los textos estáticos ("Cirugía · UP3") y la barra fija al "82%".</w:t>
+      </w:r>
+    </w:p>
+    <w:p>
+      <w:pPr>
+        <w:numPr>
+          <w:ilvl w:val="0"/>
+          <w:numId w:val="27"/>
+        </w:numPr>
+        <w:jc w:val="both"/>
+        <w:rPr>
+          <w:sz w:val="22"/>
+          <w:szCs w:val="22"/>
+        </w:rPr>
+      </w:pPr>
+      <w:r>
+        <w:rPr>
+          <w:sz w:val="22"/>
+          <w:szCs w:val="22"/>
+        </w:rPr>
+        <w:t xml:space="preserve">Lectura real: Ajustar </w:t>
+      </w:r>
+      <w:proofErr w:type="spellStart"/>
+      <w:proofErr w:type="gramStart"/>
+      <w:r>
+        <w:rPr>
+          <w:sz w:val="22"/>
+          <w:szCs w:val="22"/>
+        </w:rPr>
+        <w:t>syncStudyProgress</w:t>
+      </w:r>
+      <w:proofErr w:type="spellEnd"/>
+      <w:r>
+        <w:rPr>
+          <w:sz w:val="22"/>
+          <w:szCs w:val="22"/>
+        </w:rPr>
+        <w:t>(</w:t>
+      </w:r>
+      <w:proofErr w:type="gramEnd"/>
+      <w:r>
+        <w:rPr>
+          <w:sz w:val="22"/>
+          <w:szCs w:val="22"/>
+        </w:rPr>
+        <w:t xml:space="preserve">) para que lea los </w:t>
+      </w:r>
+      <w:proofErr w:type="spellStart"/>
+      <w:r>
+        <w:rPr>
+          <w:sz w:val="22"/>
+          <w:szCs w:val="22"/>
+        </w:rPr>
+        <w:t>checklists</w:t>
+      </w:r>
+      <w:proofErr w:type="spellEnd"/>
+      <w:r>
+        <w:rPr>
+          <w:sz w:val="22"/>
+          <w:szCs w:val="22"/>
+        </w:rPr>
+        <w:t xml:space="preserve"> de contenidos de las áreas clínicas, determine cuál fue la última Unidad Problema trabajada y pinte el porcentaje real de avance.</w:t>
+      </w:r>
+    </w:p>
+    <w:p>
+      <w:pPr>
+        <w:jc w:val="both"/>
+        <w:rPr>
+          <w:sz w:val="22"/>
+          <w:szCs w:val="22"/>
+        </w:rPr>
+      </w:pPr>
+      <w:r>
+        <w:rPr>
+          <w:sz w:val="22"/>
+          <w:szCs w:val="22"/>
+        </w:rPr>
+        <w:t>5. Revisión y Ajustes del Modo Versus 1vs1</w:t>
+      </w:r>
+    </w:p>
+    <w:p>
+      <w:pPr>
+        <w:numPr>
+          <w:ilvl w:val="0"/>
+          <w:numId w:val="28"/>
+        </w:numPr>
+        <w:jc w:val="both"/>
+        <w:rPr>
+          <w:sz w:val="22"/>
+          <w:szCs w:val="22"/>
+        </w:rPr>
+      </w:pPr>
+      <w:r>
+        <w:rPr>
+          <w:sz w:val="22"/>
+          <w:szCs w:val="22"/>
+        </w:rPr>
+        <w:t>Corrección de columnas en duelosManager.js y versus.html: Cambiar referencias viejas (</w:t>
+      </w:r>
+      <w:proofErr w:type="spellStart"/>
+      <w:r>
+        <w:rPr>
+          <w:sz w:val="22"/>
+          <w:szCs w:val="22"/>
+        </w:rPr>
+        <w:t>full_name</w:t>
+      </w:r>
+      <w:proofErr w:type="spellEnd"/>
+      <w:r>
+        <w:rPr>
+          <w:sz w:val="22"/>
+          <w:szCs w:val="22"/>
+        </w:rPr>
+        <w:t xml:space="preserve"> y </w:t>
+      </w:r>
+      <w:proofErr w:type="spellStart"/>
+      <w:r>
+        <w:rPr>
+          <w:sz w:val="22"/>
+          <w:szCs w:val="22"/>
+        </w:rPr>
+        <w:t>avatar_url</w:t>
+      </w:r>
+      <w:proofErr w:type="spellEnd"/>
+      <w:r>
+        <w:rPr>
+          <w:sz w:val="22"/>
+          <w:szCs w:val="22"/>
+        </w:rPr>
+        <w:t>) a las columnas reales de la base de datos (</w:t>
+      </w:r>
+      <w:proofErr w:type="spellStart"/>
+      <w:r>
+        <w:rPr>
+          <w:sz w:val="22"/>
+          <w:szCs w:val="22"/>
+        </w:rPr>
+        <w:t>fullname</w:t>
+      </w:r>
+      <w:proofErr w:type="spellEnd"/>
+      <w:r>
+        <w:rPr>
+          <w:sz w:val="22"/>
+          <w:szCs w:val="22"/>
+        </w:rPr>
+        <w:t xml:space="preserve"> y avatar).</w:t>
+      </w:r>
+    </w:p>
+    <w:p>
+      <w:pPr>
+        <w:numPr>
+          <w:ilvl w:val="0"/>
+          <w:numId w:val="28"/>
+        </w:numPr>
+        <w:jc w:val="both"/>
+        <w:rPr>
+          <w:sz w:val="22"/>
+          <w:szCs w:val="22"/>
+        </w:rPr>
+      </w:pPr>
+      <w:proofErr w:type="spellStart"/>
+      <w:r>
+        <w:rPr>
+          <w:sz w:val="22"/>
+          <w:szCs w:val="22"/>
+        </w:rPr>
+        <w:t>Auth</w:t>
+      </w:r>
+      <w:proofErr w:type="spellEnd"/>
+      <w:r>
+        <w:rPr>
+          <w:sz w:val="22"/>
+          <w:szCs w:val="22"/>
+        </w:rPr>
+        <w:t xml:space="preserve"> </w:t>
+      </w:r>
+      <w:proofErr w:type="spellStart"/>
+      <w:r>
+        <w:rPr>
+          <w:sz w:val="22"/>
+          <w:szCs w:val="22"/>
+        </w:rPr>
+        <w:t>Guard</w:t>
+      </w:r>
+      <w:proofErr w:type="spellEnd"/>
+      <w:r>
+        <w:rPr>
+          <w:sz w:val="22"/>
+          <w:szCs w:val="22"/>
+        </w:rPr>
+        <w:t xml:space="preserve"> en versus.html: Asegurar la llamada a </w:t>
+      </w:r>
+      <w:proofErr w:type="spellStart"/>
+      <w:proofErr w:type="gramStart"/>
+      <w:r>
+        <w:rPr>
+          <w:sz w:val="22"/>
+          <w:szCs w:val="22"/>
+        </w:rPr>
+        <w:t>window.NikaSupabase.restaurarSesionSiExiste</w:t>
+      </w:r>
+      <w:proofErr w:type="spellEnd"/>
+      <w:proofErr w:type="gramEnd"/>
+      <w:r>
+        <w:rPr>
+          <w:sz w:val="22"/>
+          <w:szCs w:val="22"/>
+        </w:rPr>
+        <w:t xml:space="preserve">() al inicio para evitar que </w:t>
+      </w:r>
+      <w:proofErr w:type="spellStart"/>
+      <w:r>
+        <w:rPr>
+          <w:sz w:val="22"/>
+          <w:szCs w:val="22"/>
+        </w:rPr>
+        <w:t>desloguee</w:t>
+      </w:r>
+      <w:proofErr w:type="spellEnd"/>
+      <w:r>
+        <w:rPr>
+          <w:sz w:val="22"/>
+          <w:szCs w:val="22"/>
+        </w:rPr>
+        <w:t xml:space="preserve"> a los jugadores al ingresar a un duelo.</w:t>
+      </w:r>
+    </w:p>
+    <w:p>
+      <w:pPr>
+        <w:numPr>
+          <w:ilvl w:val="0"/>
+          <w:numId w:val="28"/>
+        </w:numPr>
+        <w:jc w:val="both"/>
+        <w:rPr>
+          <w:sz w:val="22"/>
+          <w:szCs w:val="22"/>
+        </w:rPr>
+      </w:pPr>
+      <w:proofErr w:type="spellStart"/>
+      <w:r>
+        <w:rPr>
+          <w:sz w:val="22"/>
+          <w:szCs w:val="22"/>
+        </w:rPr>
+        <w:lastRenderedPageBreak/>
+        <w:t>Layout</w:t>
+      </w:r>
+      <w:proofErr w:type="spellEnd"/>
+      <w:r>
+        <w:rPr>
+          <w:sz w:val="22"/>
+          <w:szCs w:val="22"/>
+        </w:rPr>
+        <w:t xml:space="preserve"> </w:t>
+      </w:r>
+      <w:proofErr w:type="spellStart"/>
+      <w:r>
+        <w:rPr>
+          <w:sz w:val="22"/>
+          <w:szCs w:val="22"/>
+        </w:rPr>
+        <w:t>mobile</w:t>
+      </w:r>
+      <w:proofErr w:type="spellEnd"/>
+      <w:r>
+        <w:rPr>
+          <w:sz w:val="22"/>
+          <w:szCs w:val="22"/>
+        </w:rPr>
+        <w:t xml:space="preserve"> en versus.html: Agregar @media </w:t>
+      </w:r>
+      <w:proofErr w:type="spellStart"/>
+      <w:r>
+        <w:rPr>
+          <w:sz w:val="22"/>
+          <w:szCs w:val="22"/>
+        </w:rPr>
+        <w:t>queries</w:t>
+      </w:r>
+      <w:proofErr w:type="spellEnd"/>
+      <w:r>
+        <w:rPr>
+          <w:sz w:val="22"/>
+          <w:szCs w:val="22"/>
+        </w:rPr>
+        <w:t xml:space="preserve"> y </w:t>
+      </w:r>
+      <w:proofErr w:type="spellStart"/>
+      <w:r>
+        <w:rPr>
+          <w:sz w:val="22"/>
+          <w:szCs w:val="22"/>
+        </w:rPr>
+        <w:t>padding</w:t>
+      </w:r>
+      <w:proofErr w:type="spellEnd"/>
+      <w:r>
+        <w:rPr>
+          <w:sz w:val="22"/>
+          <w:szCs w:val="22"/>
+        </w:rPr>
+        <w:t xml:space="preserve"> superior para que el </w:t>
+      </w:r>
+      <w:proofErr w:type="spellStart"/>
+      <w:r>
+        <w:rPr>
+          <w:sz w:val="22"/>
+          <w:szCs w:val="22"/>
+        </w:rPr>
+        <w:t>navbar</w:t>
+      </w:r>
+      <w:proofErr w:type="spellEnd"/>
+      <w:r>
+        <w:rPr>
+          <w:sz w:val="22"/>
+          <w:szCs w:val="22"/>
+        </w:rPr>
+        <w:t>/</w:t>
+      </w:r>
+      <w:proofErr w:type="spellStart"/>
+      <w:r>
+        <w:rPr>
+          <w:sz w:val="22"/>
+          <w:szCs w:val="22"/>
+        </w:rPr>
+        <w:t>header</w:t>
+      </w:r>
+      <w:proofErr w:type="spellEnd"/>
+      <w:r>
+        <w:rPr>
+          <w:sz w:val="22"/>
+          <w:szCs w:val="22"/>
+        </w:rPr>
+        <w:t xml:space="preserve"> fijo no tape las preguntas ni las opciones de respuesta en celulares.</w:t>
+      </w:r>
+    </w:p>
+    <w:p>
+      <w:pPr>
+        <w:numPr>
+          <w:ilvl w:val="0"/>
+          <w:numId w:val="28"/>
+        </w:numPr>
+        <w:jc w:val="both"/>
+        <w:rPr>
+          <w:sz w:val="22"/>
+          <w:szCs w:val="22"/>
+        </w:rPr>
+      </w:pPr>
+      <w:r>
+        <w:rPr>
+          <w:sz w:val="22"/>
+          <w:szCs w:val="22"/>
+        </w:rPr>
+        <w:t xml:space="preserve">Sincronización del lobby: Confirmar que ambos oponentes se suscriban correctamente al canal de </w:t>
+      </w:r>
+      <w:proofErr w:type="spellStart"/>
+      <w:r>
+        <w:rPr>
+          <w:sz w:val="22"/>
+          <w:szCs w:val="22"/>
+        </w:rPr>
+        <w:t>Supabase</w:t>
+      </w:r>
+      <w:proofErr w:type="spellEnd"/>
+      <w:r>
+        <w:rPr>
+          <w:sz w:val="22"/>
+          <w:szCs w:val="22"/>
+        </w:rPr>
+        <w:t xml:space="preserve"> </w:t>
+      </w:r>
+      <w:proofErr w:type="spellStart"/>
+      <w:r>
+        <w:rPr>
+          <w:sz w:val="22"/>
+          <w:szCs w:val="22"/>
+        </w:rPr>
+        <w:t>Realtime</w:t>
+      </w:r>
+      <w:proofErr w:type="spellEnd"/>
+      <w:r>
+        <w:rPr>
+          <w:sz w:val="22"/>
+          <w:szCs w:val="22"/>
+        </w:rPr>
+        <w:t xml:space="preserve"> con las mismas preguntas cargadas tras aceptar el reto.</w:t>
+      </w:r>
+    </w:p>
+    <w:p>
+      <w:pPr>
+        <w:jc w:val="both"/>
+        <w:rPr>
+          <w:sz w:val="22"/>
+          <w:szCs w:val="22"/>
+        </w:rPr>
+      </w:pPr>
+    </w:p>
+    <w:p>
+      <w:pPr>
+        <w:jc w:val="both"/>
+        <w:rPr>
+          <w:b/>
+          <w:bCs/>
+          <w:sz w:val="22"/>
+          <w:szCs w:val="22"/>
+        </w:rPr>
+      </w:pPr>
+    </w:p>
+    <w:p>
+      <w:pPr>
+        <w:jc w:val="both"/>
+        <w:rPr>
+          <w:b/>
+          <w:bCs/>
+          <w:sz w:val="22"/>
+          <w:szCs w:val="22"/>
+        </w:rPr>
+      </w:pPr>
+    </w:p>
+    <w:p>
+      <w:pPr>
+        <w:jc w:val="both"/>
+        <w:rPr>
+          <w:b/>
+          <w:bCs/>
+          <w:sz w:val="22"/>
+          <w:szCs w:val="22"/>
+        </w:rPr>
+      </w:pPr>
+    </w:p>
+    <w:p>
+      <w:pPr>
+        <w:jc w:val="both"/>
+        <w:rPr>
+          <w:b/>
+          <w:bCs/>
+          <w:sz w:val="22"/>
+          <w:szCs w:val="22"/>
+        </w:rPr>
+      </w:pPr>
+    </w:p>
+    <w:p>
+      <w:pPr>
+        <w:jc w:val="both"/>
+        <w:rPr>
+          <w:b/>
+          <w:bCs/>
+          <w:sz w:val="22"/>
+          <w:szCs w:val="22"/>
+        </w:rPr>
+      </w:pPr>
       <w:r>
         <w:rPr>
           <w:b/>
@@ -16160,7 +17604,6 @@
           <w:sz w:val="22"/>
           <w:szCs w:val="22"/>
         </w:rPr>
-        <w:lastRenderedPageBreak/>
         <w:t>4. Criterios de Éxito y Auditoría Final</w:t>
       </w:r>
     </w:p>
@@ -17128,6 +18571,155 @@
     </w:lvl>
   </w:abstractNum>
   <w:abstractNum w:abstractNumId="1" w15:restartNumberingAfterBreak="0">
+    <w:nsid w:val="08F13B8F"/>
+    <w:multiLevelType w:val="multilevel"/>
+    <w:tmpl w:val="46C8E504"/>
+    <w:lvl w:ilvl="0">
+      <w:start w:val="1"/>
+      <w:numFmt w:val="bullet"/>
+      <w:lvlText w:val=""/>
+      <w:lvlJc w:val="left"/>
+      <w:pPr>
+        <w:tabs>
+          <w:tab w:val="num" w:pos="720"/>
+        </w:tabs>
+        <w:ind w:left="720" w:hanging="360"/>
+      </w:pPr>
+      <w:rPr>
+        <w:rFonts w:ascii="Symbol" w:hAnsi="Symbol" w:hint="default"/>
+        <w:sz w:val="20"/>
+      </w:rPr>
+    </w:lvl>
+    <w:lvl w:ilvl="1" w:tentative="1">
+      <w:start w:val="1"/>
+      <w:numFmt w:val="bullet"/>
+      <w:lvlText w:val="o"/>
+      <w:lvlJc w:val="left"/>
+      <w:pPr>
+        <w:tabs>
+          <w:tab w:val="num" w:pos="1440"/>
+        </w:tabs>
+        <w:ind w:left="1440" w:hanging="360"/>
+      </w:pPr>
+      <w:rPr>
+        <w:rFonts w:ascii="Courier New" w:hAnsi="Courier New" w:hint="default"/>
+        <w:sz w:val="20"/>
+      </w:rPr>
+    </w:lvl>
+    <w:lvl w:ilvl="2" w:tentative="1">
+      <w:start w:val="1"/>
+      <w:numFmt w:val="bullet"/>
+      <w:lvlText w:val=""/>
+      <w:lvlJc w:val="left"/>
+      <w:pPr>
+        <w:tabs>
+          <w:tab w:val="num" w:pos="2160"/>
+        </w:tabs>
+        <w:ind w:left="2160" w:hanging="360"/>
+      </w:pPr>
+      <w:rPr>
+        <w:rFonts w:ascii="Wingdings" w:hAnsi="Wingdings" w:hint="default"/>
+        <w:sz w:val="20"/>
+      </w:rPr>
+    </w:lvl>
+    <w:lvl w:ilvl="3" w:tentative="1">
+      <w:start w:val="1"/>
+      <w:numFmt w:val="bullet"/>
+      <w:lvlText w:val=""/>
+      <w:lvlJc w:val="left"/>
+      <w:pPr>
+        <w:tabs>
+          <w:tab w:val="num" w:pos="2880"/>
+        </w:tabs>
+        <w:ind w:left="2880" w:hanging="360"/>
+      </w:pPr>
+      <w:rPr>
+        <w:rFonts w:ascii="Wingdings" w:hAnsi="Wingdings" w:hint="default"/>
+        <w:sz w:val="20"/>
+      </w:rPr>
+    </w:lvl>
+    <w:lvl w:ilvl="4" w:tentative="1">
+      <w:start w:val="1"/>
+      <w:numFmt w:val="bullet"/>
+      <w:lvlText w:val=""/>
+      <w:lvlJc w:val="left"/>
+      <w:pPr>
+        <w:tabs>
+          <w:tab w:val="num" w:pos="3600"/>
+        </w:tabs>
+        <w:ind w:left="3600" w:hanging="360"/>
+      </w:pPr>
+      <w:rPr>
+        <w:rFonts w:ascii="Wingdings" w:hAnsi="Wingdings" w:hint="default"/>
+        <w:sz w:val="20"/>
+      </w:rPr>
+    </w:lvl>
+    <w:lvl w:ilvl="5" w:tentative="1">
+      <w:start w:val="1"/>
+      <w:numFmt w:val="bullet"/>
+      <w:lvlText w:val=""/>
+      <w:lvlJc w:val="left"/>
+      <w:pPr>
+        <w:tabs>
+          <w:tab w:val="num" w:pos="4320"/>
+        </w:tabs>
+        <w:ind w:left="4320" w:hanging="360"/>
+      </w:pPr>
+      <w:rPr>
+        <w:rFonts w:ascii="Wingdings" w:hAnsi="Wingdings" w:hint="default"/>
+        <w:sz w:val="20"/>
+      </w:rPr>
+    </w:lvl>
+    <w:lvl w:ilvl="6" w:tentative="1">
+      <w:start w:val="1"/>
+      <w:numFmt w:val="bullet"/>
+      <w:lvlText w:val=""/>
+      <w:lvlJc w:val="left"/>
+      <w:pPr>
+        <w:tabs>
+          <w:tab w:val="num" w:pos="5040"/>
+        </w:tabs>
+        <w:ind w:left="5040" w:hanging="360"/>
+      </w:pPr>
+      <w:rPr>
+        <w:rFonts w:ascii="Wingdings" w:hAnsi="Wingdings" w:hint="default"/>
+        <w:sz w:val="20"/>
+      </w:rPr>
+    </w:lvl>
+    <w:lvl w:ilvl="7" w:tentative="1">
+      <w:start w:val="1"/>
+      <w:numFmt w:val="bullet"/>
+      <w:lvlText w:val=""/>
+      <w:lvlJc w:val="left"/>
+      <w:pPr>
+        <w:tabs>
+          <w:tab w:val="num" w:pos="5760"/>
+        </w:tabs>
+        <w:ind w:left="5760" w:hanging="360"/>
+      </w:pPr>
+      <w:rPr>
+        <w:rFonts w:ascii="Wingdings" w:hAnsi="Wingdings" w:hint="default"/>
+        <w:sz w:val="20"/>
+      </w:rPr>
+    </w:lvl>
+    <w:lvl w:ilvl="8" w:tentative="1">
+      <w:start w:val="1"/>
+      <w:numFmt w:val="bullet"/>
+      <w:lvlText w:val=""/>
+      <w:lvlJc w:val="left"/>
+      <w:pPr>
+        <w:tabs>
+          <w:tab w:val="num" w:pos="6480"/>
+        </w:tabs>
+        <w:ind w:left="6480" w:hanging="360"/>
+      </w:pPr>
+      <w:rPr>
+        <w:rFonts w:ascii="Wingdings" w:hAnsi="Wingdings" w:hint="default"/>
+        <w:sz w:val="20"/>
+      </w:rPr>
+    </w:lvl>
+  </w:abstractNum>
+  <w:abstractNum w:abstractNumId="2" w15:restartNumberingAfterBreak="0">
     <w:nsid w:val="0EB27902"/>
     <w:multiLevelType w:val="multilevel"/>
     <w:tmpl w:val="2C54F8B0"/>
@@ -17244,7 +18836,7 @@
       </w:pPr>
     </w:lvl>
   </w:abstractNum>
-  <w:abstractNum w:abstractNumId="2" w15:restartNumberingAfterBreak="0">
+  <w:abstractNum w:abstractNumId="3" w15:restartNumberingAfterBreak="0">
     <w:nsid w:val="11077673"/>
     <w:multiLevelType w:val="multilevel"/>
     <w:tmpl w:val="CCB23CCA"/>
@@ -17361,7 +18953,7 @@
       </w:pPr>
     </w:lvl>
   </w:abstractNum>
-  <w:abstractNum w:abstractNumId="3" w15:restartNumberingAfterBreak="0">
+  <w:abstractNum w:abstractNumId="4" w15:restartNumberingAfterBreak="0">
     <w:nsid w:val="11F35902"/>
     <w:multiLevelType w:val="multilevel"/>
     <w:tmpl w:val="EBCEE604"/>
@@ -17506,7 +19098,156 @@
       </w:rPr>
     </w:lvl>
   </w:abstractNum>
-  <w:abstractNum w:abstractNumId="4" w15:restartNumberingAfterBreak="0">
+  <w:abstractNum w:abstractNumId="5" w15:restartNumberingAfterBreak="0">
+    <w:nsid w:val="12951BC4"/>
+    <w:multiLevelType w:val="multilevel"/>
+    <w:tmpl w:val="C84A3D22"/>
+    <w:lvl w:ilvl="0">
+      <w:start w:val="1"/>
+      <w:numFmt w:val="bullet"/>
+      <w:lvlText w:val=""/>
+      <w:lvlJc w:val="left"/>
+      <w:pPr>
+        <w:tabs>
+          <w:tab w:val="num" w:pos="720"/>
+        </w:tabs>
+        <w:ind w:left="720" w:hanging="360"/>
+      </w:pPr>
+      <w:rPr>
+        <w:rFonts w:ascii="Symbol" w:hAnsi="Symbol" w:hint="default"/>
+        <w:sz w:val="20"/>
+      </w:rPr>
+    </w:lvl>
+    <w:lvl w:ilvl="1" w:tentative="1">
+      <w:start w:val="1"/>
+      <w:numFmt w:val="bullet"/>
+      <w:lvlText w:val="o"/>
+      <w:lvlJc w:val="left"/>
+      <w:pPr>
+        <w:tabs>
+          <w:tab w:val="num" w:pos="1440"/>
+        </w:tabs>
+        <w:ind w:left="1440" w:hanging="360"/>
+      </w:pPr>
+      <w:rPr>
+        <w:rFonts w:ascii="Courier New" w:hAnsi="Courier New" w:hint="default"/>
+        <w:sz w:val="20"/>
+      </w:rPr>
+    </w:lvl>
+    <w:lvl w:ilvl="2" w:tentative="1">
+      <w:start w:val="1"/>
+      <w:numFmt w:val="bullet"/>
+      <w:lvlText w:val=""/>
+      <w:lvlJc w:val="left"/>
+      <w:pPr>
+        <w:tabs>
+          <w:tab w:val="num" w:pos="2160"/>
+        </w:tabs>
+        <w:ind w:left="2160" w:hanging="360"/>
+      </w:pPr>
+      <w:rPr>
+        <w:rFonts w:ascii="Wingdings" w:hAnsi="Wingdings" w:hint="default"/>
+        <w:sz w:val="20"/>
+      </w:rPr>
+    </w:lvl>
+    <w:lvl w:ilvl="3" w:tentative="1">
+      <w:start w:val="1"/>
+      <w:numFmt w:val="bullet"/>
+      <w:lvlText w:val=""/>
+      <w:lvlJc w:val="left"/>
+      <w:pPr>
+        <w:tabs>
+          <w:tab w:val="num" w:pos="2880"/>
+        </w:tabs>
+        <w:ind w:left="2880" w:hanging="360"/>
+      </w:pPr>
+      <w:rPr>
+        <w:rFonts w:ascii="Wingdings" w:hAnsi="Wingdings" w:hint="default"/>
+        <w:sz w:val="20"/>
+      </w:rPr>
+    </w:lvl>
+    <w:lvl w:ilvl="4" w:tentative="1">
+      <w:start w:val="1"/>
+      <w:numFmt w:val="bullet"/>
+      <w:lvlText w:val=""/>
+      <w:lvlJc w:val="left"/>
+      <w:pPr>
+        <w:tabs>
+          <w:tab w:val="num" w:pos="3600"/>
+        </w:tabs>
+        <w:ind w:left="3600" w:hanging="360"/>
+      </w:pPr>
+      <w:rPr>
+        <w:rFonts w:ascii="Wingdings" w:hAnsi="Wingdings" w:hint="default"/>
+        <w:sz w:val="20"/>
+      </w:rPr>
+    </w:lvl>
+    <w:lvl w:ilvl="5" w:tentative="1">
+      <w:start w:val="1"/>
+      <w:numFmt w:val="bullet"/>
+      <w:lvlText w:val=""/>
+      <w:lvlJc w:val="left"/>
+      <w:pPr>
+        <w:tabs>
+          <w:tab w:val="num" w:pos="4320"/>
+        </w:tabs>
+        <w:ind w:left="4320" w:hanging="360"/>
+      </w:pPr>
+      <w:rPr>
+        <w:rFonts w:ascii="Wingdings" w:hAnsi="Wingdings" w:hint="default"/>
+        <w:sz w:val="20"/>
+      </w:rPr>
+    </w:lvl>
+    <w:lvl w:ilvl="6" w:tentative="1">
+      <w:start w:val="1"/>
+      <w:numFmt w:val="bullet"/>
+      <w:lvlText w:val=""/>
+      <w:lvlJc w:val="left"/>
+      <w:pPr>
+        <w:tabs>
+          <w:tab w:val="num" w:pos="5040"/>
+        </w:tabs>
+        <w:ind w:left="5040" w:hanging="360"/>
+      </w:pPr>
+      <w:rPr>
+        <w:rFonts w:ascii="Wingdings" w:hAnsi="Wingdings" w:hint="default"/>
+        <w:sz w:val="20"/>
+      </w:rPr>
+    </w:lvl>
+    <w:lvl w:ilvl="7" w:tentative="1">
+      <w:start w:val="1"/>
+      <w:numFmt w:val="bullet"/>
+      <w:lvlText w:val=""/>
+      <w:lvlJc w:val="left"/>
+      <w:pPr>
+        <w:tabs>
+          <w:tab w:val="num" w:pos="5760"/>
+        </w:tabs>
+        <w:ind w:left="5760" w:hanging="360"/>
+      </w:pPr>
+      <w:rPr>
+        <w:rFonts w:ascii="Wingdings" w:hAnsi="Wingdings" w:hint="default"/>
+        <w:sz w:val="20"/>
+      </w:rPr>
+    </w:lvl>
+    <w:lvl w:ilvl="8" w:tentative="1">
+      <w:start w:val="1"/>
+      <w:numFmt w:val="bullet"/>
+      <w:lvlText w:val=""/>
+      <w:lvlJc w:val="left"/>
+      <w:pPr>
+        <w:tabs>
+          <w:tab w:val="num" w:pos="6480"/>
+        </w:tabs>
+        <w:ind w:left="6480" w:hanging="360"/>
+      </w:pPr>
+      <w:rPr>
+        <w:rFonts w:ascii="Wingdings" w:hAnsi="Wingdings" w:hint="default"/>
+        <w:sz w:val="20"/>
+      </w:rPr>
+    </w:lvl>
+  </w:abstractNum>
+  <w:abstractNum w:abstractNumId="6" w15:restartNumberingAfterBreak="0">
     <w:nsid w:val="14BD5084"/>
     <w:multiLevelType w:val="multilevel"/>
     <w:tmpl w:val="18E0B0EA"/>
@@ -17651,7 +19392,7 @@
       </w:rPr>
     </w:lvl>
   </w:abstractNum>
-  <w:abstractNum w:abstractNumId="5" w15:restartNumberingAfterBreak="0">
+  <w:abstractNum w:abstractNumId="7" w15:restartNumberingAfterBreak="0">
     <w:nsid w:val="220F557C"/>
     <w:multiLevelType w:val="multilevel"/>
     <w:tmpl w:val="74AEB668"/>
@@ -17768,7 +19509,7 @@
       </w:pPr>
     </w:lvl>
   </w:abstractNum>
-  <w:abstractNum w:abstractNumId="6" w15:restartNumberingAfterBreak="0">
+  <w:abstractNum w:abstractNumId="8" w15:restartNumberingAfterBreak="0">
     <w:nsid w:val="22903211"/>
     <w:multiLevelType w:val="multilevel"/>
     <w:tmpl w:val="C4884640"/>
@@ -17917,7 +19658,7 @@
       </w:rPr>
     </w:lvl>
   </w:abstractNum>
-  <w:abstractNum w:abstractNumId="7" w15:restartNumberingAfterBreak="0">
+  <w:abstractNum w:abstractNumId="9" w15:restartNumberingAfterBreak="0">
     <w:nsid w:val="290E47D5"/>
     <w:multiLevelType w:val="multilevel"/>
     <w:tmpl w:val="F83CA3AC"/>
@@ -18034,7 +19775,7 @@
       </w:pPr>
     </w:lvl>
   </w:abstractNum>
-  <w:abstractNum w:abstractNumId="8" w15:restartNumberingAfterBreak="0">
+  <w:abstractNum w:abstractNumId="10" w15:restartNumberingAfterBreak="0">
     <w:nsid w:val="2E5D602A"/>
     <w:multiLevelType w:val="multilevel"/>
     <w:tmpl w:val="051E9304"/>
@@ -18179,7 +19920,7 @@
       </w:rPr>
     </w:lvl>
   </w:abstractNum>
-  <w:abstractNum w:abstractNumId="9" w15:restartNumberingAfterBreak="0">
+  <w:abstractNum w:abstractNumId="11" w15:restartNumberingAfterBreak="0">
     <w:nsid w:val="304A3858"/>
     <w:multiLevelType w:val="multilevel"/>
     <w:tmpl w:val="A7C0071A"/>
@@ -18328,7 +20069,7 @@
       </w:rPr>
     </w:lvl>
   </w:abstractNum>
-  <w:abstractNum w:abstractNumId="10" w15:restartNumberingAfterBreak="0">
+  <w:abstractNum w:abstractNumId="12" w15:restartNumberingAfterBreak="0">
     <w:nsid w:val="3E1F7947"/>
     <w:multiLevelType w:val="multilevel"/>
     <w:tmpl w:val="E3362FFC"/>
@@ -18473,7 +20214,156 @@
       </w:rPr>
     </w:lvl>
   </w:abstractNum>
-  <w:abstractNum w:abstractNumId="11" w15:restartNumberingAfterBreak="0">
+  <w:abstractNum w:abstractNumId="13" w15:restartNumberingAfterBreak="0">
+    <w:nsid w:val="4862093D"/>
+    <w:multiLevelType w:val="multilevel"/>
+    <w:tmpl w:val="37CAA3EC"/>
+    <w:lvl w:ilvl="0">
+      <w:start w:val="1"/>
+      <w:numFmt w:val="bullet"/>
+      <w:lvlText w:val=""/>
+      <w:lvlJc w:val="left"/>
+      <w:pPr>
+        <w:tabs>
+          <w:tab w:val="num" w:pos="720"/>
+        </w:tabs>
+        <w:ind w:left="720" w:hanging="360"/>
+      </w:pPr>
+      <w:rPr>
+        <w:rFonts w:ascii="Symbol" w:hAnsi="Symbol" w:hint="default"/>
+        <w:sz w:val="20"/>
+      </w:rPr>
+    </w:lvl>
+    <w:lvl w:ilvl="1" w:tentative="1">
+      <w:start w:val="1"/>
+      <w:numFmt w:val="bullet"/>
+      <w:lvlText w:val="o"/>
+      <w:lvlJc w:val="left"/>
+      <w:pPr>
+        <w:tabs>
+          <w:tab w:val="num" w:pos="1440"/>
+        </w:tabs>
+        <w:ind w:left="1440" w:hanging="360"/>
+      </w:pPr>
+      <w:rPr>
+        <w:rFonts w:ascii="Courier New" w:hAnsi="Courier New" w:hint="default"/>
+        <w:sz w:val="20"/>
+      </w:rPr>
+    </w:lvl>
+    <w:lvl w:ilvl="2" w:tentative="1">
+      <w:start w:val="1"/>
+      <w:numFmt w:val="bullet"/>
+      <w:lvlText w:val=""/>
+      <w:lvlJc w:val="left"/>
+      <w:pPr>
+        <w:tabs>
+          <w:tab w:val="num" w:pos="2160"/>
+        </w:tabs>
+        <w:ind w:left="2160" w:hanging="360"/>
+      </w:pPr>
+      <w:rPr>
+        <w:rFonts w:ascii="Wingdings" w:hAnsi="Wingdings" w:hint="default"/>
+        <w:sz w:val="20"/>
+      </w:rPr>
+    </w:lvl>
+    <w:lvl w:ilvl="3" w:tentative="1">
+      <w:start w:val="1"/>
+      <w:numFmt w:val="bullet"/>
+      <w:lvlText w:val=""/>
+      <w:lvlJc w:val="left"/>
+      <w:pPr>
+        <w:tabs>
+          <w:tab w:val="num" w:pos="2880"/>
+        </w:tabs>
+        <w:ind w:left="2880" w:hanging="360"/>
+      </w:pPr>
+      <w:rPr>
+        <w:rFonts w:ascii="Wingdings" w:hAnsi="Wingdings" w:hint="default"/>
+        <w:sz w:val="20"/>
+      </w:rPr>
+    </w:lvl>
+    <w:lvl w:ilvl="4" w:tentative="1">
+      <w:start w:val="1"/>
+      <w:numFmt w:val="bullet"/>
+      <w:lvlText w:val=""/>
+      <w:lvlJc w:val="left"/>
+      <w:pPr>
+        <w:tabs>
+          <w:tab w:val="num" w:pos="3600"/>
+        </w:tabs>
+        <w:ind w:left="3600" w:hanging="360"/>
+      </w:pPr>
+      <w:rPr>
+        <w:rFonts w:ascii="Wingdings" w:hAnsi="Wingdings" w:hint="default"/>
+        <w:sz w:val="20"/>
+      </w:rPr>
+    </w:lvl>
+    <w:lvl w:ilvl="5" w:tentative="1">
+      <w:start w:val="1"/>
+      <w:numFmt w:val="bullet"/>
+      <w:lvlText w:val=""/>
+      <w:lvlJc w:val="left"/>
+      <w:pPr>
+        <w:tabs>
+          <w:tab w:val="num" w:pos="4320"/>
+        </w:tabs>
+        <w:ind w:left="4320" w:hanging="360"/>
+      </w:pPr>
+      <w:rPr>
+        <w:rFonts w:ascii="Wingdings" w:hAnsi="Wingdings" w:hint="default"/>
+        <w:sz w:val="20"/>
+      </w:rPr>
+    </w:lvl>
+    <w:lvl w:ilvl="6" w:tentative="1">
+      <w:start w:val="1"/>
+      <w:numFmt w:val="bullet"/>
+      <w:lvlText w:val=""/>
+      <w:lvlJc w:val="left"/>
+      <w:pPr>
+        <w:tabs>
+          <w:tab w:val="num" w:pos="5040"/>
+        </w:tabs>
+        <w:ind w:left="5040" w:hanging="360"/>
+      </w:pPr>
+      <w:rPr>
+        <w:rFonts w:ascii="Wingdings" w:hAnsi="Wingdings" w:hint="default"/>
+        <w:sz w:val="20"/>
+      </w:rPr>
+    </w:lvl>
+    <w:lvl w:ilvl="7" w:tentative="1">
+      <w:start w:val="1"/>
+      <w:numFmt w:val="bullet"/>
+      <w:lvlText w:val=""/>
+      <w:lvlJc w:val="left"/>
+      <w:pPr>
+        <w:tabs>
+          <w:tab w:val="num" w:pos="5760"/>
+        </w:tabs>
+        <w:ind w:left="5760" w:hanging="360"/>
+      </w:pPr>
+      <w:rPr>
+        <w:rFonts w:ascii="Wingdings" w:hAnsi="Wingdings" w:hint="default"/>
+        <w:sz w:val="20"/>
+      </w:rPr>
+    </w:lvl>
+    <w:lvl w:ilvl="8" w:tentative="1">
+      <w:start w:val="1"/>
+      <w:numFmt w:val="bullet"/>
+      <w:lvlText w:val=""/>
+      <w:lvlJc w:val="left"/>
+      <w:pPr>
+        <w:tabs>
+          <w:tab w:val="num" w:pos="6480"/>
+        </w:tabs>
+        <w:ind w:left="6480" w:hanging="360"/>
+      </w:pPr>
+      <w:rPr>
+        <w:rFonts w:ascii="Wingdings" w:hAnsi="Wingdings" w:hint="default"/>
+        <w:sz w:val="20"/>
+      </w:rPr>
+    </w:lvl>
+  </w:abstractNum>
+  <w:abstractNum w:abstractNumId="14" w15:restartNumberingAfterBreak="0">
     <w:nsid w:val="48B16291"/>
     <w:multiLevelType w:val="multilevel"/>
     <w:tmpl w:val="4740ECF8"/>
@@ -18618,7 +20508,156 @@
       </w:rPr>
     </w:lvl>
   </w:abstractNum>
-  <w:abstractNum w:abstractNumId="12" w15:restartNumberingAfterBreak="0">
+  <w:abstractNum w:abstractNumId="15" w15:restartNumberingAfterBreak="0">
+    <w:nsid w:val="509108FD"/>
+    <w:multiLevelType w:val="multilevel"/>
+    <w:tmpl w:val="F6826852"/>
+    <w:lvl w:ilvl="0">
+      <w:start w:val="1"/>
+      <w:numFmt w:val="bullet"/>
+      <w:lvlText w:val=""/>
+      <w:lvlJc w:val="left"/>
+      <w:pPr>
+        <w:tabs>
+          <w:tab w:val="num" w:pos="720"/>
+        </w:tabs>
+        <w:ind w:left="720" w:hanging="360"/>
+      </w:pPr>
+      <w:rPr>
+        <w:rFonts w:ascii="Symbol" w:hAnsi="Symbol" w:hint="default"/>
+        <w:sz w:val="20"/>
+      </w:rPr>
+    </w:lvl>
+    <w:lvl w:ilvl="1" w:tentative="1">
+      <w:start w:val="1"/>
+      <w:numFmt w:val="bullet"/>
+      <w:lvlText w:val="o"/>
+      <w:lvlJc w:val="left"/>
+      <w:pPr>
+        <w:tabs>
+          <w:tab w:val="num" w:pos="1440"/>
+        </w:tabs>
+        <w:ind w:left="1440" w:hanging="360"/>
+      </w:pPr>
+      <w:rPr>
+        <w:rFonts w:ascii="Courier New" w:hAnsi="Courier New" w:hint="default"/>
+        <w:sz w:val="20"/>
+      </w:rPr>
+    </w:lvl>
+    <w:lvl w:ilvl="2" w:tentative="1">
+      <w:start w:val="1"/>
+      <w:numFmt w:val="bullet"/>
+      <w:lvlText w:val=""/>
+      <w:lvlJc w:val="left"/>
+      <w:pPr>
+        <w:tabs>
+          <w:tab w:val="num" w:pos="2160"/>
+        </w:tabs>
+        <w:ind w:left="2160" w:hanging="360"/>
+      </w:pPr>
+      <w:rPr>
+        <w:rFonts w:ascii="Wingdings" w:hAnsi="Wingdings" w:hint="default"/>
+        <w:sz w:val="20"/>
+      </w:rPr>
+    </w:lvl>
+    <w:lvl w:ilvl="3" w:tentative="1">
+      <w:start w:val="1"/>
+      <w:numFmt w:val="bullet"/>
+      <w:lvlText w:val=""/>
+      <w:lvlJc w:val="left"/>
+      <w:pPr>
+        <w:tabs>
+          <w:tab w:val="num" w:pos="2880"/>
+        </w:tabs>
+        <w:ind w:left="2880" w:hanging="360"/>
+      </w:pPr>
+      <w:rPr>
+        <w:rFonts w:ascii="Wingdings" w:hAnsi="Wingdings" w:hint="default"/>
+        <w:sz w:val="20"/>
+      </w:rPr>
+    </w:lvl>
+    <w:lvl w:ilvl="4" w:tentative="1">
+      <w:start w:val="1"/>
+      <w:numFmt w:val="bullet"/>
+      <w:lvlText w:val=""/>
+      <w:lvlJc w:val="left"/>
+      <w:pPr>
+        <w:tabs>
+          <w:tab w:val="num" w:pos="3600"/>
+        </w:tabs>
+        <w:ind w:left="3600" w:hanging="360"/>
+      </w:pPr>
+      <w:rPr>
+        <w:rFonts w:ascii="Wingdings" w:hAnsi="Wingdings" w:hint="default"/>
+        <w:sz w:val="20"/>
+      </w:rPr>
+    </w:lvl>
+    <w:lvl w:ilvl="5" w:tentative="1">
+      <w:start w:val="1"/>
+      <w:numFmt w:val="bullet"/>
+      <w:lvlText w:val=""/>
+      <w:lvlJc w:val="left"/>
+      <w:pPr>
+        <w:tabs>
+          <w:tab w:val="num" w:pos="4320"/>
+        </w:tabs>
+        <w:ind w:left="4320" w:hanging="360"/>
+      </w:pPr>
+      <w:rPr>
+        <w:rFonts w:ascii="Wingdings" w:hAnsi="Wingdings" w:hint="default"/>
+        <w:sz w:val="20"/>
+      </w:rPr>
+    </w:lvl>
+    <w:lvl w:ilvl="6" w:tentative="1">
+      <w:start w:val="1"/>
+      <w:numFmt w:val="bullet"/>
+      <w:lvlText w:val=""/>
+      <w:lvlJc w:val="left"/>
+      <w:pPr>
+        <w:tabs>
+          <w:tab w:val="num" w:pos="5040"/>
+        </w:tabs>
+        <w:ind w:left="5040" w:hanging="360"/>
+      </w:pPr>
+      <w:rPr>
+        <w:rFonts w:ascii="Wingdings" w:hAnsi="Wingdings" w:hint="default"/>
+        <w:sz w:val="20"/>
+      </w:rPr>
+    </w:lvl>
+    <w:lvl w:ilvl="7" w:tentative="1">
+      <w:start w:val="1"/>
+      <w:numFmt w:val="bullet"/>
+      <w:lvlText w:val=""/>
+      <w:lvlJc w:val="left"/>
+      <w:pPr>
+        <w:tabs>
+          <w:tab w:val="num" w:pos="5760"/>
+        </w:tabs>
+        <w:ind w:left="5760" w:hanging="360"/>
+      </w:pPr>
+      <w:rPr>
+        <w:rFonts w:ascii="Wingdings" w:hAnsi="Wingdings" w:hint="default"/>
+        <w:sz w:val="20"/>
+      </w:rPr>
+    </w:lvl>
+    <w:lvl w:ilvl="8" w:tentative="1">
+      <w:start w:val="1"/>
+      <w:numFmt w:val="bullet"/>
+      <w:lvlText w:val=""/>
+      <w:lvlJc w:val="left"/>
+      <w:pPr>
+        <w:tabs>
+          <w:tab w:val="num" w:pos="6480"/>
+        </w:tabs>
+        <w:ind w:left="6480" w:hanging="360"/>
+      </w:pPr>
+      <w:rPr>
+        <w:rFonts w:ascii="Wingdings" w:hAnsi="Wingdings" w:hint="default"/>
+        <w:sz w:val="20"/>
+      </w:rPr>
+    </w:lvl>
+  </w:abstractNum>
+  <w:abstractNum w:abstractNumId="16" w15:restartNumberingAfterBreak="0">
     <w:nsid w:val="51A43FC2"/>
     <w:multiLevelType w:val="multilevel"/>
     <w:tmpl w:val="5E44D9E8"/>
@@ -18767,7 +20806,7 @@
       </w:rPr>
     </w:lvl>
   </w:abstractNum>
-  <w:abstractNum w:abstractNumId="13" w15:restartNumberingAfterBreak="0">
+  <w:abstractNum w:abstractNumId="17" w15:restartNumberingAfterBreak="0">
     <w:nsid w:val="52E149C8"/>
     <w:multiLevelType w:val="multilevel"/>
     <w:tmpl w:val="744E4198"/>
@@ -18884,7 +20923,156 @@
       </w:pPr>
     </w:lvl>
   </w:abstractNum>
-  <w:abstractNum w:abstractNumId="14" w15:restartNumberingAfterBreak="0">
+  <w:abstractNum w:abstractNumId="18" w15:restartNumberingAfterBreak="0">
+    <w:nsid w:val="582E3407"/>
+    <w:multiLevelType w:val="multilevel"/>
+    <w:tmpl w:val="3E5CB1B2"/>
+    <w:lvl w:ilvl="0">
+      <w:start w:val="1"/>
+      <w:numFmt w:val="bullet"/>
+      <w:lvlText w:val=""/>
+      <w:lvlJc w:val="left"/>
+      <w:pPr>
+        <w:tabs>
+          <w:tab w:val="num" w:pos="720"/>
+        </w:tabs>
+        <w:ind w:left="720" w:hanging="360"/>
+      </w:pPr>
+      <w:rPr>
+        <w:rFonts w:ascii="Symbol" w:hAnsi="Symbol" w:hint="default"/>
+        <w:sz w:val="20"/>
+      </w:rPr>
+    </w:lvl>
+    <w:lvl w:ilvl="1" w:tentative="1">
+      <w:start w:val="1"/>
+      <w:numFmt w:val="bullet"/>
+      <w:lvlText w:val="o"/>
+      <w:lvlJc w:val="left"/>
+      <w:pPr>
+        <w:tabs>
+          <w:tab w:val="num" w:pos="1440"/>
+        </w:tabs>
+        <w:ind w:left="1440" w:hanging="360"/>
+      </w:pPr>
+      <w:rPr>
+        <w:rFonts w:ascii="Courier New" w:hAnsi="Courier New" w:hint="default"/>
+        <w:sz w:val="20"/>
+      </w:rPr>
+    </w:lvl>
+    <w:lvl w:ilvl="2" w:tentative="1">
+      <w:start w:val="1"/>
+      <w:numFmt w:val="bullet"/>
+      <w:lvlText w:val=""/>
+      <w:lvlJc w:val="left"/>
+      <w:pPr>
+        <w:tabs>
+          <w:tab w:val="num" w:pos="2160"/>
+        </w:tabs>
+        <w:ind w:left="2160" w:hanging="360"/>
+      </w:pPr>
+      <w:rPr>
+        <w:rFonts w:ascii="Wingdings" w:hAnsi="Wingdings" w:hint="default"/>
+        <w:sz w:val="20"/>
+      </w:rPr>
+    </w:lvl>
+    <w:lvl w:ilvl="3" w:tentative="1">
+      <w:start w:val="1"/>
+      <w:numFmt w:val="bullet"/>
+      <w:lvlText w:val=""/>
+      <w:lvlJc w:val="left"/>
+      <w:pPr>
+        <w:tabs>
+          <w:tab w:val="num" w:pos="2880"/>
+        </w:tabs>
+        <w:ind w:left="2880" w:hanging="360"/>
+      </w:pPr>
+      <w:rPr>
+        <w:rFonts w:ascii="Wingdings" w:hAnsi="Wingdings" w:hint="default"/>
+        <w:sz w:val="20"/>
+      </w:rPr>
+    </w:lvl>
+    <w:lvl w:ilvl="4" w:tentative="1">
+      <w:start w:val="1"/>
+      <w:numFmt w:val="bullet"/>
+      <w:lvlText w:val=""/>
+      <w:lvlJc w:val="left"/>
+      <w:pPr>
+        <w:tabs>
+          <w:tab w:val="num" w:pos="3600"/>
+        </w:tabs>
+        <w:ind w:left="3600" w:hanging="360"/>
+      </w:pPr>
+      <w:rPr>
+        <w:rFonts w:ascii="Wingdings" w:hAnsi="Wingdings" w:hint="default"/>
+        <w:sz w:val="20"/>
+      </w:rPr>
+    </w:lvl>
+    <w:lvl w:ilvl="5" w:tentative="1">
+      <w:start w:val="1"/>
+      <w:numFmt w:val="bullet"/>
+      <w:lvlText w:val=""/>
+      <w:lvlJc w:val="left"/>
+      <w:pPr>
+        <w:tabs>
+          <w:tab w:val="num" w:pos="4320"/>
+        </w:tabs>
+        <w:ind w:left="4320" w:hanging="360"/>
+      </w:pPr>
+      <w:rPr>
+        <w:rFonts w:ascii="Wingdings" w:hAnsi="Wingdings" w:hint="default"/>
+        <w:sz w:val="20"/>
+      </w:rPr>
+    </w:lvl>
+    <w:lvl w:ilvl="6" w:tentative="1">
+      <w:start w:val="1"/>
+      <w:numFmt w:val="bullet"/>
+      <w:lvlText w:val=""/>
+      <w:lvlJc w:val="left"/>
+      <w:pPr>
+        <w:tabs>
+          <w:tab w:val="num" w:pos="5040"/>
+        </w:tabs>
+        <w:ind w:left="5040" w:hanging="360"/>
+      </w:pPr>
+      <w:rPr>
+        <w:rFonts w:ascii="Wingdings" w:hAnsi="Wingdings" w:hint="default"/>
+        <w:sz w:val="20"/>
+      </w:rPr>
+    </w:lvl>
+    <w:lvl w:ilvl="7" w:tentative="1">
+      <w:start w:val="1"/>
+      <w:numFmt w:val="bullet"/>
+      <w:lvlText w:val=""/>
+      <w:lvlJc w:val="left"/>
+      <w:pPr>
+        <w:tabs>
+          <w:tab w:val="num" w:pos="5760"/>
+        </w:tabs>
+        <w:ind w:left="5760" w:hanging="360"/>
+      </w:pPr>
+      <w:rPr>
+        <w:rFonts w:ascii="Wingdings" w:hAnsi="Wingdings" w:hint="default"/>
+        <w:sz w:val="20"/>
+      </w:rPr>
+    </w:lvl>
+    <w:lvl w:ilvl="8" w:tentative="1">
+      <w:start w:val="1"/>
+      <w:numFmt w:val="bullet"/>
+      <w:lvlText w:val=""/>
+      <w:lvlJc w:val="left"/>
+      <w:pPr>
+        <w:tabs>
+          <w:tab w:val="num" w:pos="6480"/>
+        </w:tabs>
+        <w:ind w:left="6480" w:hanging="360"/>
+      </w:pPr>
+      <w:rPr>
+        <w:rFonts w:ascii="Wingdings" w:hAnsi="Wingdings" w:hint="default"/>
+        <w:sz w:val="20"/>
+      </w:rPr>
+    </w:lvl>
+  </w:abstractNum>
+  <w:abstractNum w:abstractNumId="19" w15:restartNumberingAfterBreak="0">
     <w:nsid w:val="58656F2B"/>
     <w:multiLevelType w:val="multilevel"/>
     <w:tmpl w:val="1280F8F4"/>
@@ -19029,7 +21217,7 @@
       </w:rPr>
     </w:lvl>
   </w:abstractNum>
-  <w:abstractNum w:abstractNumId="15" w15:restartNumberingAfterBreak="0">
+  <w:abstractNum w:abstractNumId="20" w15:restartNumberingAfterBreak="0">
     <w:nsid w:val="5B1625A3"/>
     <w:multiLevelType w:val="multilevel"/>
     <w:tmpl w:val="54B0409C"/>
@@ -19178,7 +21366,7 @@
       </w:rPr>
     </w:lvl>
   </w:abstractNum>
-  <w:abstractNum w:abstractNumId="16" w15:restartNumberingAfterBreak="0">
+  <w:abstractNum w:abstractNumId="21" w15:restartNumberingAfterBreak="0">
     <w:nsid w:val="5CDA4F47"/>
     <w:multiLevelType w:val="multilevel"/>
     <w:tmpl w:val="2AE4D5DA"/>
@@ -19295,7 +21483,7 @@
       </w:pPr>
     </w:lvl>
   </w:abstractNum>
-  <w:abstractNum w:abstractNumId="17" w15:restartNumberingAfterBreak="0">
+  <w:abstractNum w:abstractNumId="22" w15:restartNumberingAfterBreak="0">
     <w:nsid w:val="5F574A47"/>
     <w:multiLevelType w:val="multilevel"/>
     <w:tmpl w:val="A40A7BE4"/>
@@ -19444,7 +21632,7 @@
       </w:rPr>
     </w:lvl>
   </w:abstractNum>
-  <w:abstractNum w:abstractNumId="18" w15:restartNumberingAfterBreak="0">
+  <w:abstractNum w:abstractNumId="23" w15:restartNumberingAfterBreak="0">
     <w:nsid w:val="663F5A64"/>
     <w:multiLevelType w:val="multilevel"/>
     <w:tmpl w:val="DD3CF118"/>
@@ -19561,7 +21749,7 @@
       </w:pPr>
     </w:lvl>
   </w:abstractNum>
-  <w:abstractNum w:abstractNumId="19" w15:restartNumberingAfterBreak="0">
+  <w:abstractNum w:abstractNumId="24" w15:restartNumberingAfterBreak="0">
     <w:nsid w:val="681D5F99"/>
     <w:multiLevelType w:val="multilevel"/>
     <w:tmpl w:val="8E0867BE"/>
@@ -19710,7 +21898,7 @@
       </w:rPr>
     </w:lvl>
   </w:abstractNum>
-  <w:abstractNum w:abstractNumId="20" w15:restartNumberingAfterBreak="0">
+  <w:abstractNum w:abstractNumId="25" w15:restartNumberingAfterBreak="0">
     <w:nsid w:val="714415F7"/>
     <w:multiLevelType w:val="multilevel"/>
     <w:tmpl w:val="931E81C4"/>
@@ -19823,7 +22011,7 @@
       </w:pPr>
     </w:lvl>
   </w:abstractNum>
-  <w:abstractNum w:abstractNumId="21" w15:restartNumberingAfterBreak="0">
+  <w:abstractNum w:abstractNumId="26" w15:restartNumberingAfterBreak="0">
     <w:nsid w:val="76A32368"/>
     <w:multiLevelType w:val="multilevel"/>
     <w:tmpl w:val="23DAC3B4"/>
@@ -19968,7 +22156,7 @@
       </w:rPr>
     </w:lvl>
   </w:abstractNum>
-  <w:abstractNum w:abstractNumId="22" w15:restartNumberingAfterBreak="0">
+  <w:abstractNum w:abstractNumId="27" w15:restartNumberingAfterBreak="0">
     <w:nsid w:val="7A5431A0"/>
     <w:multiLevelType w:val="multilevel"/>
     <w:tmpl w:val="2048F370"/>
@@ -20086,73 +22274,88 @@
     </w:lvl>
   </w:abstractNum>
   <w:num w:numId="1" w16cid:durableId="480539678">
-    <w:abstractNumId w:val="5"/>
+    <w:abstractNumId w:val="7"/>
   </w:num>
   <w:num w:numId="2" w16cid:durableId="1549295392">
-    <w:abstractNumId w:val="18"/>
+    <w:abstractNumId w:val="23"/>
   </w:num>
   <w:num w:numId="3" w16cid:durableId="1453669364">
-    <w:abstractNumId w:val="7"/>
+    <w:abstractNumId w:val="9"/>
   </w:num>
   <w:num w:numId="4" w16cid:durableId="2034648602">
-    <w:abstractNumId w:val="13"/>
+    <w:abstractNumId w:val="17"/>
   </w:num>
   <w:num w:numId="5" w16cid:durableId="937642905">
-    <w:abstractNumId w:val="2"/>
+    <w:abstractNumId w:val="3"/>
   </w:num>
   <w:num w:numId="6" w16cid:durableId="1360736285">
-    <w:abstractNumId w:val="22"/>
+    <w:abstractNumId w:val="27"/>
   </w:num>
   <w:num w:numId="7" w16cid:durableId="1234314148">
     <w:abstractNumId w:val="0"/>
   </w:num>
   <w:num w:numId="8" w16cid:durableId="74785251">
+    <w:abstractNumId w:val="2"/>
+  </w:num>
+  <w:num w:numId="9" w16cid:durableId="1703555296">
+    <w:abstractNumId w:val="25"/>
+  </w:num>
+  <w:num w:numId="10" w16cid:durableId="1134906380">
+    <w:abstractNumId w:val="6"/>
+  </w:num>
+  <w:num w:numId="11" w16cid:durableId="259412349">
+    <w:abstractNumId w:val="12"/>
+  </w:num>
+  <w:num w:numId="12" w16cid:durableId="897983578">
+    <w:abstractNumId w:val="26"/>
+  </w:num>
+  <w:num w:numId="13" w16cid:durableId="1128160474">
+    <w:abstractNumId w:val="14"/>
+  </w:num>
+  <w:num w:numId="14" w16cid:durableId="854149088">
+    <w:abstractNumId w:val="19"/>
+  </w:num>
+  <w:num w:numId="15" w16cid:durableId="1406489176">
+    <w:abstractNumId w:val="4"/>
+  </w:num>
+  <w:num w:numId="16" w16cid:durableId="1064643590">
+    <w:abstractNumId w:val="10"/>
+  </w:num>
+  <w:num w:numId="17" w16cid:durableId="1019232028">
+    <w:abstractNumId w:val="8"/>
+  </w:num>
+  <w:num w:numId="18" w16cid:durableId="769857890">
+    <w:abstractNumId w:val="16"/>
+  </w:num>
+  <w:num w:numId="19" w16cid:durableId="973099603">
+    <w:abstractNumId w:val="22"/>
+  </w:num>
+  <w:num w:numId="20" w16cid:durableId="975914397">
+    <w:abstractNumId w:val="24"/>
+  </w:num>
+  <w:num w:numId="21" w16cid:durableId="355621761">
+    <w:abstractNumId w:val="20"/>
+  </w:num>
+  <w:num w:numId="22" w16cid:durableId="1670059583">
+    <w:abstractNumId w:val="11"/>
+  </w:num>
+  <w:num w:numId="23" w16cid:durableId="1599286283">
+    <w:abstractNumId w:val="21"/>
+  </w:num>
+  <w:num w:numId="24" w16cid:durableId="1235697766">
+    <w:abstractNumId w:val="5"/>
+  </w:num>
+  <w:num w:numId="25" w16cid:durableId="969214002">
+    <w:abstractNumId w:val="15"/>
+  </w:num>
+  <w:num w:numId="26" w16cid:durableId="732702974">
     <w:abstractNumId w:val="1"/>
   </w:num>
-  <w:num w:numId="9" w16cid:durableId="1703555296">
-    <w:abstractNumId w:val="20"/>
+  <w:num w:numId="27" w16cid:durableId="1432627951">
+    <w:abstractNumId w:val="18"/>
   </w:num>
-  <w:num w:numId="10" w16cid:durableId="1134906380">
-    <w:abstractNumId w:val="4"/>
-  </w:num>
-  <w:num w:numId="11" w16cid:durableId="259412349">
-    <w:abstractNumId w:val="10"/>
-  </w:num>
-  <w:num w:numId="12" w16cid:durableId="897983578">
-    <w:abstractNumId w:val="21"/>
-  </w:num>
-  <w:num w:numId="13" w16cid:durableId="1128160474">
-    <w:abstractNumId w:val="11"/>
-  </w:num>
-  <w:num w:numId="14" w16cid:durableId="854149088">
-    <w:abstractNumId w:val="14"/>
-  </w:num>
-  <w:num w:numId="15" w16cid:durableId="1406489176">
-    <w:abstractNumId w:val="3"/>
-  </w:num>
-  <w:num w:numId="16" w16cid:durableId="1064643590">
-    <w:abstractNumId w:val="8"/>
-  </w:num>
-  <w:num w:numId="17" w16cid:durableId="1019232028">
-    <w:abstractNumId w:val="6"/>
-  </w:num>
-  <w:num w:numId="18" w16cid:durableId="769857890">
-    <w:abstractNumId w:val="12"/>
-  </w:num>
-  <w:num w:numId="19" w16cid:durableId="973099603">
-    <w:abstractNumId w:val="17"/>
-  </w:num>
-  <w:num w:numId="20" w16cid:durableId="975914397">
-    <w:abstractNumId w:val="19"/>
-  </w:num>
-  <w:num w:numId="21" w16cid:durableId="355621761">
-    <w:abstractNumId w:val="15"/>
-  </w:num>
-  <w:num w:numId="22" w16cid:durableId="1670059583">
-    <w:abstractNumId w:val="9"/>
-  </w:num>
-  <w:num w:numId="23" w16cid:durableId="1599286283">
-    <w:abstractNumId w:val="16"/>
+  <w:num w:numId="28" w16cid:durableId="362364665">
+    <w:abstractNumId w:val="13"/>
   </w:num>
 </w:numbering>
 </file>
